--- a/deliverables/Sparkle-Study-IRB-Protocol.docx
+++ b/deliverables/Sparkle-Study-IRB-Protocol.docx
@@ -2506,6 +2506,125 @@
         <w:t xml:space="preserve">a condition of participation in the main study, and the decision to undergo liposuction is made independently of this research, on clinical grounds, by the treating surgeon.</w:t>
       </w:r>
     </w:p>
+    <w:p>
+      <w:pPr>
+        <w:pStyle w:val="BodyText"/>
+      </w:pPr>
+      <w:r>
+        <w:rPr>
+          <w:b/>
+          <w:bCs/>
+        </w:rPr>
+        <w:t xml:space="preserve">Who may take this consent, and when.</w:t>
+      </w:r>
+      <w:r>
+        <w:t xml:space="preserve"> </w:t>
+      </w:r>
+      <w:r>
+        <w:t xml:space="preserve">Consent for the tissue sub-study is taken by a member of the research team who has</w:t>
+      </w:r>
+      <w:r>
+        <w:t xml:space="preserve"> </w:t>
+      </w:r>
+      <w:r>
+        <w:rPr>
+          <w:b/>
+          <w:bCs/>
+        </w:rPr>
+        <w:t xml:space="preserve">no role in the participant’s surgery</w:t>
+      </w:r>
+      <w:r>
+        <w:t xml:space="preserve">, and is</w:t>
+      </w:r>
+      <w:r>
+        <w:t xml:space="preserve"> </w:t>
+      </w:r>
+      <w:r>
+        <w:rPr>
+          <w:b/>
+          <w:bCs/>
+        </w:rPr>
+        <w:t xml:space="preserve">not taken on the day of surgery</w:t>
+      </w:r>
+      <w:r>
+        <w:t xml:space="preserve"> </w:t>
+      </w:r>
+      <w:r>
+        <w:t xml:space="preserve">— a minimum interval of</w:t>
+      </w:r>
+      <w:r>
+        <w:t xml:space="preserve"> </w:t>
+      </w:r>
+      <w:r>
+        <w:rPr>
+          <w:rStyle w:val="VerbatimChar"/>
+        </w:rPr>
+        <w:t xml:space="preserve">[7]</w:t>
+      </w:r>
+      <w:r>
+        <w:t xml:space="preserve"> </w:t>
+      </w:r>
+      <w:r>
+        <w:t xml:space="preserve">days is required between consent and the operative date. Consent taken by the operating surgeon, or in the immediate pre-operative period, creates a recognised risk of coercion and therapeutic misconception and is prohibited under this protocol.</w:t>
+      </w:r>
+    </w:p>
+    <w:p>
+      <w:pPr>
+        <w:pStyle w:val="BodyText"/>
+      </w:pPr>
+      <w:r>
+        <w:rPr>
+          <w:b/>
+          <w:bCs/>
+        </w:rPr>
+        <w:t xml:space="preserve">Declaration of interest.</w:t>
+      </w:r>
+      <w:r>
+        <w:t xml:space="preserve"> </w:t>
+      </w:r>
+      <w:r>
+        <w:t xml:space="preserve">Any financial or professional interest held by an investigator in the liposuction service from which participants are drawn is declared in the protocol, to the IRB, in the participant information sheet, and in any publication.</w:t>
+      </w:r>
+      <w:r>
+        <w:t xml:space="preserve"> </w:t>
+      </w:r>
+      <w:r>
+        <w:rPr>
+          <w:rStyle w:val="VerbatimChar"/>
+        </w:rPr>
+        <w:t xml:space="preserve">[Investigator interests to be declared here — state explicitly, including "none" if none.]</w:t>
+      </w:r>
+    </w:p>
+    <w:p>
+      <w:pPr>
+        <w:pStyle w:val="BodyText"/>
+      </w:pPr>
+      <w:r>
+        <w:rPr>
+          <w:b/>
+          <w:bCs/>
+        </w:rPr>
+        <w:t xml:space="preserve">Tissue governance.</w:t>
+      </w:r>
+      <w:r>
+        <w:t xml:space="preserve"> </w:t>
+      </w:r>
+      <w:r>
+        <w:t xml:space="preserve">Specimens are retained under</w:t>
+      </w:r>
+      <w:r>
+        <w:t xml:space="preserve"> </w:t>
+      </w:r>
+      <w:r>
+        <w:rPr>
+          <w:rStyle w:val="VerbatimChar"/>
+        </w:rPr>
+        <w:t xml:space="preserve">[institutional tissue authority / HTA licence reference]</w:t>
+      </w:r>
+      <w:r>
+        <w:t xml:space="preserve">. Retention period, destruction policy, and whether any residual tissue is banked for future unspecified research — which requires its own separate and explicitly optional consent — are stated in §7 and in the consent form.</w:t>
+      </w:r>
+    </w:p>
     <w:bookmarkEnd w:id="32"/>
     <w:bookmarkStart w:id="33" w:name="sex-distribution"/>
     <w:p>
@@ -3625,7 +3744,7 @@
     <w:bookmarkEnd w:id="43"/>
     <w:bookmarkEnd w:id="44"/>
     <w:bookmarkEnd w:id="45"/>
-    <w:bookmarkStart w:id="57" w:name="study-procedures"/>
+    <w:bookmarkStart w:id="58" w:name="study-procedures"/>
     <w:p>
       <w:pPr>
         <w:pStyle w:val="Heading1"/>
@@ -4391,7 +4510,7 @@
       </w:r>
     </w:p>
     <w:bookmarkEnd w:id="50"/>
-    <w:bookmarkStart w:id="55" w:name="Xe7406fceec711255764a30abf1e43815af12ce1"/>
+    <w:bookmarkStart w:id="56" w:name="Xe7406fceec711255764a30abf1e43815af12ce1"/>
     <w:p>
       <w:pPr>
         <w:pStyle w:val="Heading2"/>
@@ -4987,65 +5106,20 @@
           <w:b/>
           <w:bCs/>
         </w:rPr>
-        <w:t xml:space="preserve">randomised</w:t>
-      </w:r>
-      <w:r>
-        <w:t xml:space="preserve"> </w:t>
-      </w:r>
-      <w:r>
-        <w:t xml:space="preserve">per participant</w:t>
-      </w:r>
-      <w:r>
-        <w:t xml:space="preserve"> </w:t>
-      </w:r>
-      <w:r>
-        <w:t xml:space="preserve">- Operator assignment is</w:t>
-      </w:r>
-      <w:r>
-        <w:t xml:space="preserve"> </w:t>
-      </w:r>
-      <w:r>
-        <w:rPr>
-          <w:b/>
-          <w:bCs/>
-        </w:rPr>
-        <w:t xml:space="preserve">randomised</w:t>
-      </w:r>
-      <w:r>
-        <w:t xml:space="preserve"> </w:t>
-      </w:r>
-      <w:r>
-        <w:t xml:space="preserve">or balanced across arms</w:t>
-      </w:r>
-      <w:r>
-        <w:t xml:space="preserve"> </w:t>
-      </w:r>
-      <w:r>
-        <w:t xml:space="preserve">- Recruitment logs record operator, console, date and time for every participant, and</w:t>
-      </w:r>
-      <w:r>
-        <w:t xml:space="preserve"> </w:t>
-      </w:r>
-      <w:r>
-        <w:rPr>
-          <w:b/>
-          <w:bCs/>
-        </w:rPr>
-        <w:t xml:space="preserve">balance across arms is monitored monthly</w:t>
-      </w:r>
-      <w:r>
-        <w:t xml:space="preserve">, with corrective allocation if imbalance emerges</w:t>
+        <w:t xml:space="preserve">block-allocated by arm</w:t>
+      </w:r>
+      <w:r>
+        <w:t xml:space="preserve">, not simply randomised. At n = 100, simple randomisation can leave a material imbalance, and if lipoedema participants are scanned disproportionately on one console the model can learn the console instead of the disease. Blocks are stratified by arm so each console carries a near-equal share of both groups. Console ID, probe serial and software version are recorded per acquisition</w:t>
       </w:r>
     </w:p>
     <w:bookmarkEnd w:id="54"/>
-    <w:bookmarkEnd w:id="55"/>
-    <w:bookmarkStart w:id="56" w:name="histological-sub-study-procedure"/>
-    <w:p>
-      <w:pPr>
-        <w:pStyle w:val="Heading2"/>
-      </w:pPr>
-      <w:r>
-        <w:t xml:space="preserve">6.7 Histological sub-study procedure</w:t>
+    <w:bookmarkStart w:id="55" w:name="X737323e5e7090ea240847e2760a47522cf5c74f"/>
+    <w:p>
+      <w:pPr>
+        <w:pStyle w:val="Heading3"/>
+      </w:pPr>
+      <w:r>
+        <w:t xml:space="preserve">6.2A Operator blinding and contact force — two acknowledged weak points</w:t>
       </w:r>
     </w:p>
     <w:p>
@@ -5053,7 +5127,57 @@
         <w:pStyle w:val="FirstParagraph"/>
       </w:pPr>
       <w:r>
-        <w:t xml:space="preserve">For consenting Arm A participants undergoing clinically indicated liposuction:</w:t>
+        <w:rPr>
+          <w:b/>
+          <w:bCs/>
+        </w:rPr>
+        <w:t xml:space="preserve">The sonographer cannot be fully blinded, and the protocol says so rather than implying otherwise.</w:t>
+      </w:r>
+      <w:r>
+        <w:t xml:space="preserve"> </w:t>
+      </w:r>
+      <w:r>
+        <w:t xml:space="preserve">Locking the diagnostic label before imaging (§5.1) prevents the label from being</w:t>
+      </w:r>
+      <w:r>
+        <w:t xml:space="preserve"> </w:t>
+      </w:r>
+      <w:r>
+        <w:rPr>
+          <w:i/>
+          <w:iCs/>
+        </w:rPr>
+        <w:t xml:space="preserve">revised</w:t>
+      </w:r>
+      <w:r>
+        <w:t xml:space="preserve"> </w:t>
+      </w:r>
+      <w:r>
+        <w:t xml:space="preserve">to fit the images; it does</w:t>
+      </w:r>
+      <w:r>
+        <w:t xml:space="preserve"> </w:t>
+      </w:r>
+      <w:r>
+        <w:rPr>
+          <w:b/>
+          <w:bCs/>
+        </w:rPr>
+        <w:t xml:space="preserve">not</w:t>
+      </w:r>
+      <w:r>
+        <w:t xml:space="preserve"> </w:t>
+      </w:r>
+      <w:r>
+        <w:t xml:space="preserve">blind the person holding the probe. The lipoedema phenotype is visible and palpable at the moment of scanning. An operator who knows the group could, without any intent to deceive, optimise differently.</w:t>
+      </w:r>
+    </w:p>
+    <w:p>
+      <w:pPr>
+        <w:pStyle w:val="BodyText"/>
+      </w:pPr>
+      <w:r>
+        <w:t xml:space="preserve">Mitigations, in descending order of strength:</w:t>
       </w:r>
     </w:p>
     <w:p>
@@ -5069,10 +5193,41 @@
           <w:b/>
           <w:bCs/>
         </w:rPr>
-        <w:t xml:space="preserve">Pre-operatively</w:t>
-      </w:r>
-      <w:r>
-        <w:t xml:space="preserve">, a defined site is scanned with the full protocol and marked on the skin.</w:t>
+        <w:t xml:space="preserve">Contact force is measured, not merely instructed.</w:t>
+      </w:r>
+      <w:r>
+        <w:t xml:space="preserve"> </w:t>
+      </w:r>
+      <w:r>
+        <w:t xml:space="preserve">“Light pressure”</w:t>
+      </w:r>
+      <w:r>
+        <w:t xml:space="preserve"> </w:t>
+      </w:r>
+      <w:r>
+        <w:t xml:space="preserve">is not reproducible between operators or across a session, and probe pressure materially alters fat echotexture and layer thickness. An inline force sensor or fixed-thickness standoff pad is used with a</w:t>
+      </w:r>
+      <w:r>
+        <w:t xml:space="preserve"> </w:t>
+      </w:r>
+      <w:r>
+        <w:rPr>
+          <w:b/>
+          <w:bCs/>
+        </w:rPr>
+        <w:t xml:space="preserve">pre-specified acceptance window</w:t>
+      </w:r>
+      <w:r>
+        <w:t xml:space="preserve">, and acquisitions outside it are rejected and repeated.</w:t>
+      </w:r>
+      <w:r>
+        <w:t xml:space="preserve"> </w:t>
+      </w:r>
+      <w:r>
+        <w:rPr>
+          <w:rStyle w:val="VerbatimChar"/>
+        </w:rPr>
+        <w:t xml:space="preserve">[Acceptance window to be set in Phase 0 — e.g. 1–3 N.]</w:t>
       </w:r>
     </w:p>
     <w:p>
@@ -5088,20 +5243,13 @@
           <w:b/>
           <w:bCs/>
         </w:rPr>
-        <w:t xml:space="preserve">Intra-operatively</w:t>
-      </w:r>
-      <w:r>
-        <w:t xml:space="preserve">, tissue is collected from that marked site as part of the liposuction that is being performed anyway.</w:t>
-      </w:r>
-      <w:r>
-        <w:t xml:space="preserve"> </w:t>
-      </w:r>
-      <w:r>
-        <w:rPr>
-          <w:b/>
-          <w:bCs/>
-        </w:rPr>
-        <w:t xml:space="preserve">No additional incision, no additional anaesthesia, no additional operative time.</w:t>
+        <w:t xml:space="preserve">The console is locked (§6.1).</w:t>
+      </w:r>
+      <w:r>
+        <w:t xml:space="preserve"> </w:t>
+      </w:r>
+      <w:r>
+        <w:t xml:space="preserve">With gain, TGC, dynamic range, grey map, focus and frequency all fixed in a named preset, the principal levers by which operator knowledge could bias image appearance are unavailable.</w:t>
       </w:r>
     </w:p>
     <w:p>
@@ -5113,34 +5261,99 @@
         </w:numPr>
       </w:pPr>
       <w:r>
-        <w:t xml:space="preserve">Specimens are analysed by a pathologist blinded to ultrasound findings for adipocyte diameter distribution, septal fibrosis grade, inflammatory infiltrate and interstitial fluid.</w:t>
-      </w:r>
-    </w:p>
-    <w:p>
-      <w:r>
-        <w:pict>
-          <v:rect style="width:0;height:1.5pt" o:hralign="center" o:hrstd="t" o:hr="t"/>
-        </w:pict>
-      </w:r>
-    </w:p>
+        <w:rPr>
+          <w:b/>
+          <w:bCs/>
+        </w:rPr>
+        <w:t xml:space="preserve">All downstream analysis is blinded.</w:t>
+      </w:r>
+      <w:r>
+        <w:t xml:space="preserve"> </w:t>
+      </w:r>
+      <w:r>
+        <w:t xml:space="preserve">ROI placement and feature extraction are performed on de-identified, randomly ordered images with machine text, depth scale and annotation cropped, by an analyst blinded to arm and site. ROI placement follows a fixed-geometry rule — fixed area, fixed band relative to the dermal–subcutaneous interface, fixed count per site — or is automated, so the analyst retains no discretion.</w:t>
+      </w:r>
+    </w:p>
+    <w:p>
+      <w:pPr>
+        <w:pStyle w:val="Compact"/>
+        <w:numPr>
+          <w:ilvl w:val="0"/>
+          <w:numId w:val="1013"/>
+        </w:numPr>
+      </w:pPr>
+      <w:r>
+        <w:rPr>
+          <w:b/>
+          <w:bCs/>
+        </w:rPr>
+        <w:t xml:space="preserve">Sonographers are not told the study hypothesis</w:t>
+      </w:r>
+      <w:r>
+        <w:t xml:space="preserve"> </w:t>
+      </w:r>
+      <w:r>
+        <w:t xml:space="preserve">in operational terms, and do not see the sparkle metrics at any point.</w:t>
+      </w:r>
+    </w:p>
+    <w:p>
+      <w:pPr>
+        <w:pStyle w:val="FirstParagraph"/>
+      </w:pPr>
+      <w:r>
+        <w:t xml:space="preserve">This residual risk is recorded in §14 as a declared limitation. It is mitigated, not eliminated.</w:t>
+      </w:r>
+      <w:r>
+        <w:t xml:space="preserve"> </w:t>
+      </w:r>
+      <w:r>
+        <w:t xml:space="preserve">- Operator assignment is</w:t>
+      </w:r>
+      <w:r>
+        <w:t xml:space="preserve"> </w:t>
+      </w:r>
+      <w:r>
+        <w:rPr>
+          <w:b/>
+          <w:bCs/>
+        </w:rPr>
+        <w:t xml:space="preserve">randomised</w:t>
+      </w:r>
+      <w:r>
+        <w:t xml:space="preserve"> </w:t>
+      </w:r>
+      <w:r>
+        <w:t xml:space="preserve">or balanced across arms</w:t>
+      </w:r>
+      <w:r>
+        <w:t xml:space="preserve"> </w:t>
+      </w:r>
+      <w:r>
+        <w:t xml:space="preserve">- Recruitment logs record operator, console, date and time for every participant, and</w:t>
+      </w:r>
+      <w:r>
+        <w:t xml:space="preserve"> </w:t>
+      </w:r>
+      <w:r>
+        <w:rPr>
+          <w:b/>
+          <w:bCs/>
+        </w:rPr>
+        <w:t xml:space="preserve">balance across arms is monitored monthly</w:t>
+      </w:r>
+      <w:r>
+        <w:t xml:space="preserve">, with corrective allocation if imbalance emerges</w:t>
+      </w:r>
+    </w:p>
+    <w:bookmarkEnd w:id="55"/>
     <w:bookmarkEnd w:id="56"/>
-    <w:bookmarkEnd w:id="57"/>
-    <w:bookmarkStart w:id="70" w:name="data-management"/>
-    <w:p>
-      <w:pPr>
-        <w:pStyle w:val="Heading1"/>
-      </w:pPr>
-      <w:r>
-        <w:t xml:space="preserve">7. Data Management</w:t>
-      </w:r>
-    </w:p>
-    <w:bookmarkStart w:id="58" w:name="de-identification"/>
+    <w:bookmarkStart w:id="57" w:name="histological-sub-study-procedure"/>
     <w:p>
       <w:pPr>
         <w:pStyle w:val="Heading2"/>
       </w:pPr>
       <w:r>
-        <w:t xml:space="preserve">7.1 De-identification</w:t>
+        <w:t xml:space="preserve">6.7 Histological sub-study procedure</w:t>
       </w:r>
     </w:p>
     <w:p>
@@ -5148,7 +5361,7 @@
         <w:pStyle w:val="FirstParagraph"/>
       </w:pPr>
       <w:r>
-        <w:t xml:space="preserve">DICOM files contain protected health information in header fields and sometimes burned into pixel data. Before any analysis:</w:t>
+        <w:t xml:space="preserve">For consenting Arm A participants undergoing clinically indicated liposuction:</w:t>
       </w:r>
     </w:p>
     <w:p>
@@ -5160,7 +5373,14 @@
         </w:numPr>
       </w:pPr>
       <w:r>
-        <w:t xml:space="preserve">All DICOM headers are stripped of identifiers using a validated anonymisation tool, retaining only acquisition parameters required for analysis</w:t>
+        <w:rPr>
+          <w:b/>
+          <w:bCs/>
+        </w:rPr>
+        <w:t xml:space="preserve">Pre-operatively</w:t>
+      </w:r>
+      <w:r>
+        <w:t xml:space="preserve">, a defined site is scanned with the full protocol and marked on the skin.</w:t>
       </w:r>
     </w:p>
     <w:p>
@@ -5172,7 +5392,24 @@
         </w:numPr>
       </w:pPr>
       <w:r>
-        <w:t xml:space="preserve">Any burned-in text is masked</w:t>
+        <w:rPr>
+          <w:b/>
+          <w:bCs/>
+        </w:rPr>
+        <w:t xml:space="preserve">Intra-operatively</w:t>
+      </w:r>
+      <w:r>
+        <w:t xml:space="preserve">, tissue is collected from that marked site as part of the liposuction that is being performed anyway.</w:t>
+      </w:r>
+      <w:r>
+        <w:t xml:space="preserve"> </w:t>
+      </w:r>
+      <w:r>
+        <w:rPr>
+          <w:b/>
+          <w:bCs/>
+        </w:rPr>
+        <w:t xml:space="preserve">No additional incision, no additional anaesthesia, no additional operative time.</w:t>
       </w:r>
     </w:p>
     <w:p>
@@ -5184,6 +5421,77 @@
         </w:numPr>
       </w:pPr>
       <w:r>
+        <w:t xml:space="preserve">Specimens are analysed by a pathologist blinded to ultrasound findings for adipocyte diameter distribution, septal fibrosis grade, inflammatory infiltrate and interstitial fluid.</w:t>
+      </w:r>
+    </w:p>
+    <w:p>
+      <w:r>
+        <w:pict>
+          <v:rect style="width:0;height:1.5pt" o:hralign="center" o:hrstd="t" o:hr="t"/>
+        </w:pict>
+      </w:r>
+    </w:p>
+    <w:bookmarkEnd w:id="57"/>
+    <w:bookmarkEnd w:id="58"/>
+    <w:bookmarkStart w:id="71" w:name="data-management"/>
+    <w:p>
+      <w:pPr>
+        <w:pStyle w:val="Heading1"/>
+      </w:pPr>
+      <w:r>
+        <w:t xml:space="preserve">7. Data Management</w:t>
+      </w:r>
+    </w:p>
+    <w:bookmarkStart w:id="59" w:name="de-identification"/>
+    <w:p>
+      <w:pPr>
+        <w:pStyle w:val="Heading2"/>
+      </w:pPr>
+      <w:r>
+        <w:t xml:space="preserve">7.1 De-identification</w:t>
+      </w:r>
+    </w:p>
+    <w:p>
+      <w:pPr>
+        <w:pStyle w:val="FirstParagraph"/>
+      </w:pPr>
+      <w:r>
+        <w:t xml:space="preserve">DICOM files contain protected health information in header fields and sometimes burned into pixel data. Before any analysis:</w:t>
+      </w:r>
+    </w:p>
+    <w:p>
+      <w:pPr>
+        <w:pStyle w:val="Compact"/>
+        <w:numPr>
+          <w:ilvl w:val="0"/>
+          <w:numId w:val="1015"/>
+        </w:numPr>
+      </w:pPr>
+      <w:r>
+        <w:t xml:space="preserve">All DICOM headers are stripped of identifiers using a validated anonymisation tool, retaining only acquisition parameters required for analysis</w:t>
+      </w:r>
+    </w:p>
+    <w:p>
+      <w:pPr>
+        <w:pStyle w:val="Compact"/>
+        <w:numPr>
+          <w:ilvl w:val="0"/>
+          <w:numId w:val="1015"/>
+        </w:numPr>
+      </w:pPr>
+      <w:r>
+        <w:t xml:space="preserve">Any burned-in text is masked</w:t>
+      </w:r>
+    </w:p>
+    <w:p>
+      <w:pPr>
+        <w:pStyle w:val="Compact"/>
+        <w:numPr>
+          <w:ilvl w:val="0"/>
+          <w:numId w:val="1015"/>
+        </w:numPr>
+      </w:pPr>
+      <w:r>
         <w:t xml:space="preserve">Each participant is assigned a</w:t>
       </w:r>
       <w:r>
@@ -5200,8 +5508,8 @@
         <w:t xml:space="preserve">; the linking key is held separately in an encrypted file accessible only to the PI and study coordinator</w:t>
       </w:r>
     </w:p>
-    <w:bookmarkEnd w:id="58"/>
-    <w:bookmarkStart w:id="62" w:name="X361bbac7bd7541a3aed670b91d810124e094e69"/>
+    <w:bookmarkEnd w:id="59"/>
+    <w:bookmarkStart w:id="63" w:name="X361bbac7bd7541a3aed670b91d810124e094e69"/>
     <w:p>
       <w:pPr>
         <w:pStyle w:val="Heading2"/>
@@ -5246,7 +5554,7 @@
         <w:t xml:space="preserve">and cannot be quietly exploiting a clinical covariate or a phrase in a report. Any performance the model achieves is attributable to the ultrasound signal.</w:t>
       </w:r>
     </w:p>
-    <w:bookmarkStart w:id="59" w:name="what-is-exported"/>
+    <w:bookmarkStart w:id="60" w:name="what-is-exported"/>
     <w:p>
       <w:pPr>
         <w:pStyle w:val="Heading3"/>
@@ -5424,8 +5732,8 @@
         </w:tc>
       </w:tr>
     </w:tbl>
-    <w:bookmarkEnd w:id="59"/>
-    <w:bookmarkStart w:id="60" w:name="burned-in-annotation-must-be-removed"/>
+    <w:bookmarkEnd w:id="60"/>
+    <w:bookmarkStart w:id="61" w:name="burned-in-annotation-must-be-removed"/>
     <w:p>
       <w:pPr>
         <w:pStyle w:val="Heading3"/>
@@ -5456,190 +5764,6 @@
       </w:r>
       <w:r>
         <w:t xml:space="preserve">— institution name, patient name, date, operator initials, exam description, preset name. Any of these can leak class information into an image-only pipeline.</w:t>
-      </w:r>
-    </w:p>
-    <w:p>
-      <w:pPr>
-        <w:pStyle w:val="Compact"/>
-        <w:numPr>
-          <w:ilvl w:val="0"/>
-          <w:numId w:val="1015"/>
-        </w:numPr>
-      </w:pPr>
-      <w:r>
-        <w:t xml:space="preserve">Every image is passed through</w:t>
-      </w:r>
-      <w:r>
-        <w:t xml:space="preserve"> </w:t>
-      </w:r>
-      <w:r>
-        <w:rPr>
-          <w:b/>
-          <w:bCs/>
-        </w:rPr>
-        <w:t xml:space="preserve">automated burned-in-text masking</w:t>
-      </w:r>
-      <w:r>
-        <w:t xml:space="preserve">, with the masked region fixed and identical for all images so masking itself does not encode class</w:t>
-      </w:r>
-    </w:p>
-    <w:p>
-      <w:pPr>
-        <w:pStyle w:val="Compact"/>
-        <w:numPr>
-          <w:ilvl w:val="0"/>
-          <w:numId w:val="1015"/>
-        </w:numPr>
-      </w:pPr>
-      <w:r>
-        <w:t xml:space="preserve">A</w:t>
-      </w:r>
-      <w:r>
-        <w:t xml:space="preserve"> </w:t>
-      </w:r>
-      <w:r>
-        <w:rPr>
-          <w:b/>
-          <w:bCs/>
-        </w:rPr>
-        <w:t xml:space="preserve">manual audit of a random 10% sample</w:t>
-      </w:r>
-      <w:r>
-        <w:t xml:space="preserve"> </w:t>
-      </w:r>
-      <w:r>
-        <w:t xml:space="preserve">verifies masking before analysis begins</w:t>
-      </w:r>
-    </w:p>
-    <w:p>
-      <w:pPr>
-        <w:pStyle w:val="Compact"/>
-        <w:numPr>
-          <w:ilvl w:val="0"/>
-          <w:numId w:val="1015"/>
-        </w:numPr>
-      </w:pPr>
-      <w:r>
-        <w:rPr>
-          <w:b/>
-          <w:bCs/>
-        </w:rPr>
-        <w:t xml:space="preserve">The site/exam label baked in by the console is a specific hazard.</w:t>
-      </w:r>
-      <w:r>
-        <w:t xml:space="preserve"> </w:t>
-      </w:r>
-      <w:r>
-        <w:t xml:space="preserve">If, for example, the operator types a different exam description for cases than controls, that text is class information sitting in the pixel array. Exam descriptions are standardised across arms, and masked regardless</w:t>
-      </w:r>
-    </w:p>
-    <w:bookmarkEnd w:id="60"/>
-    <w:bookmarkStart w:id="61" w:name="labels-are-supplied-separately"/>
-    <w:p>
-      <w:pPr>
-        <w:pStyle w:val="Heading3"/>
-      </w:pPr>
-      <w:r>
-        <w:t xml:space="preserve">Labels are supplied separately</w:t>
-      </w:r>
-    </w:p>
-    <w:p>
-      <w:pPr>
-        <w:pStyle w:val="FirstParagraph"/>
-      </w:pPr>
-      <w:r>
-        <w:t xml:space="preserve">Class labels are held in a separate file keyed by study ID, containing</w:t>
-      </w:r>
-      <w:r>
-        <w:t xml:space="preserve"> </w:t>
-      </w:r>
-      <w:r>
-        <w:rPr>
-          <w:b/>
-          <w:bCs/>
-        </w:rPr>
-        <w:t xml:space="preserve">only</w:t>
-      </w:r>
-      <w:r>
-        <w:t xml:space="preserve"> </w:t>
-      </w:r>
-      <w:r>
-        <w:t xml:space="preserve">study ID and class. Clinical variables required for the statistical analyses (thickness covariate for H2, variant stratification, histology for H3) are held by the statistical team and are</w:t>
-      </w:r>
-      <w:r>
-        <w:t xml:space="preserve"> </w:t>
-      </w:r>
-      <w:r>
-        <w:rPr>
-          <w:b/>
-          <w:bCs/>
-        </w:rPr>
-        <w:t xml:space="preserve">never joined to the image set that the model sees</w:t>
-      </w:r>
-      <w:r>
-        <w:t xml:space="preserve">.</w:t>
-      </w:r>
-    </w:p>
-    <w:bookmarkEnd w:id="61"/>
-    <w:bookmarkEnd w:id="62"/>
-    <w:bookmarkStart w:id="67" w:name="Xd36ada2e27c9e202bceb82f463d6f53719aec2f"/>
-    <w:p>
-      <w:pPr>
-        <w:pStyle w:val="Heading2"/>
-      </w:pPr>
-      <w:r>
-        <w:t xml:space="preserve">7.1B Computing environment — local, air-gapped processing</w:t>
-      </w:r>
-    </w:p>
-    <w:p>
-      <w:pPr>
-        <w:pStyle w:val="FirstParagraph"/>
-      </w:pPr>
-      <w:r>
-        <w:t xml:space="preserve">All image processing, feature extraction and model training are performed</w:t>
-      </w:r>
-      <w:r>
-        <w:t xml:space="preserve"> </w:t>
-      </w:r>
-      <w:r>
-        <w:rPr>
-          <w:b/>
-          <w:bCs/>
-        </w:rPr>
-        <w:t xml:space="preserve">locally on a dedicated NVIDIA DGX Spark workstation held within the institution</w:t>
-      </w:r>
-      <w:r>
-        <w:t xml:space="preserve">.</w:t>
-      </w:r>
-      <w:r>
-        <w:t xml:space="preserve"> </w:t>
-      </w:r>
-      <w:r>
-        <w:rPr>
-          <w:rStyle w:val="VerbatimChar"/>
-        </w:rPr>
-        <w:t xml:space="preserve">[Exact model, unified memory capacity and storage to be recorded.]</w:t>
-      </w:r>
-    </w:p>
-    <w:bookmarkStart w:id="63" w:name="b.1-no-internet-egress"/>
-    <w:p>
-      <w:pPr>
-        <w:pStyle w:val="Heading3"/>
-      </w:pPr>
-      <w:r>
-        <w:t xml:space="preserve">7.1B.1 No internet egress</w:t>
-      </w:r>
-    </w:p>
-    <w:p>
-      <w:pPr>
-        <w:pStyle w:val="FirstParagraph"/>
-      </w:pPr>
-      <w:r>
-        <w:rPr>
-          <w:b/>
-          <w:bCs/>
-        </w:rPr>
-        <w:t xml:space="preserve">No image, derived feature, or participant datum leaves the institutional environment at any point.</w:t>
       </w:r>
     </w:p>
     <w:p>
@@ -5651,32 +5775,20 @@
         </w:numPr>
       </w:pPr>
       <w:r>
-        <w:t xml:space="preserve">The analysis workstation operates</w:t>
-      </w:r>
-      <w:r>
-        <w:t xml:space="preserve"> </w:t>
-      </w:r>
-      <w:r>
-        <w:rPr>
-          <w:b/>
-          <w:bCs/>
-        </w:rPr>
-        <w:t xml:space="preserve">without internet connectivity</w:t>
-      </w:r>
-      <w:r>
-        <w:t xml:space="preserve"> </w:t>
-      </w:r>
-      <w:r>
-        <w:t xml:space="preserve">for study processing; network isolation is enforced</w:t>
-      </w:r>
-      <w:r>
-        <w:t xml:space="preserve"> </w:t>
-      </w:r>
-      <w:r>
-        <w:rPr>
-          <w:rStyle w:val="VerbatimChar"/>
-        </w:rPr>
-        <w:t xml:space="preserve">[by air-gap / by firewall rule restricting all outbound traffic — specify]</w:t>
+        <w:t xml:space="preserve">Every image is passed through</w:t>
+      </w:r>
+      <w:r>
+        <w:t xml:space="preserve"> </w:t>
+      </w:r>
+      <w:r>
+        <w:rPr>
+          <w:b/>
+          <w:bCs/>
+        </w:rPr>
+        <w:t xml:space="preserve">automated burned-in-text masking</w:t>
+      </w:r>
+      <w:r>
+        <w:t xml:space="preserve">, with the masked region fixed and identical for all images so masking itself does not encode class</w:t>
       </w:r>
     </w:p>
     <w:p>
@@ -5688,17 +5800,23 @@
         </w:numPr>
       </w:pPr>
       <w:r>
-        <w:rPr>
-          <w:b/>
-          <w:bCs/>
-        </w:rPr>
-        <w:t xml:space="preserve">No cloud computing, no third-party processing, no external application programming interfaces.</w:t>
-      </w:r>
-      <w:r>
-        <w:t xml:space="preserve"> </w:t>
-      </w:r>
-      <w:r>
-        <w:t xml:space="preserve">This includes an explicit prohibition on submitting any study image or derived data to any external artificial-intelligence, machine-learning or large-language-model service, whether commercial or academic</w:t>
+        <w:t xml:space="preserve">A</w:t>
+      </w:r>
+      <w:r>
+        <w:t xml:space="preserve"> </w:t>
+      </w:r>
+      <w:r>
+        <w:rPr>
+          <w:b/>
+          <w:bCs/>
+        </w:rPr>
+        <w:t xml:space="preserve">manual audit of a random 10% sample</w:t>
+      </w:r>
+      <w:r>
+        <w:t xml:space="preserve"> </w:t>
+      </w:r>
+      <w:r>
+        <w:t xml:space="preserve">verifies masking before analysis begins</w:t>
       </w:r>
     </w:p>
     <w:p>
@@ -5710,29 +5828,27 @@
         </w:numPr>
       </w:pPr>
       <w:r>
-        <w:t xml:space="preserve">Software dependencies are obtained and installed during a controlled provisioning step, with library versions pinned and recorded; the machine is then isolated for study processing</w:t>
-      </w:r>
-    </w:p>
-    <w:p>
-      <w:pPr>
-        <w:pStyle w:val="Compact"/>
-        <w:numPr>
-          <w:ilvl w:val="0"/>
-          <w:numId w:val="1016"/>
-        </w:numPr>
-      </w:pPr>
-      <w:r>
-        <w:rPr>
-          <w:b/>
-          <w:bCs/>
-        </w:rPr>
-        <w:t xml:space="preserve">Model training occurs entirely on local hardware.</w:t>
-      </w:r>
-      <w:r>
-        <w:t xml:space="preserve"> </w:t>
-      </w:r>
-      <w:r>
-        <w:t xml:space="preserve">No federated, hosted or remote training is used</w:t>
+        <w:rPr>
+          <w:b/>
+          <w:bCs/>
+        </w:rPr>
+        <w:t xml:space="preserve">The site/exam label baked in by the console is a specific hazard.</w:t>
+      </w:r>
+      <w:r>
+        <w:t xml:space="preserve"> </w:t>
+      </w:r>
+      <w:r>
+        <w:t xml:space="preserve">If, for example, the operator types a different exam description for cases than controls, that text is class information sitting in the pixel array. Exam descriptions are standardised across arms, and masked regardless</w:t>
+      </w:r>
+    </w:p>
+    <w:bookmarkEnd w:id="61"/>
+    <w:bookmarkStart w:id="62" w:name="labels-are-supplied-separately"/>
+    <w:p>
+      <w:pPr>
+        <w:pStyle w:val="Heading3"/>
+      </w:pPr>
+      <w:r>
+        <w:t xml:space="preserve">Labels are supplied separately</w:t>
       </w:r>
     </w:p>
     <w:p>
@@ -5740,17 +5856,98 @@
         <w:pStyle w:val="FirstParagraph"/>
       </w:pPr>
       <w:r>
-        <w:t xml:space="preserve">This eliminates the largest category of data-protection risk in imaging research — transmission to and storage on third-party infrastructure — and is a material factor in the risk assessment at §9.5.</w:t>
-      </w:r>
-    </w:p>
+        <w:t xml:space="preserve">Class labels are held in a separate file keyed by study ID, containing</w:t>
+      </w:r>
+      <w:r>
+        <w:t xml:space="preserve"> </w:t>
+      </w:r>
+      <w:r>
+        <w:rPr>
+          <w:b/>
+          <w:bCs/>
+        </w:rPr>
+        <w:t xml:space="preserve">only</w:t>
+      </w:r>
+      <w:r>
+        <w:t xml:space="preserve"> </w:t>
+      </w:r>
+      <w:r>
+        <w:t xml:space="preserve">study ID and class. Clinical variables required for the statistical analyses (thickness covariate for H2, variant stratification, histology for H3) are held by the statistical team and are</w:t>
+      </w:r>
+      <w:r>
+        <w:t xml:space="preserve"> </w:t>
+      </w:r>
+      <w:r>
+        <w:rPr>
+          <w:b/>
+          <w:bCs/>
+        </w:rPr>
+        <w:t xml:space="preserve">never joined to the image set that the model sees</w:t>
+      </w:r>
+      <w:r>
+        <w:t xml:space="preserve">.</w:t>
+      </w:r>
+    </w:p>
+    <w:bookmarkEnd w:id="62"/>
     <w:bookmarkEnd w:id="63"/>
-    <w:bookmarkStart w:id="64" w:name="b.2-pseudonymisation-workflow"/>
+    <w:bookmarkStart w:id="68" w:name="Xd36ada2e27c9e202bceb82f463d6f53719aec2f"/>
+    <w:p>
+      <w:pPr>
+        <w:pStyle w:val="Heading2"/>
+      </w:pPr>
+      <w:r>
+        <w:t xml:space="preserve">7.1B Computing environment — local, air-gapped processing</w:t>
+      </w:r>
+    </w:p>
+    <w:p>
+      <w:pPr>
+        <w:pStyle w:val="FirstParagraph"/>
+      </w:pPr>
+      <w:r>
+        <w:t xml:space="preserve">All image processing, feature extraction and model training are performed</w:t>
+      </w:r>
+      <w:r>
+        <w:t xml:space="preserve"> </w:t>
+      </w:r>
+      <w:r>
+        <w:rPr>
+          <w:b/>
+          <w:bCs/>
+        </w:rPr>
+        <w:t xml:space="preserve">locally on a dedicated NVIDIA DGX Spark workstation held within the institution</w:t>
+      </w:r>
+      <w:r>
+        <w:t xml:space="preserve">.</w:t>
+      </w:r>
+      <w:r>
+        <w:t xml:space="preserve"> </w:t>
+      </w:r>
+      <w:r>
+        <w:rPr>
+          <w:rStyle w:val="VerbatimChar"/>
+        </w:rPr>
+        <w:t xml:space="preserve">[Exact model, unified memory capacity and storage to be recorded.]</w:t>
+      </w:r>
+    </w:p>
+    <w:bookmarkStart w:id="64" w:name="b.1-no-internet-egress"/>
     <w:p>
       <w:pPr>
         <w:pStyle w:val="Heading3"/>
       </w:pPr>
       <w:r>
-        <w:t xml:space="preserve">7.1B.2 Pseudonymisation workflow</w:t>
+        <w:t xml:space="preserve">7.1B.1 No internet egress</w:t>
+      </w:r>
+    </w:p>
+    <w:p>
+      <w:pPr>
+        <w:pStyle w:val="FirstParagraph"/>
+      </w:pPr>
+      <w:r>
+        <w:rPr>
+          <w:b/>
+          <w:bCs/>
+        </w:rPr>
+        <w:t xml:space="preserve">No image, derived feature, or participant datum leaves the institutional environment at any point.</w:t>
       </w:r>
     </w:p>
     <w:p>
@@ -5762,7 +5959,32 @@
         </w:numPr>
       </w:pPr>
       <w:r>
-        <w:t xml:space="preserve">Images are exported from the ultrasound console.</w:t>
+        <w:t xml:space="preserve">The analysis workstation operates</w:t>
+      </w:r>
+      <w:r>
+        <w:t xml:space="preserve"> </w:t>
+      </w:r>
+      <w:r>
+        <w:rPr>
+          <w:b/>
+          <w:bCs/>
+        </w:rPr>
+        <w:t xml:space="preserve">without internet connectivity</w:t>
+      </w:r>
+      <w:r>
+        <w:t xml:space="preserve"> </w:t>
+      </w:r>
+      <w:r>
+        <w:t xml:space="preserve">for study processing; network isolation is enforced</w:t>
+      </w:r>
+      <w:r>
+        <w:t xml:space="preserve"> </w:t>
+      </w:r>
+      <w:r>
+        <w:rPr>
+          <w:rStyle w:val="VerbatimChar"/>
+        </w:rPr>
+        <w:t xml:space="preserve">[by air-gap / by firewall rule restricting all outbound traffic — specify]</w:t>
       </w:r>
     </w:p>
     <w:p>
@@ -5778,10 +6000,13 @@
           <w:b/>
           <w:bCs/>
         </w:rPr>
-        <w:t xml:space="preserve">De-identification is performed first</w:t>
-      </w:r>
-      <w:r>
-        <w:t xml:space="preserve">: DICOM headers stripped of identifiers, burned-in pixel text masked (§7.1A).</w:t>
+        <w:t xml:space="preserve">No cloud computing, no third-party processing, no external application programming interfaces.</w:t>
+      </w:r>
+      <w:r>
+        <w:t xml:space="preserve"> </w:t>
+      </w:r>
+      <w:r>
+        <w:t xml:space="preserve">This includes an explicit prohibition on submitting any study image or derived data to any external artificial-intelligence, machine-learning or large-language-model service, whether commercial or academic</w:t>
       </w:r>
     </w:p>
     <w:p>
@@ -5793,20 +6018,7 @@
         </w:numPr>
       </w:pPr>
       <w:r>
-        <w:t xml:space="preserve">Each participant is then assigned a</w:t>
-      </w:r>
-      <w:r>
-        <w:t xml:space="preserve"> </w:t>
-      </w:r>
-      <w:r>
-        <w:rPr>
-          <w:b/>
-          <w:bCs/>
-        </w:rPr>
-        <w:t xml:space="preserve">unique study label identifier</w:t>
-      </w:r>
-      <w:r>
-        <w:t xml:space="preserve">, which is the only identifier present in the analysis dataset.</w:t>
+        <w:t xml:space="preserve">Software dependencies are obtained and installed during a controlled provisioning step, with library versions pinned and recorded; the machine is then isolated for study processing</w:t>
       </w:r>
     </w:p>
     <w:p>
@@ -5818,68 +6030,35 @@
         </w:numPr>
       </w:pPr>
       <w:r>
-        <w:t xml:space="preserve">The</w:t>
-      </w:r>
-      <w:r>
-        <w:t xml:space="preserve"> </w:t>
-      </w:r>
-      <w:r>
-        <w:rPr>
-          <w:b/>
-          <w:bCs/>
-        </w:rPr>
-        <w:t xml:space="preserve">linking key</w:t>
-      </w:r>
-      <w:r>
-        <w:t xml:space="preserve"> </w:t>
-      </w:r>
-      <w:r>
-        <w:t xml:space="preserve">mapping study identifier to participant identity is held</w:t>
-      </w:r>
-      <w:r>
-        <w:t xml:space="preserve"> </w:t>
-      </w:r>
-      <w:r>
-        <w:rPr>
-          <w:b/>
-          <w:bCs/>
-        </w:rPr>
-        <w:t xml:space="preserve">separately</w:t>
-      </w:r>
-      <w:r>
-        <w:t xml:space="preserve">, encrypted, on institutional storage distinct from the analysis workstation, accessible only to the PI and study coordinator.</w:t>
-      </w:r>
-    </w:p>
-    <w:p>
-      <w:pPr>
-        <w:pStyle w:val="Compact"/>
-        <w:numPr>
-          <w:ilvl w:val="0"/>
-          <w:numId w:val="1017"/>
-        </w:numPr>
-      </w:pPr>
-      <w:r>
-        <w:rPr>
-          <w:b/>
-          <w:bCs/>
-        </w:rPr>
-        <w:t xml:space="preserve">The analysis workstation never holds the linking key.</w:t>
-      </w:r>
-      <w:r>
-        <w:t xml:space="preserve"> </w:t>
-      </w:r>
-      <w:r>
-        <w:t xml:space="preserve">A compromise of the analysis machine therefore does not permit re-identification.</w:t>
+        <w:rPr>
+          <w:b/>
+          <w:bCs/>
+        </w:rPr>
+        <w:t xml:space="preserve">Model training occurs entirely on local hardware.</w:t>
+      </w:r>
+      <w:r>
+        <w:t xml:space="preserve"> </w:t>
+      </w:r>
+      <w:r>
+        <w:t xml:space="preserve">No federated, hosted or remote training is used</w:t>
+      </w:r>
+    </w:p>
+    <w:p>
+      <w:pPr>
+        <w:pStyle w:val="FirstParagraph"/>
+      </w:pPr>
+      <w:r>
+        <w:t xml:space="preserve">This eliminates the largest category of data-protection risk in imaging research — transmission to and storage on third-party infrastructure — and is a material factor in the risk assessment at §9.5.</w:t>
       </w:r>
     </w:p>
     <w:bookmarkEnd w:id="64"/>
-    <w:bookmarkStart w:id="65" w:name="b.3-physical-and-logical-security"/>
+    <w:bookmarkStart w:id="65" w:name="b.2-pseudonymisation-workflow"/>
     <w:p>
       <w:pPr>
         <w:pStyle w:val="Heading3"/>
       </w:pPr>
       <w:r>
-        <w:t xml:space="preserve">7.1B.3 Physical and logical security</w:t>
+        <w:t xml:space="preserve">7.1B.2 Pseudonymisation workflow</w:t>
       </w:r>
     </w:p>
     <w:p>
@@ -5891,16 +6070,7 @@
         </w:numPr>
       </w:pPr>
       <w:r>
-        <w:t xml:space="preserve">The workstation is located in</w:t>
-      </w:r>
-      <w:r>
-        <w:t xml:space="preserve"> </w:t>
-      </w:r>
-      <w:r>
-        <w:rPr>
-          <w:rStyle w:val="VerbatimChar"/>
-        </w:rPr>
-        <w:t xml:space="preserve">[secure, access-controlled room]</w:t>
+        <w:t xml:space="preserve">Images are exported from the ultrasound console.</w:t>
       </w:r>
     </w:p>
     <w:p>
@@ -5912,7 +6082,14 @@
         </w:numPr>
       </w:pPr>
       <w:r>
-        <w:t xml:space="preserve">Full-disk encryption at rest; unique named user accounts, no shared credentials; multi-factor authentication where supported</w:t>
+        <w:rPr>
+          <w:b/>
+          <w:bCs/>
+        </w:rPr>
+        <w:t xml:space="preserve">De-identification is performed first</w:t>
+      </w:r>
+      <w:r>
+        <w:t xml:space="preserve">: DICOM headers stripped of identifiers, burned-in pixel text masked (§7.1A).</w:t>
       </w:r>
     </w:p>
     <w:p>
@@ -5924,7 +6101,20 @@
         </w:numPr>
       </w:pPr>
       <w:r>
-        <w:t xml:space="preserve">Access limited to named analysis personnel listed in the protocol; access log maintained</w:t>
+        <w:t xml:space="preserve">Each participant is then assigned a</w:t>
+      </w:r>
+      <w:r>
+        <w:t xml:space="preserve"> </w:t>
+      </w:r>
+      <w:r>
+        <w:rPr>
+          <w:b/>
+          <w:bCs/>
+        </w:rPr>
+        <w:t xml:space="preserve">unique study label identifier</w:t>
+      </w:r>
+      <w:r>
+        <w:t xml:space="preserve">, which is the only identifier present in the analysis dataset.</w:t>
       </w:r>
     </w:p>
     <w:p>
@@ -5936,17 +6126,36 @@
         </w:numPr>
       </w:pPr>
       <w:r>
-        <w:rPr>
-          <w:b/>
-          <w:bCs/>
-        </w:rPr>
-        <w:t xml:space="preserve">Backups</w:t>
-      </w:r>
-      <w:r>
-        <w:t xml:space="preserve"> </w:t>
-      </w:r>
-      <w:r>
-        <w:t xml:space="preserve">are held on encrypted institutional storage within the same security boundary — never on portable media, personal devices or consumer cloud services</w:t>
+        <w:t xml:space="preserve">The</w:t>
+      </w:r>
+      <w:r>
+        <w:t xml:space="preserve"> </w:t>
+      </w:r>
+      <w:r>
+        <w:rPr>
+          <w:b/>
+          <w:bCs/>
+        </w:rPr>
+        <w:t xml:space="preserve">linking key</w:t>
+      </w:r>
+      <w:r>
+        <w:t xml:space="preserve"> </w:t>
+      </w:r>
+      <w:r>
+        <w:t xml:space="preserve">mapping study identifier to participant identity is held</w:t>
+      </w:r>
+      <w:r>
+        <w:t xml:space="preserve"> </w:t>
+      </w:r>
+      <w:r>
+        <w:rPr>
+          <w:b/>
+          <w:bCs/>
+        </w:rPr>
+        <w:t xml:space="preserve">separately</w:t>
+      </w:r>
+      <w:r>
+        <w:t xml:space="preserve">, encrypted, on institutional storage distinct from the analysis workstation, accessible only to the PI and study coordinator.</w:t>
       </w:r>
     </w:p>
     <w:p>
@@ -5958,6 +6167,105 @@
         </w:numPr>
       </w:pPr>
       <w:r>
+        <w:rPr>
+          <w:b/>
+          <w:bCs/>
+        </w:rPr>
+        <w:t xml:space="preserve">The analysis workstation never holds the linking key.</w:t>
+      </w:r>
+      <w:r>
+        <w:t xml:space="preserve"> </w:t>
+      </w:r>
+      <w:r>
+        <w:t xml:space="preserve">A compromise of the analysis machine therefore does not permit re-identification.</w:t>
+      </w:r>
+    </w:p>
+    <w:bookmarkEnd w:id="65"/>
+    <w:bookmarkStart w:id="66" w:name="b.3-physical-and-logical-security"/>
+    <w:p>
+      <w:pPr>
+        <w:pStyle w:val="Heading3"/>
+      </w:pPr>
+      <w:r>
+        <w:t xml:space="preserve">7.1B.3 Physical and logical security</w:t>
+      </w:r>
+    </w:p>
+    <w:p>
+      <w:pPr>
+        <w:pStyle w:val="Compact"/>
+        <w:numPr>
+          <w:ilvl w:val="0"/>
+          <w:numId w:val="1019"/>
+        </w:numPr>
+      </w:pPr>
+      <w:r>
+        <w:t xml:space="preserve">The workstation is located in</w:t>
+      </w:r>
+      <w:r>
+        <w:t xml:space="preserve"> </w:t>
+      </w:r>
+      <w:r>
+        <w:rPr>
+          <w:rStyle w:val="VerbatimChar"/>
+        </w:rPr>
+        <w:t xml:space="preserve">[secure, access-controlled room]</w:t>
+      </w:r>
+    </w:p>
+    <w:p>
+      <w:pPr>
+        <w:pStyle w:val="Compact"/>
+        <w:numPr>
+          <w:ilvl w:val="0"/>
+          <w:numId w:val="1019"/>
+        </w:numPr>
+      </w:pPr>
+      <w:r>
+        <w:t xml:space="preserve">Full-disk encryption at rest; unique named user accounts, no shared credentials; multi-factor authentication where supported</w:t>
+      </w:r>
+    </w:p>
+    <w:p>
+      <w:pPr>
+        <w:pStyle w:val="Compact"/>
+        <w:numPr>
+          <w:ilvl w:val="0"/>
+          <w:numId w:val="1019"/>
+        </w:numPr>
+      </w:pPr>
+      <w:r>
+        <w:t xml:space="preserve">Access limited to named analysis personnel listed in the protocol; access log maintained</w:t>
+      </w:r>
+    </w:p>
+    <w:p>
+      <w:pPr>
+        <w:pStyle w:val="Compact"/>
+        <w:numPr>
+          <w:ilvl w:val="0"/>
+          <w:numId w:val="1019"/>
+        </w:numPr>
+      </w:pPr>
+      <w:r>
+        <w:rPr>
+          <w:b/>
+          <w:bCs/>
+        </w:rPr>
+        <w:t xml:space="preserve">Backups</w:t>
+      </w:r>
+      <w:r>
+        <w:t xml:space="preserve"> </w:t>
+      </w:r>
+      <w:r>
+        <w:t xml:space="preserve">are held on encrypted institutional storage within the same security boundary — never on portable media, personal devices or consumer cloud services</w:t>
+      </w:r>
+    </w:p>
+    <w:p>
+      <w:pPr>
+        <w:pStyle w:val="Compact"/>
+        <w:numPr>
+          <w:ilvl w:val="0"/>
+          <w:numId w:val="1019"/>
+        </w:numPr>
+      </w:pPr>
+      <w:r>
         <w:t xml:space="preserve">On study completion, storage is</w:t>
       </w:r>
       <w:r>
@@ -5977,8 +6285,8 @@
         <w:t xml:space="preserve">per institutional policy, with a certificate of destruction retained</w:t>
       </w:r>
     </w:p>
-    <w:bookmarkEnd w:id="65"/>
-    <w:bookmarkStart w:id="66" w:name="X27f468d588c90ecb811a0e8e14eee7986787b39"/>
+    <w:bookmarkEnd w:id="66"/>
+    <w:bookmarkStart w:id="67" w:name="X27f468d588c90ecb811a0e8e14eee7986787b39"/>
     <w:p>
       <w:pPr>
         <w:pStyle w:val="Heading3"/>
@@ -6103,9 +6411,9 @@
         <w:t xml:space="preserve">(§8.5.8) — leave-one-console-out, leave-one-operator-out, site-restricted, variant-stratified, thickness-matched — can be run exhaustively rather than sampled</w:t>
       </w:r>
     </w:p>
-    <w:bookmarkEnd w:id="66"/>
     <w:bookmarkEnd w:id="67"/>
-    <w:bookmarkStart w:id="68" w:name="storage-and-retention"/>
+    <w:bookmarkEnd w:id="68"/>
+    <w:bookmarkStart w:id="69" w:name="storage-and-retention"/>
     <w:p>
       <w:pPr>
         <w:pStyle w:val="Heading2"/>
@@ -6149,8 +6457,8 @@
         <w:t xml:space="preserve">after publication, then destroyed per institutional procedure.</w:t>
       </w:r>
     </w:p>
-    <w:bookmarkEnd w:id="68"/>
-    <w:bookmarkStart w:id="69" w:name="data-sharing"/>
+    <w:bookmarkEnd w:id="69"/>
+    <w:bookmarkStart w:id="70" w:name="data-sharing"/>
     <w:p>
       <w:pPr>
         <w:pStyle w:val="Heading2"/>
@@ -6190,9 +6498,9 @@
         </w:pict>
       </w:r>
     </w:p>
-    <w:bookmarkEnd w:id="69"/>
     <w:bookmarkEnd w:id="70"/>
-    <w:bookmarkStart w:id="100" w:name="statistical-analysis-and-power"/>
+    <w:bookmarkEnd w:id="71"/>
+    <w:bookmarkStart w:id="101" w:name="statistical-analysis-and-power"/>
     <w:p>
       <w:pPr>
         <w:pStyle w:val="Heading1"/>
@@ -6213,7 +6521,7 @@
         <w:t xml:space="preserve">All calculations below are reproducible and were computed for this protocol. They require review and sign-off by the study statistician before submission.</w:t>
       </w:r>
     </w:p>
-    <w:bookmarkStart w:id="71" w:name="analysis-sequence"/>
+    <w:bookmarkStart w:id="72" w:name="analysis-sequence"/>
     <w:p>
       <w:pPr>
         <w:pStyle w:val="Heading2"/>
@@ -6292,7 +6600,23 @@
         <w:t xml:space="preserve">t</w:t>
       </w:r>
       <w:r>
-        <w:t xml:space="preserve">-test where distributional assumptions hold, otherwise Wilcoxon signed-rank. The identical paired contrast is computed in Arms B–E; the hypothesis requires the contrast to be present in Arm A and absent or substantially smaller in controls, formally tested as an arm × site interaction in a mixed-effects model with participant as random effect.</w:t>
+        <w:t xml:space="preserve">-test where distributional assumptions hold, otherwise Wilcoxon signed-rank. The identical paired contrast is computed in Arm B; the hypothesis requires the contrast to be present in Arm A and absent or substantially smaller in controls, formally tested as an</w:t>
+      </w:r>
+      <w:r>
+        <w:t xml:space="preserve"> </w:t>
+      </w:r>
+      <w:r>
+        <w:rPr>
+          <w:b/>
+          <w:bCs/>
+        </w:rPr>
+        <w:t xml:space="preserve">arm × site interaction</w:t>
+      </w:r>
+      <w:r>
+        <w:t xml:space="preserve"> </w:t>
+      </w:r>
+      <w:r>
+        <w:t xml:space="preserve">in a mixed-effects model with participant as a random effect.</w:t>
       </w:r>
     </w:p>
     <w:p>
@@ -6304,133 +6628,13 @@
           <w:b/>
           <w:bCs/>
         </w:rPr>
-        <w:t xml:space="preserve">Step 3 — H2.</w:t>
-      </w:r>
-      <w:r>
-        <w:t xml:space="preserve"> </w:t>
-      </w:r>
-      <w:r>
-        <w:t xml:space="preserve">Between-arm discrimination, with</w:t>
-      </w:r>
-      <w:r>
-        <w:t xml:space="preserve"> </w:t>
-      </w:r>
-      <w:r>
-        <w:rPr>
-          <w:b/>
-          <w:bCs/>
-        </w:rPr>
-        <w:t xml:space="preserve">subcutaneous thickness entered as a covariate</w:t>
-      </w:r>
-      <w:r>
-        <w:t xml:space="preserve"> </w:t>
-      </w:r>
-      <w:r>
-        <w:t xml:space="preserve">to demonstrate that any signature is not a proxy for thickness. Reported as AUC with 95% confidence intervals.</w:t>
-      </w:r>
-    </w:p>
-    <w:p>
-      <w:pPr>
-        <w:pStyle w:val="BodyText"/>
-      </w:pPr>
-      <w:r>
-        <w:rPr>
-          <w:b/>
-          <w:bCs/>
-        </w:rPr>
-        <w:t xml:space="preserve">Step 4 — H3.</w:t>
-      </w:r>
-      <w:r>
-        <w:t xml:space="preserve"> </w:t>
-      </w:r>
-      <w:r>
-        <w:t xml:space="preserve">Correlation of ultrasound parameters with histological variables (Pearson or Spearman as appropriate).</w:t>
-      </w:r>
-    </w:p>
-    <w:p>
-      <w:pPr>
-        <w:pStyle w:val="BodyText"/>
-      </w:pPr>
-      <w:r>
-        <w:rPr>
-          <w:b/>
-          <w:bCs/>
-        </w:rPr>
-        <w:t xml:space="preserve">Step 5 — H4.</w:t>
-      </w:r>
-      <w:r>
-        <w:t xml:space="preserve"> </w:t>
-      </w:r>
-      <w:r>
-        <w:t xml:space="preserve">Frozen model evaluated once on the independent test cohort, against thickness-alone and bright-spot-density-alone baselines.</w:t>
-      </w:r>
-    </w:p>
-    <w:bookmarkEnd w:id="71"/>
-    <w:bookmarkStart w:id="72" w:name="handling-of-clustering"/>
-    <w:p>
-      <w:pPr>
-        <w:pStyle w:val="Heading2"/>
-      </w:pPr>
-      <w:r>
-        <w:t xml:space="preserve">8.2 Handling of clustering</w:t>
-      </w:r>
-    </w:p>
-    <w:p>
-      <w:pPr>
-        <w:pStyle w:val="FirstParagraph"/>
-      </w:pPr>
-      <w:r>
-        <w:t xml:space="preserve">Each participant contributes multiple regions of interest, multiple sites and bilateral limbs.</w:t>
-      </w:r>
-      <w:r>
-        <w:t xml:space="preserve"> </w:t>
-      </w:r>
-      <w:r>
-        <w:rPr>
-          <w:b/>
-          <w:bCs/>
-        </w:rPr>
-        <w:t xml:space="preserve">All analyses use mixed-effects models with participant as a random effect.</w:t>
-      </w:r>
-      <w:r>
-        <w:t xml:space="preserve"> </w:t>
-      </w:r>
-      <w:r>
-        <w:t xml:space="preserve">Treating regions of interest as independent observations would inflate the effective sample size several-fold and is explicitly prohibited by this protocol.</w:t>
-      </w:r>
-    </w:p>
-    <w:bookmarkEnd w:id="72"/>
-    <w:bookmarkStart w:id="73" w:name="multiplicity"/>
-    <w:p>
-      <w:pPr>
-        <w:pStyle w:val="Heading2"/>
-      </w:pPr>
-      <w:r>
-        <w:t xml:space="preserve">8.3 Multiplicity</w:t>
-      </w:r>
-    </w:p>
-    <w:p>
-      <w:pPr>
-        <w:pStyle w:val="FirstParagraph"/>
-      </w:pPr>
-      <w:r>
-        <w:t xml:space="preserve">Multiple sparkle metrics are evaluated.</w:t>
-      </w:r>
-      <w:r>
-        <w:t xml:space="preserve"> </w:t>
-      </w:r>
-      <w:r>
-        <w:rPr>
-          <w:b/>
-          <w:bCs/>
-        </w:rPr>
-        <w:t xml:space="preserve">A maximum of five co-primary metrics is pre-specified</w:t>
-      </w:r>
-      <w:r>
-        <w:t xml:space="preserve"> </w:t>
-      </w:r>
-      <w:r>
-        <w:t xml:space="preserve">(bright-spot density, Nakagami</w:t>
+        <w:t xml:space="preserve">The interaction is the primary test, not the within-Arm-A paired contrast.</w:t>
+      </w:r>
+      <w:r>
+        <w:t xml:space="preserve"> </w:t>
+      </w:r>
+      <w:r>
+        <w:t xml:space="preserve">This distinction is load-bearing and is stated here explicitly because it is easy to lose: limb and abdominal subcutaneous fat differ anatomically in</w:t>
       </w:r>
       <w:r>
         <w:t xml:space="preserve"> </w:t>
@@ -6440,10 +6644,47 @@
           <w:i/>
           <w:iCs/>
         </w:rPr>
-        <w:t xml:space="preserve">m</w:t>
-      </w:r>
-      <w:r>
-        <w:t xml:space="preserve">, homodyned-K</w:t>
+        <w:t xml:space="preserve">everyone</w:t>
+      </w:r>
+      <w:r>
+        <w:t xml:space="preserve"> </w:t>
+      </w:r>
+      <w:r>
+        <w:t xml:space="preserve">— different depth, different attenuation path, different septal architecture, different position relative to the probe’s fixed elevational focus, different curvature and coupling. A non-zero within-participant limb-versus-abdomen contrast is therefore expected in controls too, and on its own would demonstrate nothing. Only the</w:t>
+      </w:r>
+      <w:r>
+        <w:t xml:space="preserve"> </w:t>
+      </w:r>
+      <w:r>
+        <w:rPr>
+          <w:b/>
+          <w:bCs/>
+        </w:rPr>
+        <w:t xml:space="preserve">difference of differences</w:t>
+      </w:r>
+      <w:r>
+        <w:t xml:space="preserve"> </w:t>
+      </w:r>
+      <w:r>
+        <w:t xml:space="preserve">— whether that contrast is larger in lipoedema than in matched controls — addresses the hypothesis.</w:t>
+      </w:r>
+    </w:p>
+    <w:p>
+      <w:pPr>
+        <w:pStyle w:val="BodyText"/>
+      </w:pPr>
+      <w:r>
+        <w:rPr>
+          <w:b/>
+          <w:bCs/>
+        </w:rPr>
+        <w:t xml:space="preserve">Consequence for §8.4.</w:t>
+      </w:r>
+      <w:r>
+        <w:t xml:space="preserve"> </w:t>
+      </w:r>
+      <w:r>
+        <w:t xml:space="preserve">The power figures in §8.4 are computed for a paired</w:t>
       </w:r>
       <w:r>
         <w:t xml:space="preserve"> </w:t>
@@ -6453,6 +6694,170 @@
           <w:i/>
           <w:iCs/>
         </w:rPr>
+        <w:t xml:space="preserve">t</w:t>
+      </w:r>
+      <w:r>
+        <w:t xml:space="preserve">-test within Arm A. That is an approximation to the interaction test actually specified here, and §15 lists it as a known softness requiring the statistician’s correction. The interaction generally requires more participants than the paired contrast for the same effect.</w:t>
+      </w:r>
+    </w:p>
+    <w:p>
+      <w:pPr>
+        <w:pStyle w:val="BodyText"/>
+      </w:pPr>
+      <w:r>
+        <w:rPr>
+          <w:b/>
+          <w:bCs/>
+        </w:rPr>
+        <w:t xml:space="preserve">Step 3 — H2.</w:t>
+      </w:r>
+      <w:r>
+        <w:t xml:space="preserve"> </w:t>
+      </w:r>
+      <w:r>
+        <w:t xml:space="preserve">Between-arm discrimination, with</w:t>
+      </w:r>
+      <w:r>
+        <w:t xml:space="preserve"> </w:t>
+      </w:r>
+      <w:r>
+        <w:rPr>
+          <w:b/>
+          <w:bCs/>
+        </w:rPr>
+        <w:t xml:space="preserve">subcutaneous thickness entered as a covariate</w:t>
+      </w:r>
+      <w:r>
+        <w:t xml:space="preserve"> </w:t>
+      </w:r>
+      <w:r>
+        <w:t xml:space="preserve">to demonstrate that any signature is not a proxy for thickness. Reported as AUC with 95% confidence intervals.</w:t>
+      </w:r>
+    </w:p>
+    <w:p>
+      <w:pPr>
+        <w:pStyle w:val="BodyText"/>
+      </w:pPr>
+      <w:r>
+        <w:rPr>
+          <w:b/>
+          <w:bCs/>
+        </w:rPr>
+        <w:t xml:space="preserve">Step 4 — H3.</w:t>
+      </w:r>
+      <w:r>
+        <w:t xml:space="preserve"> </w:t>
+      </w:r>
+      <w:r>
+        <w:t xml:space="preserve">Correlation of ultrasound parameters with histological variables (Pearson or Spearman as appropriate).</w:t>
+      </w:r>
+    </w:p>
+    <w:p>
+      <w:pPr>
+        <w:pStyle w:val="BodyText"/>
+      </w:pPr>
+      <w:r>
+        <w:rPr>
+          <w:b/>
+          <w:bCs/>
+        </w:rPr>
+        <w:t xml:space="preserve">Step 5 — H4.</w:t>
+      </w:r>
+      <w:r>
+        <w:t xml:space="preserve"> </w:t>
+      </w:r>
+      <w:r>
+        <w:t xml:space="preserve">Frozen model evaluated once on the independent test cohort, against thickness-alone and bright-spot-density-alone baselines.</w:t>
+      </w:r>
+    </w:p>
+    <w:bookmarkEnd w:id="72"/>
+    <w:bookmarkStart w:id="73" w:name="handling-of-clustering"/>
+    <w:p>
+      <w:pPr>
+        <w:pStyle w:val="Heading2"/>
+      </w:pPr>
+      <w:r>
+        <w:t xml:space="preserve">8.2 Handling of clustering</w:t>
+      </w:r>
+    </w:p>
+    <w:p>
+      <w:pPr>
+        <w:pStyle w:val="FirstParagraph"/>
+      </w:pPr>
+      <w:r>
+        <w:t xml:space="preserve">Each participant contributes multiple regions of interest, multiple sites and bilateral limbs.</w:t>
+      </w:r>
+      <w:r>
+        <w:t xml:space="preserve"> </w:t>
+      </w:r>
+      <w:r>
+        <w:rPr>
+          <w:b/>
+          <w:bCs/>
+        </w:rPr>
+        <w:t xml:space="preserve">All analyses use mixed-effects models with participant as a random effect.</w:t>
+      </w:r>
+      <w:r>
+        <w:t xml:space="preserve"> </w:t>
+      </w:r>
+      <w:r>
+        <w:t xml:space="preserve">Treating regions of interest as independent observations would inflate the effective sample size several-fold and is explicitly prohibited by this protocol.</w:t>
+      </w:r>
+    </w:p>
+    <w:bookmarkEnd w:id="73"/>
+    <w:bookmarkStart w:id="74" w:name="multiplicity"/>
+    <w:p>
+      <w:pPr>
+        <w:pStyle w:val="Heading2"/>
+      </w:pPr>
+      <w:r>
+        <w:t xml:space="preserve">8.3 Multiplicity</w:t>
+      </w:r>
+    </w:p>
+    <w:p>
+      <w:pPr>
+        <w:pStyle w:val="FirstParagraph"/>
+      </w:pPr>
+      <w:r>
+        <w:t xml:space="preserve">Multiple sparkle metrics are evaluated.</w:t>
+      </w:r>
+      <w:r>
+        <w:t xml:space="preserve"> </w:t>
+      </w:r>
+      <w:r>
+        <w:rPr>
+          <w:b/>
+          <w:bCs/>
+        </w:rPr>
+        <w:t xml:space="preserve">A maximum of five co-primary metrics is pre-specified</w:t>
+      </w:r>
+      <w:r>
+        <w:t xml:space="preserve"> </w:t>
+      </w:r>
+      <w:r>
+        <w:t xml:space="preserve">(bright-spot density, Nakagami</w:t>
+      </w:r>
+      <w:r>
+        <w:t xml:space="preserve"> </w:t>
+      </w:r>
+      <w:r>
+        <w:rPr>
+          <w:i/>
+          <w:iCs/>
+        </w:rPr>
+        <w:t xml:space="preserve">m</w:t>
+      </w:r>
+      <w:r>
+        <w:t xml:space="preserve">, homodyned-K</w:t>
+      </w:r>
+      <w:r>
+        <w:t xml:space="preserve"> </w:t>
+      </w:r>
+      <w:r>
+        <w:rPr>
+          <w:i/>
+          <w:iCs/>
+        </w:rPr>
         <w:t xml:space="preserve">k</w:t>
       </w:r>
       <w:r>
@@ -6475,8 +6880,8 @@
         <w:t xml:space="preserve">for the primary endpoint. All other parameters are exploratory, reported with false discovery rate control, and explicitly labelled as hypothesis-generating.</w:t>
       </w:r>
     </w:p>
-    <w:bookmarkEnd w:id="73"/>
-    <w:bookmarkStart w:id="78" w:name="power-and-precision-at-n-50-50"/>
+    <w:bookmarkEnd w:id="74"/>
+    <w:bookmarkStart w:id="79" w:name="power-and-precision-at-n-50-50"/>
     <w:p>
       <w:pPr>
         <w:pStyle w:val="Heading2"/>
@@ -6503,7 +6908,7 @@
         <w:t xml:space="preserve">That is the correct trade-off for a discovery study, and it is stated as such rather than disguised.</w:t>
       </w:r>
     </w:p>
-    <w:bookmarkStart w:id="74" w:name="Xe43db804e40e7e143760e7d8ce45fcc500cd2a3"/>
+    <w:bookmarkStart w:id="75" w:name="Xe43db804e40e7e143760e7d8ce45fcc500cd2a3"/>
     <w:p>
       <w:pPr>
         <w:pStyle w:val="Heading3"/>
@@ -6764,8 +7169,8 @@
         <w:t xml:space="preserve">= 0.55 at 90% power under a corrected α leaves substantial margin, and would still detect an effect roughly half the size clinical impression suggests.</w:t>
       </w:r>
     </w:p>
-    <w:bookmarkEnd w:id="74"/>
-    <w:bookmarkStart w:id="75" w:name="h2-between-arm-discrimination-50-vs-50"/>
+    <w:bookmarkEnd w:id="75"/>
+    <w:bookmarkStart w:id="76" w:name="h2-between-arm-discrimination-50-vs-50"/>
     <w:p>
       <w:pPr>
         <w:pStyle w:val="Heading3"/>
@@ -7213,8 +7618,8 @@
         <w:t xml:space="preserve">, not as an established operating characteristic. Estimating an AUC of 0.80 to ± 0.05 would require approximately 151 per arm and is deferred to the validation phase.</w:t>
       </w:r>
     </w:p>
-    <w:bookmarkEnd w:id="75"/>
-    <w:bookmarkStart w:id="76" w:name="h3-histological-correlation"/>
+    <w:bookmarkEnd w:id="76"/>
+    <w:bookmarkStart w:id="77" w:name="h3-histological-correlation"/>
     <w:p>
       <w:pPr>
         <w:pStyle w:val="Heading3"/>
@@ -7247,8 +7652,8 @@
         <w:t xml:space="preserve">If fewer are obtainable, the analysis is reported as exploratory with its achieved precision stated.</w:t>
       </w:r>
     </w:p>
-    <w:bookmarkEnd w:id="76"/>
-    <w:bookmarkStart w:id="77" w:name="recruitment"/>
+    <w:bookmarkEnd w:id="77"/>
+    <w:bookmarkStart w:id="78" w:name="recruitment"/>
     <w:p>
       <w:pPr>
         <w:pStyle w:val="Heading3"/>
@@ -7459,9 +7864,9 @@
         </w:tc>
       </w:tr>
     </w:tbl>
-    <w:bookmarkEnd w:id="77"/>
     <w:bookmarkEnd w:id="78"/>
-    <w:bookmarkStart w:id="85" w:name="X895dee262f7dfc8d0a79e5fb8382020d3e4d339"/>
+    <w:bookmarkEnd w:id="79"/>
+    <w:bookmarkStart w:id="86" w:name="X895dee262f7dfc8d0a79e5fb8382020d3e4d339"/>
     <w:p>
       <w:pPr>
         <w:pStyle w:val="Heading2"/>
@@ -7494,7 +7899,7 @@
         <w:t xml:space="preserve">— provided it is pre-specified here rather than decided later. Formalising it now is what separates a legitimate adaptive design from data-dredging.</w:t>
       </w:r>
     </w:p>
-    <w:bookmarkStart w:id="79" w:name="a.1-the-trap-being-avoided"/>
+    <w:bookmarkStart w:id="80" w:name="a.1-the-trap-being-avoided"/>
     <w:p>
       <w:pPr>
         <w:pStyle w:val="Heading3"/>
@@ -7717,8 +8122,8 @@
         <w:t xml:space="preserve">The remedy is not to avoid expanding — it is to pre-specify how.</w:t>
       </w:r>
     </w:p>
-    <w:bookmarkEnd w:id="79"/>
-    <w:bookmarkStart w:id="80" w:name="X58507746d83f2c5b05de9cc2514608eaabe4439"/>
+    <w:bookmarkEnd w:id="80"/>
+    <w:bookmarkStart w:id="81" w:name="X58507746d83f2c5b05de9cc2514608eaabe4439"/>
     <w:p>
       <w:pPr>
         <w:pStyle w:val="Heading3"/>
@@ -8113,8 +8518,8 @@
         </w:tc>
       </w:tr>
     </w:tbl>
-    <w:bookmarkEnd w:id="80"/>
-    <w:bookmarkStart w:id="81" w:name="a.3-pre-specified-maximum"/>
+    <w:bookmarkEnd w:id="81"/>
+    <w:bookmarkStart w:id="82" w:name="a.3-pre-specified-maximum"/>
     <w:p>
       <w:pPr>
         <w:pStyle w:val="Heading3"/>
@@ -8382,8 +8787,8 @@
         <w:t xml:space="preserve">, not this study.</w:t>
       </w:r>
     </w:p>
-    <w:bookmarkEnd w:id="81"/>
-    <w:bookmarkStart w:id="82" w:name="Xcdb14ff326cdb58c849ec975ba7b68a7f388e40"/>
+    <w:bookmarkEnd w:id="82"/>
+    <w:bookmarkStart w:id="83" w:name="Xcdb14ff326cdb58c849ec975ba7b68a7f388e40"/>
     <w:p>
       <w:pPr>
         <w:pStyle w:val="Heading3"/>
@@ -8627,8 +9032,8 @@
         <w:t xml:space="preserve">with the confidence interval excluding 0.75, recruitment stops and the study reports a negative result. This protects against expending resources on a signal that is not there, and a well-conducted negative result in this field is publishable.</w:t>
       </w:r>
     </w:p>
-    <w:bookmarkEnd w:id="82"/>
-    <w:bookmarkStart w:id="83" w:name="a.5-governance"/>
+    <w:bookmarkEnd w:id="83"/>
+    <w:bookmarkStart w:id="84" w:name="a.5-governance"/>
     <w:p>
       <w:pPr>
         <w:pStyle w:val="Heading3"/>
@@ -8642,7 +9047,7 @@
         <w:pStyle w:val="Compact"/>
         <w:numPr>
           <w:ilvl w:val="0"/>
-          <w:numId w:val="1019"/>
+          <w:numId w:val="1020"/>
         </w:numPr>
       </w:pPr>
       <w:r>
@@ -8667,7 +9072,7 @@
         <w:pStyle w:val="Compact"/>
         <w:numPr>
           <w:ilvl w:val="0"/>
-          <w:numId w:val="1019"/>
+          <w:numId w:val="1020"/>
         </w:numPr>
       </w:pPr>
       <w:r>
@@ -8695,7 +9100,7 @@
         <w:pStyle w:val="Compact"/>
         <w:numPr>
           <w:ilvl w:val="0"/>
-          <w:numId w:val="1019"/>
+          <w:numId w:val="1020"/>
         </w:numPr>
       </w:pPr>
       <w:r>
@@ -8720,7 +9125,7 @@
         <w:pStyle w:val="Compact"/>
         <w:numPr>
           <w:ilvl w:val="0"/>
-          <w:numId w:val="1019"/>
+          <w:numId w:val="1020"/>
         </w:numPr>
       </w:pPr>
       <w:r>
@@ -8737,8 +9142,8 @@
         <w:t xml:space="preserve">Any amendment requires IRB approval and is disclosed.</w:t>
       </w:r>
     </w:p>
-    <w:bookmarkEnd w:id="83"/>
-    <w:bookmarkStart w:id="84" w:name="a.6-recommendation"/>
+    <w:bookmarkEnd w:id="84"/>
+    <w:bookmarkStart w:id="85" w:name="a.6-recommendation"/>
     <w:p>
       <w:pPr>
         <w:pStyle w:val="Heading3"/>
@@ -8765,9 +9170,9 @@
         <w:t xml:space="preserve">The primary endpoint (H1) is comfortably powered at that size for any effect resembling the clinical description, and 100 is a defensible discovery-scale cohort. Add blinded re-estimation at n = 60 and a cap of 200. This gives exactly the flexibility the investigator wants, costs nothing in statistical validity, and is straightforwardly defensible to both an IRB and a journal.</w:t>
       </w:r>
     </w:p>
-    <w:bookmarkEnd w:id="84"/>
     <w:bookmarkEnd w:id="85"/>
-    <w:bookmarkStart w:id="97" w:name="Xf38c6c17ad158f484735d9b96eb03c6bc9725da"/>
+    <w:bookmarkEnd w:id="86"/>
+    <w:bookmarkStart w:id="98" w:name="Xf38c6c17ad158f484735d9b96eb03c6bc9725da"/>
     <w:p>
       <w:pPr>
         <w:pStyle w:val="Heading2"/>
@@ -8784,7 +9189,7 @@
         <w:t xml:space="preserve">This section is deliberately prescriptive. The commonest reason clinical machine-learning results fail to replicate is not a poor algorithm; it is undisciplined handling of partitions and weights.</w:t>
       </w:r>
     </w:p>
-    <w:bookmarkStart w:id="86" w:name="definitions"/>
+    <w:bookmarkStart w:id="87" w:name="definitions"/>
     <w:p>
       <w:pPr>
         <w:pStyle w:val="Heading3"/>
@@ -9247,8 +9652,8 @@
         </w:tc>
       </w:tr>
     </w:tbl>
-    <w:bookmarkEnd w:id="86"/>
-    <w:bookmarkStart w:id="87" w:name="Xa51649a40b97e953c8bdbd74c444ccf540aca41"/>
+    <w:bookmarkEnd w:id="87"/>
+    <w:bookmarkStart w:id="88" w:name="Xa51649a40b97e953c8bdbd74c444ccf540aca41"/>
     <w:p>
       <w:pPr>
         <w:pStyle w:val="Heading3"/>
@@ -9290,8 +9695,8 @@
         <w:t xml:space="preserve">, never before it.</w:t>
       </w:r>
     </w:p>
-    <w:bookmarkEnd w:id="87"/>
-    <w:bookmarkStart w:id="88" w:name="X3112d9587ca5dcab685a6bf203ab04dd2f8b7f8"/>
+    <w:bookmarkEnd w:id="88"/>
+    <w:bookmarkStart w:id="89" w:name="X3112d9587ca5dcab685a6bf203ab04dd2f8b7f8"/>
     <w:p>
       <w:pPr>
         <w:pStyle w:val="Heading3"/>
@@ -9726,8 +10131,8 @@
         <w:t xml:space="preserve">“test on new subjects.”</w:t>
       </w:r>
     </w:p>
-    <w:bookmarkEnd w:id="88"/>
-    <w:bookmarkStart w:id="89" w:name="Xcb2aa6a0b6b8c2a15119f2299a4fa8dcc89100e"/>
+    <w:bookmarkEnd w:id="89"/>
+    <w:bookmarkStart w:id="90" w:name="Xcb2aa6a0b6b8c2a15119f2299a4fa8dcc89100e"/>
     <w:p>
       <w:pPr>
         <w:pStyle w:val="Heading3"/>
@@ -9764,140 +10169,6 @@
           <w:bCs/>
         </w:rPr>
         <w:t xml:space="preserve">Aggregation is pre-specified:</w:t>
-      </w:r>
-    </w:p>
-    <w:p>
-      <w:pPr>
-        <w:pStyle w:val="Compact"/>
-        <w:numPr>
-          <w:ilvl w:val="0"/>
-          <w:numId w:val="1020"/>
-        </w:numPr>
-      </w:pPr>
-      <w:r>
-        <w:t xml:space="preserve">Features are computed per</w:t>
-      </w:r>
-      <w:r>
-        <w:t xml:space="preserve"> </w:t>
-      </w:r>
-      <w:r>
-        <w:rPr>
-          <w:b/>
-          <w:bCs/>
-        </w:rPr>
-        <w:t xml:space="preserve">region of interest</w:t>
-      </w:r>
-      <w:r>
-        <w:t xml:space="preserve">.</w:t>
-      </w:r>
-    </w:p>
-    <w:p>
-      <w:pPr>
-        <w:pStyle w:val="Compact"/>
-        <w:numPr>
-          <w:ilvl w:val="0"/>
-          <w:numId w:val="1020"/>
-        </w:numPr>
-      </w:pPr>
-      <w:r>
-        <w:t xml:space="preserve">ROI-level values are aggregated to a</w:t>
-      </w:r>
-      <w:r>
-        <w:t xml:space="preserve"> </w:t>
-      </w:r>
-      <w:r>
-        <w:rPr>
-          <w:b/>
-          <w:bCs/>
-        </w:rPr>
-        <w:t xml:space="preserve">site-level</w:t>
-      </w:r>
-      <w:r>
-        <w:t xml:space="preserve"> </w:t>
-      </w:r>
-      <w:r>
-        <w:t xml:space="preserve">value per participant (median across ROIs, which is robust to occasional artefactual ROIs).</w:t>
-      </w:r>
-    </w:p>
-    <w:p>
-      <w:pPr>
-        <w:pStyle w:val="Compact"/>
-        <w:numPr>
-          <w:ilvl w:val="0"/>
-          <w:numId w:val="1020"/>
-        </w:numPr>
-      </w:pPr>
-      <w:r>
-        <w:t xml:space="preserve">Site-level values are combined into a</w:t>
-      </w:r>
-      <w:r>
-        <w:t xml:space="preserve"> </w:t>
-      </w:r>
-      <w:r>
-        <w:rPr>
-          <w:b/>
-          <w:bCs/>
-        </w:rPr>
-        <w:t xml:space="preserve">single participant-level prediction</w:t>
-      </w:r>
-      <w:r>
-        <w:t xml:space="preserve">.</w:t>
-      </w:r>
-    </w:p>
-    <w:p>
-      <w:pPr>
-        <w:pStyle w:val="Compact"/>
-        <w:numPr>
-          <w:ilvl w:val="0"/>
-          <w:numId w:val="1020"/>
-        </w:numPr>
-      </w:pPr>
-      <w:r>
-        <w:t xml:space="preserve">The combination rule (mean of site probabilities, median, or attention-weighted multiple-instance learning) is</w:t>
-      </w:r>
-      <w:r>
-        <w:t xml:space="preserve"> </w:t>
-      </w:r>
-      <w:r>
-        <w:rPr>
-          <w:b/>
-          <w:bCs/>
-        </w:rPr>
-        <w:t xml:space="preserve">selected within the inner cross-validation loop</w:t>
-      </w:r>
-      <w:r>
-        <w:t xml:space="preserve"> </w:t>
-      </w:r>
-      <w:r>
-        <w:t xml:space="preserve">and reported.</w:t>
-      </w:r>
-    </w:p>
-    <w:p>
-      <w:pPr>
-        <w:pStyle w:val="FirstParagraph"/>
-      </w:pPr>
-      <w:r>
-        <w:rPr>
-          <w:b/>
-          <w:bCs/>
-        </w:rPr>
-        <w:t xml:space="preserve">Every reported statistic — AUC, sensitivity, specificity, ICC — is computed over 100 participant-level observations.</w:t>
-      </w:r>
-      <w:r>
-        <w:t xml:space="preserve"> </w:t>
-      </w:r>
-      <w:r>
-        <w:t xml:space="preserve">Any figure implying a larger denominator is an error and will not be reported.</w:t>
-      </w:r>
-    </w:p>
-    <w:bookmarkEnd w:id="89"/>
-    <w:bookmarkStart w:id="90" w:name="splitting-rules"/>
-    <w:p>
-      <w:pPr>
-        <w:pStyle w:val="Heading3"/>
-      </w:pPr>
-      <w:r>
-        <w:t xml:space="preserve">8.5.4 Splitting rules</w:t>
       </w:r>
     </w:p>
     <w:p>
@@ -9909,27 +10180,20 @@
         </w:numPr>
       </w:pPr>
       <w:r>
-        <w:rPr>
-          <w:b/>
-          <w:bCs/>
-        </w:rPr>
-        <w:t xml:space="preserve">Participant-level splitting, always, at every stage.</w:t>
-      </w:r>
-      <w:r>
-        <w:t xml:space="preserve"> </w:t>
-      </w:r>
-      <w:r>
-        <w:t xml:space="preserve">A single participant contributes 6 sites, bilateral limbs, and many frames per cine sweep — plausibly several hundred images. Frames from one sweep are near-duplicates. Any image-level split places the same participant on both sides and produces spectacular, meaningless accuracy.</w:t>
-      </w:r>
-      <w:r>
-        <w:t xml:space="preserve"> </w:t>
-      </w:r>
-      <w:r>
-        <w:rPr>
-          <w:b/>
-          <w:bCs/>
-        </w:rPr>
-        <w:t xml:space="preserve">No participant appears in more than one partition, ever.</w:t>
+        <w:t xml:space="preserve">Features are computed per</w:t>
+      </w:r>
+      <w:r>
+        <w:t xml:space="preserve"> </w:t>
+      </w:r>
+      <w:r>
+        <w:rPr>
+          <w:b/>
+          <w:bCs/>
+        </w:rPr>
+        <w:t xml:space="preserve">region of interest</w:t>
+      </w:r>
+      <w:r>
+        <w:t xml:space="preserve">.</w:t>
       </w:r>
     </w:p>
     <w:p>
@@ -9941,43 +10205,23 @@
         </w:numPr>
       </w:pPr>
       <w:r>
-        <w:rPr>
-          <w:b/>
-          <w:bCs/>
-        </w:rPr>
-        <w:t xml:space="preserve">Stratification variables:</w:t>
-      </w:r>
-      <w:r>
-        <w:t xml:space="preserve"> </w:t>
-      </w:r>
-      <w:r>
-        <w:t xml:space="preserve">diagnosis, distribution variant, BMI band,</w:t>
-      </w:r>
-      <w:r>
-        <w:t xml:space="preserve"> </w:t>
-      </w:r>
-      <w:r>
-        <w:rPr>
-          <w:b/>
-          <w:bCs/>
-        </w:rPr>
-        <w:t xml:space="preserve">console</w:t>
-      </w:r>
-      <w:r>
-        <w:t xml:space="preserve">,</w:t>
-      </w:r>
-      <w:r>
-        <w:t xml:space="preserve"> </w:t>
-      </w:r>
-      <w:r>
-        <w:rPr>
-          <w:b/>
-          <w:bCs/>
-        </w:rPr>
-        <w:t xml:space="preserve">operator</w:t>
-      </w:r>
-      <w:r>
-        <w:t xml:space="preserve">.</w:t>
+        <w:t xml:space="preserve">ROI-level values are aggregated to a</w:t>
+      </w:r>
+      <w:r>
+        <w:t xml:space="preserve"> </w:t>
+      </w:r>
+      <w:r>
+        <w:rPr>
+          <w:b/>
+          <w:bCs/>
+        </w:rPr>
+        <w:t xml:space="preserve">site-level</w:t>
+      </w:r>
+      <w:r>
+        <w:t xml:space="preserve"> </w:t>
+      </w:r>
+      <w:r>
+        <w:t xml:space="preserve">value per participant (median across ROIs, which is robust to occasional artefactual ROIs).</w:t>
       </w:r>
     </w:p>
     <w:p>
@@ -9989,17 +10233,20 @@
         </w:numPr>
       </w:pPr>
       <w:r>
-        <w:rPr>
-          <w:b/>
-          <w:bCs/>
-        </w:rPr>
-        <w:t xml:space="preserve">The split is generated once, from a recorded random seed, and frozen.</w:t>
-      </w:r>
-      <w:r>
-        <w:t xml:space="preserve"> </w:t>
-      </w:r>
-      <w:r>
-        <w:t xml:space="preserve">The participant-to-partition assignment is written to a file, hashed, and never regenerated. Re-drawing a split after seeing results is a form of tuning on the outcome.</w:t>
+        <w:t xml:space="preserve">Site-level values are combined into a</w:t>
+      </w:r>
+      <w:r>
+        <w:t xml:space="preserve"> </w:t>
+      </w:r>
+      <w:r>
+        <w:rPr>
+          <w:b/>
+          <w:bCs/>
+        </w:rPr>
+        <w:t xml:space="preserve">single participant-level prediction</w:t>
+      </w:r>
+      <w:r>
+        <w:t xml:space="preserve">.</w:t>
       </w:r>
     </w:p>
     <w:p>
@@ -10011,48 +10258,51 @@
         </w:numPr>
       </w:pPr>
       <w:r>
-        <w:rPr>
-          <w:b/>
-          <w:bCs/>
-        </w:rPr>
-        <w:t xml:space="preserve">Model selection uses repeated stratified k-fold cross-validation</w:t>
-      </w:r>
-      <w:r>
-        <w:rPr>
-          <w:b/>
-          <w:bCs/>
-        </w:rPr>
-        <w:t xml:space="preserve"> </w:t>
-      </w:r>
-      <w:r>
-        <w:rPr>
-          <w:b/>
-          <w:bCs/>
-          <w:i/>
-          <w:iCs/>
-        </w:rPr>
-        <w:t xml:space="preserve">within the 238-participant training set</w:t>
-      </w:r>
-      <w:r>
-        <w:t xml:space="preserve">, with folds also split by participant. The 102-participant tuning set is reserved for final model comparison, threshold setting and the iteration loop — not consumed by routine hyperparameter search.</w:t>
+        <w:t xml:space="preserve">The combination rule (mean of site probabilities, median, or attention-weighted multiple-instance learning) is</w:t>
+      </w:r>
+      <w:r>
+        <w:t xml:space="preserve"> </w:t>
+      </w:r>
+      <w:r>
+        <w:rPr>
+          <w:b/>
+          <w:bCs/>
+        </w:rPr>
+        <w:t xml:space="preserve">selected within the inner cross-validation loop</w:t>
+      </w:r>
+      <w:r>
+        <w:t xml:space="preserve"> </w:t>
+      </w:r>
+      <w:r>
+        <w:t xml:space="preserve">and reported.</w:t>
+      </w:r>
+    </w:p>
+    <w:p>
+      <w:pPr>
+        <w:pStyle w:val="FirstParagraph"/>
+      </w:pPr>
+      <w:r>
+        <w:rPr>
+          <w:b/>
+          <w:bCs/>
+        </w:rPr>
+        <w:t xml:space="preserve">Every reported statistic — AUC, sensitivity, specificity, ICC — is computed over 100 participant-level observations.</w:t>
+      </w:r>
+      <w:r>
+        <w:t xml:space="preserve"> </w:t>
+      </w:r>
+      <w:r>
+        <w:t xml:space="preserve">Any figure implying a larger denominator is an error and will not be reported.</w:t>
       </w:r>
     </w:p>
     <w:bookmarkEnd w:id="90"/>
-    <w:bookmarkStart w:id="91" w:name="the-iteration-loop-and-its-limits"/>
+    <w:bookmarkStart w:id="91" w:name="splitting-rules"/>
     <w:p>
       <w:pPr>
         <w:pStyle w:val="Heading3"/>
       </w:pPr>
       <w:r>
-        <w:t xml:space="preserve">8.5.5 The iteration loop, and its limits</w:t>
-      </w:r>
-    </w:p>
-    <w:p>
-      <w:pPr>
-        <w:pStyle w:val="FirstParagraph"/>
-      </w:pPr>
-      <w:r>
-        <w:t xml:space="preserve">The permitted development cycle is:</w:t>
+        <w:t xml:space="preserve">8.5.4 Splitting rules</w:t>
       </w:r>
     </w:p>
     <w:p>
@@ -10064,7 +10314,27 @@
         </w:numPr>
       </w:pPr>
       <w:r>
-        <w:t xml:space="preserve">Fit candidate pipeline on training set</w:t>
+        <w:rPr>
+          <w:b/>
+          <w:bCs/>
+        </w:rPr>
+        <w:t xml:space="preserve">Participant-level splitting, always, at every stage.</w:t>
+      </w:r>
+      <w:r>
+        <w:t xml:space="preserve"> </w:t>
+      </w:r>
+      <w:r>
+        <w:t xml:space="preserve">A single participant contributes 6 sites, bilateral limbs, and many frames per cine sweep — plausibly several hundred images. Frames from one sweep are near-duplicates. Any image-level split places the same participant on both sides and produces spectacular, meaningless accuracy.</w:t>
+      </w:r>
+      <w:r>
+        <w:t xml:space="preserve"> </w:t>
+      </w:r>
+      <w:r>
+        <w:rPr>
+          <w:b/>
+          <w:bCs/>
+        </w:rPr>
+        <w:t xml:space="preserve">No participant appears in more than one partition, ever.</w:t>
       </w:r>
     </w:p>
     <w:p>
@@ -10076,7 +10346,43 @@
         </w:numPr>
       </w:pPr>
       <w:r>
-        <w:t xml:space="preserve">Evaluate on tuning set</w:t>
+        <w:rPr>
+          <w:b/>
+          <w:bCs/>
+        </w:rPr>
+        <w:t xml:space="preserve">Stratification variables:</w:t>
+      </w:r>
+      <w:r>
+        <w:t xml:space="preserve"> </w:t>
+      </w:r>
+      <w:r>
+        <w:t xml:space="preserve">diagnosis, distribution variant, BMI band,</w:t>
+      </w:r>
+      <w:r>
+        <w:t xml:space="preserve"> </w:t>
+      </w:r>
+      <w:r>
+        <w:rPr>
+          <w:b/>
+          <w:bCs/>
+        </w:rPr>
+        <w:t xml:space="preserve">console</w:t>
+      </w:r>
+      <w:r>
+        <w:t xml:space="preserve">,</w:t>
+      </w:r>
+      <w:r>
+        <w:t xml:space="preserve"> </w:t>
+      </w:r>
+      <w:r>
+        <w:rPr>
+          <w:b/>
+          <w:bCs/>
+        </w:rPr>
+        <w:t xml:space="preserve">operator</w:t>
+      </w:r>
+      <w:r>
+        <w:t xml:space="preserve">.</w:t>
       </w:r>
     </w:p>
     <w:p>
@@ -10088,7 +10394,17 @@
         </w:numPr>
       </w:pPr>
       <w:r>
-        <w:t xml:space="preserve">Human adjudication of performance; revise features, model class or hyperparameters</w:t>
+        <w:rPr>
+          <w:b/>
+          <w:bCs/>
+        </w:rPr>
+        <w:t xml:space="preserve">The split is generated once, from a recorded random seed, and frozen.</w:t>
+      </w:r>
+      <w:r>
+        <w:t xml:space="preserve"> </w:t>
+      </w:r>
+      <w:r>
+        <w:t xml:space="preserve">The participant-to-partition assignment is written to a file, hashed, and never regenerated. Re-drawing a split after seeing results is a form of tuning on the outcome.</w:t>
       </w:r>
     </w:p>
     <w:p>
@@ -10100,7 +10416,40 @@
         </w:numPr>
       </w:pPr>
       <w:r>
-        <w:t xml:space="preserve">Return to step 1</w:t>
+        <w:rPr>
+          <w:b/>
+          <w:bCs/>
+        </w:rPr>
+        <w:t xml:space="preserve">Model selection uses repeated stratified k-fold cross-validation</w:t>
+      </w:r>
+      <w:r>
+        <w:rPr>
+          <w:b/>
+          <w:bCs/>
+        </w:rPr>
+        <w:t xml:space="preserve"> </w:t>
+      </w:r>
+      <w:r>
+        <w:rPr>
+          <w:b/>
+          <w:bCs/>
+          <w:i/>
+          <w:iCs/>
+        </w:rPr>
+        <w:t xml:space="preserve">within the 238-participant training set</w:t>
+      </w:r>
+      <w:r>
+        <w:t xml:space="preserve">, with folds also split by participant. The 102-participant tuning set is reserved for final model comparison, threshold setting and the iteration loop — not consumed by routine hyperparameter search.</w:t>
+      </w:r>
+    </w:p>
+    <w:bookmarkEnd w:id="91"/>
+    <w:bookmarkStart w:id="92" w:name="the-iteration-loop-and-its-limits"/>
+    <w:p>
+      <w:pPr>
+        <w:pStyle w:val="Heading3"/>
+      </w:pPr>
+      <w:r>
+        <w:t xml:space="preserve">8.5.5 The iteration loop, and its limits</w:t>
       </w:r>
     </w:p>
     <w:p>
@@ -10108,11 +10457,7 @@
         <w:pStyle w:val="FirstParagraph"/>
       </w:pPr>
       <w:r>
-        <w:rPr>
-          <w:b/>
-          <w:bCs/>
-        </w:rPr>
-        <w:t xml:space="preserve">Governance of this loop:</w:t>
+        <w:t xml:space="preserve">The permitted development cycle is:</w:t>
       </w:r>
     </w:p>
     <w:p>
@@ -10124,49 +10469,7 @@
         </w:numPr>
       </w:pPr>
       <w:r>
-        <w:t xml:space="preserve">A</w:t>
-      </w:r>
-      <w:r>
-        <w:t xml:space="preserve"> </w:t>
-      </w:r>
-      <w:r>
-        <w:rPr>
-          <w:b/>
-          <w:bCs/>
-        </w:rPr>
-        <w:t xml:space="preserve">maximum of</w:t>
-      </w:r>
-      <w:r>
-        <w:rPr>
-          <w:b/>
-          <w:bCs/>
-        </w:rPr>
-        <w:t xml:space="preserve"> </w:t>
-      </w:r>
-      <w:r>
-        <w:rPr>
-          <w:rStyle w:val="VerbatimChar"/>
-          <w:b/>
-          <w:bCs/>
-        </w:rPr>
-        <w:t xml:space="preserve">[10]</w:t>
-      </w:r>
-      <w:r>
-        <w:rPr>
-          <w:b/>
-          <w:bCs/>
-        </w:rPr>
-        <w:t xml:space="preserve"> </w:t>
-      </w:r>
-      <w:r>
-        <w:rPr>
-          <w:b/>
-          <w:bCs/>
-        </w:rPr>
-        <w:t xml:space="preserve">cycles is pre-specified</w:t>
-      </w:r>
-      <w:r>
-        <w:t xml:space="preserve">; the actual number executed is recorded and reported in the publication.</w:t>
+        <w:t xml:space="preserve">Fit candidate pipeline on training set</w:t>
       </w:r>
     </w:p>
     <w:p>
@@ -10178,7 +10481,7 @@
         </w:numPr>
       </w:pPr>
       <w:r>
-        <w:t xml:space="preserve">Every cycle is logged with: date, cycle number, what was changed and why, tuning-set performance, and the operator making the change.</w:t>
+        <w:t xml:space="preserve">Evaluate on tuning set</w:t>
       </w:r>
     </w:p>
     <w:p>
@@ -10190,26 +10493,7 @@
         </w:numPr>
       </w:pPr>
       <w:r>
-        <w:rPr>
-          <w:b/>
-          <w:bCs/>
-        </w:rPr>
-        <w:t xml:space="preserve">Tuning-set performance is never reported as the study result.</w:t>
-      </w:r>
-      <w:r>
-        <w:t xml:space="preserve"> </w:t>
-      </w:r>
-      <w:r>
-        <w:t xml:space="preserve">It appears in the publication only as</w:t>
-      </w:r>
-      <w:r>
-        <w:t xml:space="preserve"> </w:t>
-      </w:r>
-      <w:r>
-        <w:t xml:space="preserve">“development performance”</w:t>
-      </w:r>
-      <w:r>
-        <w:t xml:space="preserve">, explicitly labelled optimistically biased.</w:t>
+        <w:t xml:space="preserve">Human adjudication of performance; revise features, model class or hyperparameters</w:t>
       </w:r>
     </w:p>
     <w:p>
@@ -10221,17 +10505,7 @@
         </w:numPr>
       </w:pPr>
       <w:r>
-        <w:t xml:space="preserve">If the cycle limit is reached without acceptable tuning performance, the study reports that outcome. Extending the limit after seeing results is prohibited.</w:t>
-      </w:r>
-    </w:p>
-    <w:bookmarkEnd w:id="91"/>
-    <w:bookmarkStart w:id="92" w:name="weight-freezing-the-procedural-gate"/>
-    <w:p>
-      <w:pPr>
-        <w:pStyle w:val="Heading3"/>
-      </w:pPr>
-      <w:r>
-        <w:t xml:space="preserve">8.5.6 Weight freezing — the procedural gate</w:t>
+        <w:t xml:space="preserve">Return to step 1</w:t>
       </w:r>
     </w:p>
     <w:p>
@@ -10239,23 +10513,11 @@
         <w:pStyle w:val="FirstParagraph"/>
       </w:pPr>
       <w:r>
-        <w:t xml:space="preserve">Before</w:t>
-      </w:r>
-      <w:r>
-        <w:t xml:space="preserve"> </w:t>
-      </w:r>
-      <w:r>
-        <w:rPr>
-          <w:b/>
-          <w:bCs/>
-        </w:rPr>
-        <w:t xml:space="preserve">any</w:t>
-      </w:r>
-      <w:r>
-        <w:t xml:space="preserve"> </w:t>
-      </w:r>
-      <w:r>
-        <w:t xml:space="preserve">test-cohort image is analysed:</w:t>
+        <w:rPr>
+          <w:b/>
+          <w:bCs/>
+        </w:rPr>
+        <w:t xml:space="preserve">Governance of this loop:</w:t>
       </w:r>
     </w:p>
     <w:p>
@@ -10267,20 +10529,49 @@
         </w:numPr>
       </w:pPr>
       <w:r>
-        <w:t xml:space="preserve">The complete model artefact (all components in §8.5.1) is</w:t>
-      </w:r>
-      <w:r>
-        <w:t xml:space="preserve"> </w:t>
-      </w:r>
-      <w:r>
-        <w:rPr>
-          <w:b/>
-          <w:bCs/>
-        </w:rPr>
-        <w:t xml:space="preserve">serialised to a single file</w:t>
-      </w:r>
-      <w:r>
-        <w:t xml:space="preserve">, together with the exact preprocessing code and library versions.</w:t>
+        <w:t xml:space="preserve">A</w:t>
+      </w:r>
+      <w:r>
+        <w:t xml:space="preserve"> </w:t>
+      </w:r>
+      <w:r>
+        <w:rPr>
+          <w:b/>
+          <w:bCs/>
+        </w:rPr>
+        <w:t xml:space="preserve">maximum of</w:t>
+      </w:r>
+      <w:r>
+        <w:rPr>
+          <w:b/>
+          <w:bCs/>
+        </w:rPr>
+        <w:t xml:space="preserve"> </w:t>
+      </w:r>
+      <w:r>
+        <w:rPr>
+          <w:rStyle w:val="VerbatimChar"/>
+          <w:b/>
+          <w:bCs/>
+        </w:rPr>
+        <w:t xml:space="preserve">[10]</w:t>
+      </w:r>
+      <w:r>
+        <w:rPr>
+          <w:b/>
+          <w:bCs/>
+        </w:rPr>
+        <w:t xml:space="preserve"> </w:t>
+      </w:r>
+      <w:r>
+        <w:rPr>
+          <w:b/>
+          <w:bCs/>
+        </w:rPr>
+        <w:t xml:space="preserve">cycles is pre-specified</w:t>
+      </w:r>
+      <w:r>
+        <w:t xml:space="preserve">; the actual number executed is recorded and reported in the publication.</w:t>
       </w:r>
     </w:p>
     <w:p>
@@ -10292,23 +10583,7 @@
         </w:numPr>
       </w:pPr>
       <w:r>
-        <w:t xml:space="preserve">The file is</w:t>
-      </w:r>
-      <w:r>
-        <w:t xml:space="preserve"> </w:t>
-      </w:r>
-      <w:r>
-        <w:rPr>
-          <w:b/>
-          <w:bCs/>
-        </w:rPr>
-        <w:t xml:space="preserve">cryptographically hashed (SHA-256)</w:t>
-      </w:r>
-      <w:r>
-        <w:t xml:space="preserve"> </w:t>
-      </w:r>
-      <w:r>
-        <w:t xml:space="preserve">and the hash recorded with a timestamp.</w:t>
+        <w:t xml:space="preserve">Every cycle is logged with: date, cycle number, what was changed and why, tuning-set performance, and the operator making the change.</w:t>
       </w:r>
     </w:p>
     <w:p>
@@ -10320,23 +10595,26 @@
         </w:numPr>
       </w:pPr>
       <w:r>
-        <w:t xml:space="preserve">The hash is</w:t>
-      </w:r>
-      <w:r>
-        <w:t xml:space="preserve"> </w:t>
-      </w:r>
-      <w:r>
-        <w:rPr>
-          <w:b/>
-          <w:bCs/>
-        </w:rPr>
-        <w:t xml:space="preserve">deposited externally</w:t>
-      </w:r>
-      <w:r>
-        <w:t xml:space="preserve"> </w:t>
-      </w:r>
-      <w:r>
-        <w:t xml:space="preserve">— in the trial registry record, a timestamped repository commit, or with an independent third party — so the freeze date is independently verifiable.</w:t>
+        <w:rPr>
+          <w:b/>
+          <w:bCs/>
+        </w:rPr>
+        <w:t xml:space="preserve">Tuning-set performance is never reported as the study result.</w:t>
+      </w:r>
+      <w:r>
+        <w:t xml:space="preserve"> </w:t>
+      </w:r>
+      <w:r>
+        <w:t xml:space="preserve">It appears in the publication only as</w:t>
+      </w:r>
+      <w:r>
+        <w:t xml:space="preserve"> </w:t>
+      </w:r>
+      <w:r>
+        <w:t xml:space="preserve">“development performance”</w:t>
+      </w:r>
+      <w:r>
+        <w:t xml:space="preserve">, explicitly labelled optimistically biased.</w:t>
       </w:r>
     </w:p>
     <w:p>
@@ -10348,42 +10626,17 @@
         </w:numPr>
       </w:pPr>
       <w:r>
-        <w:t xml:space="preserve">The frozen artefact is</w:t>
-      </w:r>
-      <w:r>
-        <w:t xml:space="preserve"> </w:t>
-      </w:r>
-      <w:r>
-        <w:rPr>
-          <w:b/>
-          <w:bCs/>
-        </w:rPr>
-        <w:t xml:space="preserve">placed in the custody of a team member who is not performing the modelling</w:t>
-      </w:r>
-      <w:r>
-        <w:t xml:space="preserve">, ideally the statistician.</w:t>
-      </w:r>
-    </w:p>
-    <w:p>
-      <w:pPr>
-        <w:pStyle w:val="Compact"/>
-        <w:numPr>
-          <w:ilvl w:val="0"/>
-          <w:numId w:val="1024"/>
-        </w:numPr>
-      </w:pPr>
-      <w:r>
-        <w:rPr>
-          <w:b/>
-          <w:bCs/>
-        </w:rPr>
-        <w:t xml:space="preserve">A written declaration</w:t>
-      </w:r>
-      <w:r>
-        <w:t xml:space="preserve"> </w:t>
-      </w:r>
-      <w:r>
-        <w:t xml:space="preserve">is signed stating that the model is frozen and that no further modification will occur.</w:t>
+        <w:t xml:space="preserve">If the cycle limit is reached without acceptable tuning performance, the study reports that outcome. Extending the limit after seeing results is prohibited.</w:t>
+      </w:r>
+    </w:p>
+    <w:bookmarkEnd w:id="92"/>
+    <w:bookmarkStart w:id="93" w:name="weight-freezing-the-procedural-gate"/>
+    <w:p>
+      <w:pPr>
+        <w:pStyle w:val="Heading3"/>
+      </w:pPr>
+      <w:r>
+        <w:t xml:space="preserve">8.5.6 Weight freezing — the procedural gate</w:t>
       </w:r>
     </w:p>
     <w:p>
@@ -10391,27 +10644,23 @@
         <w:pStyle w:val="FirstParagraph"/>
       </w:pPr>
       <w:r>
-        <w:t xml:space="preserve">Test-set analysis begins only after all five steps are complete.</w:t>
-      </w:r>
-      <w:r>
-        <w:t xml:space="preserve"> </w:t>
-      </w:r>
-      <w:r>
-        <w:rPr>
-          <w:b/>
-          <w:bCs/>
-        </w:rPr>
-        <w:t xml:space="preserve">The hash reported in the publication must match the artefact used to produce the test result.</w:t>
-      </w:r>
-    </w:p>
-    <w:bookmarkEnd w:id="92"/>
-    <w:bookmarkStart w:id="93" w:name="test-set-discipline"/>
-    <w:p>
-      <w:pPr>
-        <w:pStyle w:val="Heading3"/>
-      </w:pPr>
-      <w:r>
-        <w:t xml:space="preserve">8.5.7 Test-set discipline</w:t>
+        <w:t xml:space="preserve">Before</w:t>
+      </w:r>
+      <w:r>
+        <w:t xml:space="preserve"> </w:t>
+      </w:r>
+      <w:r>
+        <w:rPr>
+          <w:b/>
+          <w:bCs/>
+        </w:rPr>
+        <w:t xml:space="preserve">any</w:t>
+      </w:r>
+      <w:r>
+        <w:t xml:space="preserve"> </w:t>
+      </w:r>
+      <w:r>
+        <w:t xml:space="preserve">test-cohort image is analysed:</w:t>
       </w:r>
     </w:p>
     <w:p>
@@ -10423,11 +10672,20 @@
         </w:numPr>
       </w:pPr>
       <w:r>
-        <w:rPr>
-          <w:b/>
-          <w:bCs/>
-        </w:rPr>
-        <w:t xml:space="preserve">The test cohort is analysed exactly once.</w:t>
+        <w:t xml:space="preserve">The complete model artefact (all components in §8.5.1) is</w:t>
+      </w:r>
+      <w:r>
+        <w:t xml:space="preserve"> </w:t>
+      </w:r>
+      <w:r>
+        <w:rPr>
+          <w:b/>
+          <w:bCs/>
+        </w:rPr>
+        <w:t xml:space="preserve">serialised to a single file</w:t>
+      </w:r>
+      <w:r>
+        <w:t xml:space="preserve">, together with the exact preprocessing code and library versions.</w:t>
       </w:r>
     </w:p>
     <w:p>
@@ -10439,7 +10697,23 @@
         </w:numPr>
       </w:pPr>
       <w:r>
-        <w:t xml:space="preserve">Test images are held by the custodian and released to the analysis pipeline only after freezing.</w:t>
+        <w:t xml:space="preserve">The file is</w:t>
+      </w:r>
+      <w:r>
+        <w:t xml:space="preserve"> </w:t>
+      </w:r>
+      <w:r>
+        <w:rPr>
+          <w:b/>
+          <w:bCs/>
+        </w:rPr>
+        <w:t xml:space="preserve">cryptographically hashed (SHA-256)</w:t>
+      </w:r>
+      <w:r>
+        <w:t xml:space="preserve"> </w:t>
+      </w:r>
+      <w:r>
+        <w:t xml:space="preserve">and the hash recorded with a timestamp.</w:t>
       </w:r>
     </w:p>
     <w:p>
@@ -10451,17 +10725,23 @@
         </w:numPr>
       </w:pPr>
       <w:r>
-        <w:rPr>
-          <w:b/>
-          <w:bCs/>
-        </w:rPr>
-        <w:t xml:space="preserve">No modification of any kind</w:t>
-      </w:r>
-      <w:r>
-        <w:t xml:space="preserve"> </w:t>
-      </w:r>
-      <w:r>
-        <w:t xml:space="preserve">— not features, not thresholds, not calibration, not aggregation — is permitted after test-set exposure.</w:t>
+        <w:t xml:space="preserve">The hash is</w:t>
+      </w:r>
+      <w:r>
+        <w:t xml:space="preserve"> </w:t>
+      </w:r>
+      <w:r>
+        <w:rPr>
+          <w:b/>
+          <w:bCs/>
+        </w:rPr>
+        <w:t xml:space="preserve">deposited externally</w:t>
+      </w:r>
+      <w:r>
+        <w:t xml:space="preserve"> </w:t>
+      </w:r>
+      <w:r>
+        <w:t xml:space="preserve">— in the trial registry record, a timestamped repository commit, or with an independent third party — so the freeze date is independently verifiable.</w:t>
       </w:r>
     </w:p>
     <w:p>
@@ -10473,33 +10753,20 @@
         </w:numPr>
       </w:pPr>
       <w:r>
-        <w:t xml:space="preserve">If test performance is disappointing, that is the result.</w:t>
-      </w:r>
-      <w:r>
-        <w:t xml:space="preserve"> </w:t>
-      </w:r>
-      <w:r>
-        <w:rPr>
-          <w:b/>
-          <w:bCs/>
-        </w:rPr>
-        <w:t xml:space="preserve">Returning to development and re-testing on the same cohort is prohibited</w:t>
-      </w:r>
-      <w:r>
-        <w:t xml:space="preserve">; doing so converts it into a second tuning set and would require an entirely new cohort for an unbiased estimate. Any such subsequent work is reported explicitly as a</w:t>
-      </w:r>
-      <w:r>
-        <w:t xml:space="preserve"> </w:t>
-      </w:r>
-      <w:r>
-        <w:rPr>
-          <w:b/>
-          <w:bCs/>
-        </w:rPr>
-        <w:t xml:space="preserve">new development phase requiring fresh prospective validation</w:t>
-      </w:r>
-      <w:r>
-        <w:t xml:space="preserve">.</w:t>
+        <w:t xml:space="preserve">The frozen artefact is</w:t>
+      </w:r>
+      <w:r>
+        <w:t xml:space="preserve"> </w:t>
+      </w:r>
+      <w:r>
+        <w:rPr>
+          <w:b/>
+          <w:bCs/>
+        </w:rPr>
+        <w:t xml:space="preserve">placed in the custody of a team member who is not performing the modelling</w:t>
+      </w:r>
+      <w:r>
+        <w:t xml:space="preserve">, ideally the statistician.</w:t>
       </w:r>
     </w:p>
     <w:p>
@@ -10511,6 +10778,144 @@
         </w:numPr>
       </w:pPr>
       <w:r>
+        <w:rPr>
+          <w:b/>
+          <w:bCs/>
+        </w:rPr>
+        <w:t xml:space="preserve">A written declaration</w:t>
+      </w:r>
+      <w:r>
+        <w:t xml:space="preserve"> </w:t>
+      </w:r>
+      <w:r>
+        <w:t xml:space="preserve">is signed stating that the model is frozen and that no further modification will occur.</w:t>
+      </w:r>
+    </w:p>
+    <w:p>
+      <w:pPr>
+        <w:pStyle w:val="FirstParagraph"/>
+      </w:pPr>
+      <w:r>
+        <w:t xml:space="preserve">Test-set analysis begins only after all five steps are complete.</w:t>
+      </w:r>
+      <w:r>
+        <w:t xml:space="preserve"> </w:t>
+      </w:r>
+      <w:r>
+        <w:rPr>
+          <w:b/>
+          <w:bCs/>
+        </w:rPr>
+        <w:t xml:space="preserve">The hash reported in the publication must match the artefact used to produce the test result.</w:t>
+      </w:r>
+    </w:p>
+    <w:bookmarkEnd w:id="93"/>
+    <w:bookmarkStart w:id="94" w:name="test-set-discipline"/>
+    <w:p>
+      <w:pPr>
+        <w:pStyle w:val="Heading3"/>
+      </w:pPr>
+      <w:r>
+        <w:t xml:space="preserve">8.5.7 Test-set discipline</w:t>
+      </w:r>
+    </w:p>
+    <w:p>
+      <w:pPr>
+        <w:pStyle w:val="Compact"/>
+        <w:numPr>
+          <w:ilvl w:val="0"/>
+          <w:numId w:val="1026"/>
+        </w:numPr>
+      </w:pPr>
+      <w:r>
+        <w:rPr>
+          <w:b/>
+          <w:bCs/>
+        </w:rPr>
+        <w:t xml:space="preserve">The test cohort is analysed exactly once.</w:t>
+      </w:r>
+    </w:p>
+    <w:p>
+      <w:pPr>
+        <w:pStyle w:val="Compact"/>
+        <w:numPr>
+          <w:ilvl w:val="0"/>
+          <w:numId w:val="1026"/>
+        </w:numPr>
+      </w:pPr>
+      <w:r>
+        <w:t xml:space="preserve">Test images are held by the custodian and released to the analysis pipeline only after freezing.</w:t>
+      </w:r>
+    </w:p>
+    <w:p>
+      <w:pPr>
+        <w:pStyle w:val="Compact"/>
+        <w:numPr>
+          <w:ilvl w:val="0"/>
+          <w:numId w:val="1026"/>
+        </w:numPr>
+      </w:pPr>
+      <w:r>
+        <w:rPr>
+          <w:b/>
+          <w:bCs/>
+        </w:rPr>
+        <w:t xml:space="preserve">No modification of any kind</w:t>
+      </w:r>
+      <w:r>
+        <w:t xml:space="preserve"> </w:t>
+      </w:r>
+      <w:r>
+        <w:t xml:space="preserve">— not features, not thresholds, not calibration, not aggregation — is permitted after test-set exposure.</w:t>
+      </w:r>
+    </w:p>
+    <w:p>
+      <w:pPr>
+        <w:pStyle w:val="Compact"/>
+        <w:numPr>
+          <w:ilvl w:val="0"/>
+          <w:numId w:val="1026"/>
+        </w:numPr>
+      </w:pPr>
+      <w:r>
+        <w:t xml:space="preserve">If test performance is disappointing, that is the result.</w:t>
+      </w:r>
+      <w:r>
+        <w:t xml:space="preserve"> </w:t>
+      </w:r>
+      <w:r>
+        <w:rPr>
+          <w:b/>
+          <w:bCs/>
+        </w:rPr>
+        <w:t xml:space="preserve">Returning to development and re-testing on the same cohort is prohibited</w:t>
+      </w:r>
+      <w:r>
+        <w:t xml:space="preserve">; doing so converts it into a second tuning set and would require an entirely new cohort for an unbiased estimate. Any such subsequent work is reported explicitly as a</w:t>
+      </w:r>
+      <w:r>
+        <w:t xml:space="preserve"> </w:t>
+      </w:r>
+      <w:r>
+        <w:rPr>
+          <w:b/>
+          <w:bCs/>
+        </w:rPr>
+        <w:t xml:space="preserve">new development phase requiring fresh prospective validation</w:t>
+      </w:r>
+      <w:r>
+        <w:t xml:space="preserve">.</w:t>
+      </w:r>
+    </w:p>
+    <w:p>
+      <w:pPr>
+        <w:pStyle w:val="Compact"/>
+        <w:numPr>
+          <w:ilvl w:val="0"/>
+          <w:numId w:val="1026"/>
+        </w:numPr>
+      </w:pPr>
+      <w:r>
         <w:t xml:space="preserve">The test cohort is recruited</w:t>
       </w:r>
       <w:r>
@@ -10527,8 +10932,8 @@
         <w:t xml:space="preserve">, and where practical uses different operator–console combinations, so it tests transportability rather than a re-draw of identical conditions.</w:t>
       </w:r>
     </w:p>
-    <w:bookmarkEnd w:id="93"/>
-    <w:bookmarkStart w:id="94" w:name="X3bd33973e145f7ca9406236f2c495c9c8395fa6"/>
+    <w:bookmarkEnd w:id="94"/>
+    <w:bookmarkStart w:id="95" w:name="X3bd33973e145f7ca9406236f2c495c9c8395fa6"/>
     <w:p>
       <w:pPr>
         <w:pStyle w:val="Heading3"/>
@@ -10758,96 +11163,14 @@
         </w:tc>
       </w:tr>
     </w:tbl>
-    <w:bookmarkEnd w:id="94"/>
-    <w:bookmarkStart w:id="95" w:name="model-class-proportionate-to-sample-size"/>
+    <w:bookmarkEnd w:id="95"/>
+    <w:bookmarkStart w:id="96" w:name="model-class-proportionate-to-sample-size"/>
     <w:p>
       <w:pPr>
         <w:pStyle w:val="Heading3"/>
       </w:pPr>
       <w:r>
         <w:t xml:space="preserve">8.5.9 Model class, proportionate to sample size</w:t>
-      </w:r>
-    </w:p>
-    <w:p>
-      <w:pPr>
-        <w:pStyle w:val="Compact"/>
-        <w:numPr>
-          <w:ilvl w:val="0"/>
-          <w:numId w:val="1026"/>
-        </w:numPr>
-      </w:pPr>
-      <w:r>
-        <w:rPr>
-          <w:b/>
-          <w:bCs/>
-        </w:rPr>
-        <w:t xml:space="preserve">Primary:</w:t>
-      </w:r>
-      <w:r>
-        <w:t xml:space="preserve"> </w:t>
-      </w:r>
-      <w:r>
-        <w:t xml:space="preserve">penalised logistic regression or gradient boosting over the interpretable parameters of §7.1 (companion document). With ~238 training participants and a modest feature count, this is the defensible choice.</w:t>
-      </w:r>
-    </w:p>
-    <w:p>
-      <w:pPr>
-        <w:pStyle w:val="Compact"/>
-        <w:numPr>
-          <w:ilvl w:val="0"/>
-          <w:numId w:val="1026"/>
-        </w:numPr>
-      </w:pPr>
-      <w:r>
-        <w:rPr>
-          <w:b/>
-          <w:bCs/>
-        </w:rPr>
-        <w:t xml:space="preserve">Secondary:</w:t>
-      </w:r>
-      <w:r>
-        <w:t xml:space="preserve"> </w:t>
-      </w:r>
-      <w:r>
-        <w:t xml:space="preserve">deep models on calibrated, resolution-normalised image patches, with multiple-instance learning over frames, the participant being the labelled unit.</w:t>
-      </w:r>
-    </w:p>
-    <w:p>
-      <w:pPr>
-        <w:pStyle w:val="Compact"/>
-        <w:numPr>
-          <w:ilvl w:val="0"/>
-          <w:numId w:val="1026"/>
-        </w:numPr>
-      </w:pPr>
-      <w:r>
-        <w:t xml:space="preserve">A deep model is reported</w:t>
-      </w:r>
-      <w:r>
-        <w:t xml:space="preserve"> </w:t>
-      </w:r>
-      <w:r>
-        <w:rPr>
-          <w:b/>
-          <w:bCs/>
-        </w:rPr>
-        <w:t xml:space="preserve">only alongside</w:t>
-      </w:r>
-      <w:r>
-        <w:t xml:space="preserve"> </w:t>
-      </w:r>
-      <w:r>
-        <w:t xml:space="preserve">the interpretable model and the simple baselines. A complex model that cannot beat bright-spot density alone has not earned its complexity, and the protocol commits in advance to saying so.</w:t>
-      </w:r>
-    </w:p>
-    <w:bookmarkEnd w:id="95"/>
-    <w:bookmarkStart w:id="96" w:name="reproducibility-artefacts-published"/>
-    <w:p>
-      <w:pPr>
-        <w:pStyle w:val="Heading3"/>
-      </w:pPr>
-      <w:r>
-        <w:t xml:space="preserve">8.5.10 Reproducibility artefacts published</w:t>
       </w:r>
     </w:p>
     <w:p>
@@ -10859,7 +11182,17 @@
         </w:numPr>
       </w:pPr>
       <w:r>
-        <w:t xml:space="preserve">The frozen model file and its SHA-256 hash</w:t>
+        <w:rPr>
+          <w:b/>
+          <w:bCs/>
+        </w:rPr>
+        <w:t xml:space="preserve">Primary:</w:t>
+      </w:r>
+      <w:r>
+        <w:t xml:space="preserve"> </w:t>
+      </w:r>
+      <w:r>
+        <w:t xml:space="preserve">penalised logistic regression or gradient boosting over the interpretable parameters of §7.1 (companion document). With ~238 training participants and a modest feature count, this is the defensible choice.</w:t>
       </w:r>
     </w:p>
     <w:p>
@@ -10871,7 +11204,17 @@
         </w:numPr>
       </w:pPr>
       <w:r>
-        <w:t xml:space="preserve">The participant-to-partition assignment (by study ID) and the random seed</w:t>
+        <w:rPr>
+          <w:b/>
+          <w:bCs/>
+        </w:rPr>
+        <w:t xml:space="preserve">Secondary:</w:t>
+      </w:r>
+      <w:r>
+        <w:t xml:space="preserve"> </w:t>
+      </w:r>
+      <w:r>
+        <w:t xml:space="preserve">deep models on calibrated, resolution-normalised image patches, with multiple-instance learning over frames, the participant being the labelled unit.</w:t>
       </w:r>
     </w:p>
     <w:p>
@@ -10883,42 +11226,33 @@
         </w:numPr>
       </w:pPr>
       <w:r>
-        <w:t xml:space="preserve">The full iteration log</w:t>
-      </w:r>
-    </w:p>
-    <w:p>
-      <w:pPr>
-        <w:pStyle w:val="Compact"/>
-        <w:numPr>
-          <w:ilvl w:val="0"/>
-          <w:numId w:val="1027"/>
-        </w:numPr>
-      </w:pPr>
-      <w:r>
-        <w:t xml:space="preserve">Preprocessing and analysis code, with pinned library versions</w:t>
-      </w:r>
-    </w:p>
-    <w:p>
-      <w:pPr>
-        <w:pStyle w:val="Compact"/>
-        <w:numPr>
-          <w:ilvl w:val="0"/>
-          <w:numId w:val="1027"/>
-        </w:numPr>
-      </w:pPr>
-      <w:r>
-        <w:t xml:space="preserve">The reproducibility (ICC) table</w:t>
+        <w:t xml:space="preserve">A deep model is reported</w:t>
+      </w:r>
+      <w:r>
+        <w:t xml:space="preserve"> </w:t>
+      </w:r>
+      <w:r>
+        <w:rPr>
+          <w:b/>
+          <w:bCs/>
+        </w:rPr>
+        <w:t xml:space="preserve">only alongside</w:t>
+      </w:r>
+      <w:r>
+        <w:t xml:space="preserve"> </w:t>
+      </w:r>
+      <w:r>
+        <w:t xml:space="preserve">the interpretable model and the simple baselines. A complex model that cannot beat bright-spot density alone has not earned its complexity, and the protocol commits in advance to saying so.</w:t>
       </w:r>
     </w:p>
     <w:bookmarkEnd w:id="96"/>
-    <w:bookmarkEnd w:id="97"/>
-    <w:bookmarkStart w:id="98" w:name="pre-specified-interpretation-rules"/>
-    <w:p>
-      <w:pPr>
-        <w:pStyle w:val="Heading2"/>
-      </w:pPr>
-      <w:r>
-        <w:t xml:space="preserve">8.6 Pre-specified interpretation rules</w:t>
+    <w:bookmarkStart w:id="97" w:name="reproducibility-artefacts-published"/>
+    <w:p>
+      <w:pPr>
+        <w:pStyle w:val="Heading3"/>
+      </w:pPr>
+      <w:r>
+        <w:t xml:space="preserve">8.5.10 Reproducibility artefacts published</w:t>
       </w:r>
     </w:p>
     <w:p>
@@ -10930,23 +11264,7 @@
         </w:numPr>
       </w:pPr>
       <w:r>
-        <w:t xml:space="preserve">An AUC above 0.90 on first analysis</w:t>
-      </w:r>
-      <w:r>
-        <w:t xml:space="preserve"> </w:t>
-      </w:r>
-      <w:r>
-        <w:rPr>
-          <w:b/>
-          <w:bCs/>
-        </w:rPr>
-        <w:t xml:space="preserve">triggers a leakage audit</w:t>
-      </w:r>
-      <w:r>
-        <w:t xml:space="preserve"> </w:t>
-      </w:r>
-      <w:r>
-        <w:t xml:space="preserve">— most plausibly participant-level frame leakage or console confounding — before any positive interpretation.</w:t>
+        <w:t xml:space="preserve">The frozen model file and its SHA-256 hash</w:t>
       </w:r>
     </w:p>
     <w:p>
@@ -10958,7 +11276,7 @@
         </w:numPr>
       </w:pPr>
       <w:r>
-        <w:t xml:space="preserve">A model that fails to beat bright-spot density alone has not earned its complexity, and this will be reported plainly.</w:t>
+        <w:t xml:space="preserve">The participant-to-partition assignment (by study ID) and the random seed</w:t>
       </w:r>
     </w:p>
     <w:p>
@@ -10970,315 +11288,42 @@
         </w:numPr>
       </w:pPr>
       <w:r>
-        <w:t xml:space="preserve">If reproducibility screening (Step 1) eliminates the candidate parameters, the study reports that finding and stops. That is an informative result for the field.</w:t>
-      </w:r>
-    </w:p>
+        <w:t xml:space="preserve">The full iteration log</w:t>
+      </w:r>
+    </w:p>
+    <w:p>
+      <w:pPr>
+        <w:pStyle w:val="Compact"/>
+        <w:numPr>
+          <w:ilvl w:val="0"/>
+          <w:numId w:val="1028"/>
+        </w:numPr>
+      </w:pPr>
+      <w:r>
+        <w:t xml:space="preserve">Preprocessing and analysis code, with pinned library versions</w:t>
+      </w:r>
+    </w:p>
+    <w:p>
+      <w:pPr>
+        <w:pStyle w:val="Compact"/>
+        <w:numPr>
+          <w:ilvl w:val="0"/>
+          <w:numId w:val="1028"/>
+        </w:numPr>
+      </w:pPr>
+      <w:r>
+        <w:t xml:space="preserve">The reproducibility (ICC) table</w:t>
+      </w:r>
+    </w:p>
+    <w:bookmarkEnd w:id="97"/>
     <w:bookmarkEnd w:id="98"/>
-    <w:bookmarkStart w:id="99" w:name="missing-data"/>
+    <w:bookmarkStart w:id="99" w:name="pre-specified-interpretation-rules"/>
     <w:p>
       <w:pPr>
         <w:pStyle w:val="Heading2"/>
       </w:pPr>
       <w:r>
-        <w:t xml:space="preserve">8.7 Missing data</w:t>
-      </w:r>
-    </w:p>
-    <w:p>
-      <w:pPr>
-        <w:pStyle w:val="FirstParagraph"/>
-      </w:pPr>
-      <w:r>
-        <w:t xml:space="preserve">Where the deep fascial boundary cannot be resolved, thickness is recorded as</w:t>
-      </w:r>
-      <w:r>
-        <w:t xml:space="preserve"> </w:t>
-      </w:r>
-      <w:r>
-        <w:rPr>
-          <w:b/>
-          <w:bCs/>
-        </w:rPr>
-        <w:t xml:space="preserve">missing by pre-specified category</w:t>
-      </w:r>
-      <w:r>
-        <w:t xml:space="preserve">, not estimated. Missingness is reported by arm and site. Analyses use available-case methods with sensitivity analysis under multiple imputation where missingness exceeds 10%.</w:t>
-      </w:r>
-    </w:p>
-    <w:p>
-      <w:r>
-        <w:pict>
-          <v:rect style="width:0;height:1.5pt" o:hralign="center" o:hrstd="t" o:hr="t"/>
-        </w:pict>
-      </w:r>
-    </w:p>
-    <w:bookmarkEnd w:id="99"/>
-    <w:bookmarkEnd w:id="100"/>
-    <w:bookmarkStart w:id="109" w:name="Xbd754eee906553e6b173b5893d88e846cdc0961"/>
-    <w:p>
-      <w:pPr>
-        <w:pStyle w:val="Heading1"/>
-      </w:pPr>
-      <w:r>
-        <w:t xml:space="preserve">9. Risks and Absence of Harm to Participants</w:t>
-      </w:r>
-    </w:p>
-    <w:bookmarkStart w:id="101" w:name="overall-risk-determination"/>
-    <w:p>
-      <w:pPr>
-        <w:pStyle w:val="Heading2"/>
-      </w:pPr>
-      <w:r>
-        <w:t xml:space="preserve">9.1 Overall risk determination</w:t>
-      </w:r>
-    </w:p>
-    <w:p>
-      <w:pPr>
-        <w:pStyle w:val="FirstParagraph"/>
-      </w:pPr>
-      <w:r>
-        <w:rPr>
-          <w:b/>
-          <w:bCs/>
-        </w:rPr>
-        <w:t xml:space="preserve">The imaging protocol is minimal risk.</w:t>
-      </w:r>
-      <w:r>
-        <w:t xml:space="preserve"> </w:t>
-      </w:r>
-      <w:r>
-        <w:t xml:space="preserve">It involves diagnostic B-mode ultrasound at standard diagnostic power settings, applied to the skin surface of the limbs and abdomen. It is the same modality, the same equipment and the same energy exposure as routine clinical ultrasound performed millions of times daily worldwide.</w:t>
-      </w:r>
-    </w:p>
-    <w:bookmarkEnd w:id="101"/>
-    <w:bookmarkStart w:id="102" w:name="specific-risk-analysis"/>
-    <w:p>
-      <w:pPr>
-        <w:pStyle w:val="Heading2"/>
-      </w:pPr>
-      <w:r>
-        <w:t xml:space="preserve">9.2 Specific risk analysis</w:t>
-      </w:r>
-    </w:p>
-    <w:p>
-      <w:pPr>
-        <w:pStyle w:val="FirstParagraph"/>
-      </w:pPr>
-      <w:r>
-        <w:rPr>
-          <w:b/>
-          <w:bCs/>
-        </w:rPr>
-        <w:t xml:space="preserve">No ionising radiation.</w:t>
-      </w:r>
-      <w:r>
-        <w:t xml:space="preserve"> </w:t>
-      </w:r>
-      <w:r>
-        <w:t xml:space="preserve">Ultrasound uses mechanical sound waves. There is no radiation exposure and no cumulative dose consideration.</w:t>
-      </w:r>
-    </w:p>
-    <w:p>
-      <w:pPr>
-        <w:pStyle w:val="BodyText"/>
-      </w:pPr>
-      <w:r>
-        <w:rPr>
-          <w:b/>
-          <w:bCs/>
-        </w:rPr>
-        <w:t xml:space="preserve">No contrast agent.</w:t>
-      </w:r>
-      <w:r>
-        <w:t xml:space="preserve"> </w:t>
-      </w:r>
-      <w:r>
-        <w:t xml:space="preserve">No intravenous access, no injection, no contrast medium. No risk of allergy, nephrotoxicity or extravasation.</w:t>
-      </w:r>
-    </w:p>
-    <w:p>
-      <w:pPr>
-        <w:pStyle w:val="BodyText"/>
-      </w:pPr>
-      <w:r>
-        <w:rPr>
-          <w:b/>
-          <w:bCs/>
-        </w:rPr>
-        <w:t xml:space="preserve">No known bioeffects at diagnostic levels.</w:t>
-      </w:r>
-      <w:r>
-        <w:t xml:space="preserve"> </w:t>
-      </w:r>
-      <w:r>
-        <w:t xml:space="preserve">Diagnostic ultrasound at the acoustic output levels used has no established harmful biological effect in the tissues scanned. Acoustic output is</w:t>
-      </w:r>
-      <w:r>
-        <w:t xml:space="preserve"> </w:t>
-      </w:r>
-      <w:r>
-        <w:rPr>
-          <w:b/>
-          <w:bCs/>
-        </w:rPr>
-        <w:t xml:space="preserve">fixed at standard diagnostic levels and recorded</w:t>
-      </w:r>
-      <w:r>
-        <w:t xml:space="preserve">, and the study operates under the ALARA principle. Thermal and mechanical indices remain within FDA/IEC limits for the scanning of non-fetal soft tissue throughout. Scanning is superficial and of short duration at any one location.</w:t>
-      </w:r>
-    </w:p>
-    <w:p>
-      <w:pPr>
-        <w:pStyle w:val="BodyText"/>
-      </w:pPr>
-      <w:r>
-        <w:rPr>
-          <w:b/>
-          <w:bCs/>
-        </w:rPr>
-        <w:t xml:space="preserve">No pregnancy risk pathway.</w:t>
-      </w:r>
-      <w:r>
-        <w:t xml:space="preserve"> </w:t>
-      </w:r>
-      <w:r>
-        <w:t xml:space="preserve">Pregnancy is an exclusion criterion for fluid-status reasons rather than safety, and no obstetric or fetal scanning is performed.</w:t>
-      </w:r>
-    </w:p>
-    <w:p>
-      <w:pPr>
-        <w:pStyle w:val="BodyText"/>
-      </w:pPr>
-      <w:r>
-        <w:rPr>
-          <w:b/>
-          <w:bCs/>
-        </w:rPr>
-        <w:t xml:space="preserve">Physical discomfort — minimal and transient.</w:t>
-      </w:r>
-      <w:r>
-        <w:t xml:space="preserve"> </w:t>
-      </w:r>
-      <w:r>
-        <w:t xml:space="preserve">Contact gel is applied to the skin; it is at room temperature and may feel cool. The protocol specifies</w:t>
-      </w:r>
-      <w:r>
-        <w:t xml:space="preserve"> </w:t>
-      </w:r>
-      <w:r>
-        <w:rPr>
-          <w:b/>
-          <w:bCs/>
-        </w:rPr>
-        <w:t xml:space="preserve">minimal transducer pressure</w:t>
-      </w:r>
-      <w:r>
-        <w:t xml:space="preserve"> </w:t>
-      </w:r>
-      <w:r>
-        <w:t xml:space="preserve">with a standoff or generous gel, both because fat is compressible (a scientific requirement) and because this minimises any pressure sensation. Participants with lipoedema commonly have tender tissue; the sonographer is instructed to use the lightest contact that produces an adequate image, and any participant may ask for a pause or for a site to be skipped at any time without explanation.</w:t>
-      </w:r>
-    </w:p>
-    <w:p>
-      <w:pPr>
-        <w:pStyle w:val="BodyText"/>
-      </w:pPr>
-      <w:r>
-        <w:rPr>
-          <w:b/>
-          <w:bCs/>
-        </w:rPr>
-        <w:t xml:space="preserve">Positional discomfort.</w:t>
-      </w:r>
-      <w:r>
-        <w:t xml:space="preserve"> </w:t>
-      </w:r>
-      <w:r>
-        <w:t xml:space="preserve">Participants lie supine for approximately 30 minutes plus a 15-minute rest. Position changes, cushions and breaks are available on request.</w:t>
-      </w:r>
-    </w:p>
-    <w:p>
-      <w:pPr>
-        <w:pStyle w:val="BodyText"/>
-      </w:pPr>
-      <w:r>
-        <w:rPr>
-          <w:b/>
-          <w:bCs/>
-        </w:rPr>
-        <w:t xml:space="preserve">Skin reaction.</w:t>
-      </w:r>
-      <w:r>
-        <w:t xml:space="preserve"> </w:t>
-      </w:r>
-      <w:r>
-        <w:t xml:space="preserve">Ultrasound gel rarely causes local irritation. Gel is removed at the end of the examination. Participants with known gel or preservative sensitivity are asked at consent, and hypoallergenic gel is used where indicated.</w:t>
-      </w:r>
-    </w:p>
-    <w:p>
-      <w:pPr>
-        <w:pStyle w:val="BodyText"/>
-      </w:pPr>
-      <w:r>
-        <w:rPr>
-          <w:b/>
-          <w:bCs/>
-        </w:rPr>
-        <w:t xml:space="preserve">Privacy and dignity.</w:t>
-      </w:r>
-      <w:r>
-        <w:t xml:space="preserve"> </w:t>
-      </w:r>
-      <w:r>
-        <w:t xml:space="preserve">Scanning requires exposure of the limbs and abdomen. Participants are gowned and draped, examined in a private room, and may request a chaperone. Given that many participants have longstanding distress about their body shape, staff are briefed to conduct examinations without comment on appearance.</w:t>
-      </w:r>
-    </w:p>
-    <w:p>
-      <w:pPr>
-        <w:pStyle w:val="BodyText"/>
-      </w:pPr>
-      <w:r>
-        <w:rPr>
-          <w:b/>
-          <w:bCs/>
-        </w:rPr>
-        <w:t xml:space="preserve">No withholding of care.</w:t>
-      </w:r>
-      <w:r>
-        <w:t xml:space="preserve"> </w:t>
-      </w:r>
-      <w:r>
-        <w:t xml:space="preserve">Participation does not alter, delay or substitute for any clinical care. No treatment is withheld, changed or offered as part of this study.</w:t>
-      </w:r>
-    </w:p>
-    <w:bookmarkEnd w:id="102"/>
-    <w:bookmarkStart w:id="103" w:name="risk-of-the-histological-sub-study"/>
-    <w:p>
-      <w:pPr>
-        <w:pStyle w:val="Heading2"/>
-      </w:pPr>
-      <w:r>
-        <w:t xml:space="preserve">9.3 Risk of the histological sub-study</w:t>
-      </w:r>
-    </w:p>
-    <w:p>
-      <w:pPr>
-        <w:pStyle w:val="FirstParagraph"/>
-      </w:pPr>
-      <w:r>
-        <w:t xml:space="preserve">This is the only element beyond the imaging protocol, and it adds</w:t>
-      </w:r>
-      <w:r>
-        <w:t xml:space="preserve"> </w:t>
-      </w:r>
-      <w:r>
-        <w:rPr>
-          <w:b/>
-          <w:bCs/>
-        </w:rPr>
-        <w:t xml:space="preserve">no procedural risk</w:t>
-      </w:r>
-      <w:r>
-        <w:t xml:space="preserve">.</w:t>
+        <w:t xml:space="preserve">8.6 Pre-specified interpretation rules</w:t>
       </w:r>
     </w:p>
     <w:p>
@@ -11290,20 +11335,23 @@
         </w:numPr>
       </w:pPr>
       <w:r>
-        <w:t xml:space="preserve">Tissue is collected</w:t>
-      </w:r>
-      <w:r>
-        <w:t xml:space="preserve"> </w:t>
-      </w:r>
-      <w:r>
-        <w:rPr>
-          <w:b/>
-          <w:bCs/>
-        </w:rPr>
-        <w:t xml:space="preserve">during liposuction that is already scheduled on clinical grounds</w:t>
-      </w:r>
-      <w:r>
-        <w:t xml:space="preserve">, for reasons independent of this research.</w:t>
+        <w:t xml:space="preserve">An AUC above 0.90 on first analysis</w:t>
+      </w:r>
+      <w:r>
+        <w:t xml:space="preserve"> </w:t>
+      </w:r>
+      <w:r>
+        <w:rPr>
+          <w:b/>
+          <w:bCs/>
+        </w:rPr>
+        <w:t xml:space="preserve">triggers a leakage audit</w:t>
+      </w:r>
+      <w:r>
+        <w:t xml:space="preserve"> </w:t>
+      </w:r>
+      <w:r>
+        <w:t xml:space="preserve">— most plausibly participant-level frame leakage or console confounding — before any positive interpretation.</w:t>
       </w:r>
     </w:p>
     <w:p>
@@ -11315,37 +11363,7 @@
         </w:numPr>
       </w:pPr>
       <w:r>
-        <w:rPr>
-          <w:b/>
-          <w:bCs/>
-        </w:rPr>
-        <w:t xml:space="preserve">No additional incision.</w:t>
-      </w:r>
-      <w:r>
-        <w:t xml:space="preserve"> </w:t>
-      </w:r>
-      <w:r>
-        <w:rPr>
-          <w:b/>
-          <w:bCs/>
-        </w:rPr>
-        <w:t xml:space="preserve">No additional anaesthesia.</w:t>
-      </w:r>
-      <w:r>
-        <w:t xml:space="preserve"> </w:t>
-      </w:r>
-      <w:r>
-        <w:rPr>
-          <w:b/>
-          <w:bCs/>
-        </w:rPr>
-        <w:t xml:space="preserve">No additional operative time</w:t>
-      </w:r>
-      <w:r>
-        <w:t xml:space="preserve"> </w:t>
-      </w:r>
-      <w:r>
-        <w:t xml:space="preserve">beyond the seconds required to retain a specimen from the marked site.</w:t>
+        <w:t xml:space="preserve">A model that fails to beat bright-spot density alone has not earned its complexity, and this will be reported plainly.</w:t>
       </w:r>
     </w:p>
     <w:p>
@@ -11357,58 +11375,17 @@
         </w:numPr>
       </w:pPr>
       <w:r>
-        <w:t xml:space="preserve">The tissue collected would otherwise be</w:t>
-      </w:r>
-      <w:r>
-        <w:t xml:space="preserve"> </w:t>
-      </w:r>
-      <w:r>
-        <w:rPr>
-          <w:b/>
-          <w:bCs/>
-        </w:rPr>
-        <w:t xml:space="preserve">discarded as surgical waste</w:t>
-      </w:r>
-      <w:r>
-        <w:t xml:space="preserve">.</w:t>
-      </w:r>
-    </w:p>
-    <w:p>
-      <w:pPr>
-        <w:pStyle w:val="Compact"/>
-        <w:numPr>
-          <w:ilvl w:val="0"/>
-          <w:numId w:val="1029"/>
-        </w:numPr>
-      </w:pPr>
-      <w:r>
-        <w:t xml:space="preserve">The decision to undergo liposuction is made by the participant and treating surgeon on clinical grounds.</w:t>
-      </w:r>
-      <w:r>
-        <w:t xml:space="preserve"> </w:t>
-      </w:r>
-      <w:r>
-        <w:rPr>
-          <w:b/>
-          <w:bCs/>
-        </w:rPr>
-        <w:t xml:space="preserve">Declining the sub-study has no effect on surgical care, and enrolment in the sub-study does not influence whether surgery is offered or performed.</w:t>
-      </w:r>
-      <w:r>
-        <w:t xml:space="preserve"> </w:t>
-      </w:r>
-      <w:r>
-        <w:t xml:space="preserve">This separation is stated explicitly in the consent form.</w:t>
-      </w:r>
-    </w:p>
-    <w:bookmarkEnd w:id="103"/>
-    <w:bookmarkStart w:id="104" w:name="psychological-and-social-risk"/>
+        <w:t xml:space="preserve">If reproducibility screening (Step 1) eliminates the candidate parameters, the study reports that finding and stops. That is an informative result for the field.</w:t>
+      </w:r>
+    </w:p>
+    <w:bookmarkEnd w:id="99"/>
+    <w:bookmarkStart w:id="100" w:name="missing-data"/>
     <w:p>
       <w:pPr>
         <w:pStyle w:val="Heading2"/>
       </w:pPr>
       <w:r>
-        <w:t xml:space="preserve">9.4 Psychological and social risk</w:t>
+        <w:t xml:space="preserve">8.7 Missing data</w:t>
       </w:r>
     </w:p>
     <w:p>
@@ -11416,183 +11393,20 @@
         <w:pStyle w:val="FirstParagraph"/>
       </w:pPr>
       <w:r>
-        <w:t xml:space="preserve">Some participants may find discussion of their diagnosis distressing, particularly given the frequency of prior dismissal by clinicians. Participants may decline any question, pause, or withdraw at any time.</w:t>
-      </w:r>
-      <w:r>
-        <w:t xml:space="preserve"> </w:t>
-      </w:r>
-      <w:r>
-        <w:rPr>
-          <w:rStyle w:val="VerbatimChar"/>
-        </w:rPr>
-        <w:t xml:space="preserve">[Local counselling/support pathway and patient support organisation details to be inserted.]</w:t>
-      </w:r>
-    </w:p>
-    <w:bookmarkEnd w:id="104"/>
-    <w:bookmarkStart w:id="105" w:name="X50938f3148793bc0afa6d1524668e98627cb02b"/>
-    <w:p>
-      <w:pPr>
-        <w:pStyle w:val="Heading2"/>
-      </w:pPr>
-      <w:r>
-        <w:t xml:space="preserve">9.5 Risk of loss of confidentiality — and mitigation</w:t>
-      </w:r>
-    </w:p>
-    <w:p>
-      <w:pPr>
-        <w:pStyle w:val="FirstParagraph"/>
-      </w:pPr>
-      <w:r>
-        <w:t xml:space="preserve">The principal residual risk in the study is confidentiality, not physical harm. Mitigations are described in §7: DICOM de-identification including burned-in text, separately held encrypted linking key, access-controlled institutional storage, and a separate consent option for image sharing.</w:t>
-      </w:r>
-      <w:r>
-        <w:t xml:space="preserve"> </w:t>
-      </w:r>
-      <w:r>
-        <w:rPr>
-          <w:b/>
-          <w:bCs/>
-        </w:rPr>
-        <w:t xml:space="preserve">Critically, all processing is performed on an isolated local workstation with no internet egress and no third-party or cloud service involvement (§7.1B)</w:t>
-      </w:r>
-      <w:r>
-        <w:t xml:space="preserve">, removing the largest category of data-protection risk in imaging research. The analysis machine does not hold the linking key, so its compromise would not permit re-identification.</w:t>
-      </w:r>
-    </w:p>
-    <w:bookmarkEnd w:id="105"/>
-    <w:bookmarkStart w:id="106" w:name="incidental-findings"/>
-    <w:p>
-      <w:pPr>
-        <w:pStyle w:val="Heading2"/>
-      </w:pPr>
-      <w:r>
-        <w:t xml:space="preserve">9.6 Incidental findings</w:t>
-      </w:r>
-    </w:p>
-    <w:p>
-      <w:pPr>
-        <w:pStyle w:val="FirstParagraph"/>
-      </w:pPr>
-      <w:r>
-        <w:t xml:space="preserve">Scanning may reveal unexpected findings — for example a suspicious mass, deep venous thrombosis, hernia or significant lymphadenopathy.</w:t>
-      </w:r>
-    </w:p>
-    <w:p>
-      <w:pPr>
-        <w:pStyle w:val="BodyText"/>
-      </w:pPr>
-      <w:r>
-        <w:rPr>
-          <w:b/>
-          <w:bCs/>
-        </w:rPr>
-        <w:t xml:space="preserve">Policy.</w:t>
-      </w:r>
-      <w:r>
-        <w:t xml:space="preserve"> </w:t>
-      </w:r>
-      <w:r>
-        <w:t xml:space="preserve">Research scans are</w:t>
-      </w:r>
-      <w:r>
-        <w:t xml:space="preserve"> </w:t>
-      </w:r>
-      <w:r>
-        <w:rPr>
-          <w:b/>
-          <w:bCs/>
-        </w:rPr>
-        <w:t xml:space="preserve">not diagnostic examinations</w:t>
-      </w:r>
-      <w:r>
-        <w:t xml:space="preserve"> </w:t>
-      </w:r>
-      <w:r>
-        <w:t xml:space="preserve">and are not systematically reported. However, any finding the sonographer considers potentially clinically significant is escalated</w:t>
-      </w:r>
-      <w:r>
-        <w:t xml:space="preserve"> </w:t>
-      </w:r>
-      <w:r>
-        <w:rPr>
-          <w:b/>
-          <w:bCs/>
-        </w:rPr>
-        <w:t xml:space="preserve">the same day</w:t>
-      </w:r>
-      <w:r>
-        <w:t xml:space="preserve"> </w:t>
-      </w:r>
-      <w:r>
-        <w:t xml:space="preserve">to the study physician, who reviews it and, if warranted, informs the participant and their treating clinician and arranges appropriate clinical follow-up. This policy, including the limits of what the research scan can detect, is stated explicitly in the consent form so that participants do not mistake research participation for a health screen.</w:t>
-      </w:r>
-    </w:p>
-    <w:bookmarkEnd w:id="106"/>
-    <w:bookmarkStart w:id="107" w:name="benefits"/>
-    <w:p>
-      <w:pPr>
-        <w:pStyle w:val="Heading2"/>
-      </w:pPr>
-      <w:r>
-        <w:t xml:space="preserve">9.7 Benefits</w:t>
-      </w:r>
-    </w:p>
-    <w:p>
-      <w:pPr>
-        <w:pStyle w:val="FirstParagraph"/>
-      </w:pPr>
-      <w:r>
-        <w:rPr>
-          <w:b/>
-          <w:bCs/>
-        </w:rPr>
-        <w:t xml:space="preserve">There is no direct medical benefit to individual participants.</w:t>
-      </w:r>
-      <w:r>
-        <w:t xml:space="preserve"> </w:t>
-      </w:r>
-      <w:r>
-        <w:t xml:space="preserve">Participants are told this plainly. Potential benefits are societal: if successful, this research may contribute to earlier and more objective identification of lipoedema for future patients.</w:t>
-      </w:r>
-      <w:r>
-        <w:t xml:space="preserve"> </w:t>
-      </w:r>
-      <w:r>
-        <w:rPr>
-          <w:rStyle w:val="VerbatimChar"/>
-        </w:rPr>
-        <w:t xml:space="preserve">[Reimbursement for travel and time, if offered: amount and basis.]</w:t>
-      </w:r>
-    </w:p>
-    <w:bookmarkEnd w:id="107"/>
-    <w:bookmarkStart w:id="108" w:name="riskbenefit-assessment"/>
-    <w:p>
-      <w:pPr>
-        <w:pStyle w:val="Heading2"/>
-      </w:pPr>
-      <w:r>
-        <w:t xml:space="preserve">9.8 Risk–benefit assessment</w:t>
-      </w:r>
-    </w:p>
-    <w:p>
-      <w:pPr>
-        <w:pStyle w:val="FirstParagraph"/>
-      </w:pPr>
-      <w:r>
-        <w:t xml:space="preserve">The imaging protocol presents no more than minimal risk, comparable to routine clinical ultrasound. The sub-study adds no procedural risk, using tissue that would otherwise be discarded. The principal risk is confidentiality, addressed by established de-identification and access-control measures. Set against the documented harm of diagnostic delay in a condition with no biomarker,</w:t>
-      </w:r>
-      <w:r>
-        <w:t xml:space="preserve"> </w:t>
-      </w:r>
-      <w:r>
-        <w:rPr>
-          <w:b/>
-          <w:bCs/>
-        </w:rPr>
-        <w:t xml:space="preserve">the risk–benefit balance strongly favours conducting the study</w:t>
-      </w:r>
-      <w:r>
-        <w:t xml:space="preserve">.</w:t>
+        <w:t xml:space="preserve">Where the deep fascial boundary cannot be resolved, thickness is recorded as</w:t>
+      </w:r>
+      <w:r>
+        <w:t xml:space="preserve"> </w:t>
+      </w:r>
+      <w:r>
+        <w:rPr>
+          <w:b/>
+          <w:bCs/>
+        </w:rPr>
+        <w:t xml:space="preserve">missing by pre-specified category</w:t>
+      </w:r>
+      <w:r>
+        <w:t xml:space="preserve">, not estimated. Missingness is reported by arm and site. Analyses use available-case methods with sensitivity analysis under multiple imputation where missingness exceeds 10%.</w:t>
       </w:r>
     </w:p>
     <w:p>
@@ -11602,64 +11416,24 @@
         </w:pict>
       </w:r>
     </w:p>
-    <w:bookmarkEnd w:id="108"/>
-    <w:bookmarkEnd w:id="109"/>
-    <w:bookmarkStart w:id="125" w:name="informed-consent-document"/>
+    <w:bookmarkEnd w:id="100"/>
+    <w:bookmarkEnd w:id="101"/>
+    <w:bookmarkStart w:id="112" w:name="Xbd754eee906553e6b173b5893d88e846cdc0961"/>
     <w:p>
       <w:pPr>
         <w:pStyle w:val="Heading1"/>
       </w:pPr>
       <w:r>
-        <w:t xml:space="preserve">10. Informed Consent Document</w:t>
-      </w:r>
-    </w:p>
-    <w:p>
-      <w:pPr>
-        <w:pStyle w:val="BlockText"/>
-      </w:pPr>
-      <w:r>
-        <w:rPr>
-          <w:b/>
-          <w:bCs/>
-        </w:rPr>
-        <w:t xml:space="preserve">Note to the IRB:</w:t>
-      </w:r>
-      <w:r>
-        <w:t xml:space="preserve"> </w:t>
-      </w:r>
-      <w:r>
-        <w:t xml:space="preserve">the following is the proposed participant-facing consent form. Institution-specific language, contact details, compensation, and injury-compensation provisions are marked</w:t>
-      </w:r>
-      <w:r>
-        <w:t xml:space="preserve"> </w:t>
-      </w:r>
-      <w:r>
-        <w:rPr>
-          <w:rStyle w:val="VerbatimChar"/>
-        </w:rPr>
-        <w:t xml:space="preserve">[...]</w:t>
-      </w:r>
-      <w:r>
-        <w:t xml:space="preserve"> </w:t>
-      </w:r>
-      <w:r>
-        <w:t xml:space="preserve">for completion. Target reading level is grade 8.</w:t>
-      </w:r>
-    </w:p>
-    <w:p>
-      <w:r>
-        <w:pict>
-          <v:rect style="width:0;height:1.5pt" o:hralign="center" o:hrstd="t" o:hr="t"/>
-        </w:pict>
-      </w:r>
-    </w:p>
-    <w:bookmarkStart w:id="124" w:name="consent-to-take-part-in-a-research-study"/>
+        <w:t xml:space="preserve">9. Risks and Absence of Harm to Participants</w:t>
+      </w:r>
+    </w:p>
+    <w:bookmarkStart w:id="102" w:name="overall-risk-determination"/>
     <w:p>
       <w:pPr>
         <w:pStyle w:val="Heading2"/>
       </w:pPr>
       <w:r>
-        <w:t xml:space="preserve">CONSENT TO TAKE PART IN A RESEARCH STUDY</w:t>
+        <w:t xml:space="preserve">9.1 Overall risk determination</w:t>
       </w:r>
     </w:p>
     <w:p>
@@ -11671,91 +11445,23 @@
           <w:b/>
           <w:bCs/>
         </w:rPr>
-        <w:t xml:space="preserve">Study title:</w:t>
-      </w:r>
-      <w:r>
-        <w:t xml:space="preserve"> </w:t>
-      </w:r>
-      <w:r>
-        <w:t xml:space="preserve">Using ultrasound and computer analysis to identify lipoedema</w:t>
-      </w:r>
-      <w:r>
-        <w:t xml:space="preserve"> </w:t>
-      </w:r>
-      <w:r>
-        <w:rPr>
-          <w:b/>
-          <w:bCs/>
-        </w:rPr>
-        <w:t xml:space="preserve">Principal Investigator:</w:t>
-      </w:r>
-      <w:r>
-        <w:t xml:space="preserve"> </w:t>
-      </w:r>
-      <w:r>
-        <w:rPr>
-          <w:rStyle w:val="VerbatimChar"/>
-        </w:rPr>
-        <w:t xml:space="preserve">[Name]</w:t>
-      </w:r>
-      <w:r>
-        <w:t xml:space="preserve"> </w:t>
-      </w:r>
-      <w:r>
-        <w:t xml:space="preserve">·</w:t>
-      </w:r>
-      <w:r>
-        <w:t xml:space="preserve"> </w:t>
-      </w:r>
-      <w:r>
-        <w:rPr>
-          <w:b/>
-          <w:bCs/>
-        </w:rPr>
-        <w:t xml:space="preserve">Telephone:</w:t>
-      </w:r>
-      <w:r>
-        <w:t xml:space="preserve"> </w:t>
-      </w:r>
-      <w:r>
-        <w:rPr>
-          <w:rStyle w:val="VerbatimChar"/>
-        </w:rPr>
-        <w:t xml:space="preserve">[number]</w:t>
-      </w:r>
-      <w:r>
-        <w:t xml:space="preserve"> </w:t>
-      </w:r>
-      <w:r>
-        <w:t xml:space="preserve">·</w:t>
-      </w:r>
-      <w:r>
-        <w:t xml:space="preserve"> </w:t>
-      </w:r>
-      <w:r>
-        <w:rPr>
-          <w:b/>
-          <w:bCs/>
-        </w:rPr>
-        <w:t xml:space="preserve">Institution:</w:t>
-      </w:r>
-      <w:r>
-        <w:t xml:space="preserve"> </w:t>
-      </w:r>
-      <w:r>
-        <w:rPr>
-          <w:rStyle w:val="VerbatimChar"/>
-        </w:rPr>
-        <w:t xml:space="preserve">[name]</w:t>
-      </w:r>
-    </w:p>
-    <w:bookmarkStart w:id="110" w:name="an-invitation"/>
-    <w:p>
-      <w:pPr>
-        <w:pStyle w:val="Heading3"/>
-      </w:pPr>
-      <w:r>
-        <w:t xml:space="preserve">An invitation</w:t>
+        <w:t xml:space="preserve">The imaging protocol is minimal risk.</w:t>
+      </w:r>
+      <w:r>
+        <w:t xml:space="preserve"> </w:t>
+      </w:r>
+      <w:r>
+        <w:t xml:space="preserve">It involves diagnostic B-mode ultrasound at standard diagnostic power settings, applied to the skin surface of the limbs and abdomen. It is the same modality, the same equipment and the same energy exposure as routine clinical ultrasound performed millions of times daily worldwide.</w:t>
+      </w:r>
+    </w:p>
+    <w:bookmarkEnd w:id="102"/>
+    <w:bookmarkStart w:id="103" w:name="specific-risk-analysis"/>
+    <w:p>
+      <w:pPr>
+        <w:pStyle w:val="Heading2"/>
+      </w:pPr>
+      <w:r>
+        <w:t xml:space="preserve">9.2 Specific risk analysis</w:t>
       </w:r>
     </w:p>
     <w:p>
@@ -11763,7 +11469,17 @@
         <w:pStyle w:val="FirstParagraph"/>
       </w:pPr>
       <w:r>
-        <w:t xml:space="preserve">You are being invited to take part in a research study. Before you decide, it is important that you understand why the research is being done and what it would involve for you. Please take your time. Ask us anything you like. You may discuss it with family, friends or your own doctor.</w:t>
+        <w:rPr>
+          <w:b/>
+          <w:bCs/>
+        </w:rPr>
+        <w:t xml:space="preserve">No ionising radiation.</w:t>
+      </w:r>
+      <w:r>
+        <w:t xml:space="preserve"> </w:t>
+      </w:r>
+      <w:r>
+        <w:t xml:space="preserve">Ultrasound uses mechanical sound waves. There is no radiation exposure and no cumulative dose consideration.</w:t>
       </w:r>
     </w:p>
     <w:p>
@@ -11775,23 +11491,178 @@
           <w:b/>
           <w:bCs/>
         </w:rPr>
-        <w:t xml:space="preserve">Taking part is entirely voluntary.</w:t>
-      </w:r>
-      <w:r>
-        <w:t xml:space="preserve"> </w:t>
-      </w:r>
-      <w:r>
-        <w:t xml:space="preserve">If you decide not to take part, or if you start and then change your mind, your medical care will not be affected in any way.</w:t>
-      </w:r>
-    </w:p>
-    <w:bookmarkEnd w:id="110"/>
-    <w:bookmarkStart w:id="111" w:name="why-is-this-study-being-done"/>
-    <w:p>
-      <w:pPr>
-        <w:pStyle w:val="Heading3"/>
-      </w:pPr>
-      <w:r>
-        <w:t xml:space="preserve">Why is this study being done?</w:t>
+        <w:t xml:space="preserve">No contrast agent.</w:t>
+      </w:r>
+      <w:r>
+        <w:t xml:space="preserve"> </w:t>
+      </w:r>
+      <w:r>
+        <w:t xml:space="preserve">No intravenous access, no injection, no contrast medium. No risk of allergy, nephrotoxicity or extravasation.</w:t>
+      </w:r>
+    </w:p>
+    <w:p>
+      <w:pPr>
+        <w:pStyle w:val="BodyText"/>
+      </w:pPr>
+      <w:r>
+        <w:rPr>
+          <w:b/>
+          <w:bCs/>
+        </w:rPr>
+        <w:t xml:space="preserve">No known bioeffects at diagnostic levels.</w:t>
+      </w:r>
+      <w:r>
+        <w:t xml:space="preserve"> </w:t>
+      </w:r>
+      <w:r>
+        <w:t xml:space="preserve">Diagnostic ultrasound at the acoustic output levels used has no established harmful biological effect in the tissues scanned. Acoustic output is</w:t>
+      </w:r>
+      <w:r>
+        <w:t xml:space="preserve"> </w:t>
+      </w:r>
+      <w:r>
+        <w:rPr>
+          <w:b/>
+          <w:bCs/>
+        </w:rPr>
+        <w:t xml:space="preserve">fixed at standard diagnostic levels and recorded</w:t>
+      </w:r>
+      <w:r>
+        <w:t xml:space="preserve">, and the study operates under the ALARA principle. Thermal and mechanical indices remain within FDA/IEC limits for the scanning of non-fetal soft tissue throughout. Scanning is superficial and of short duration at any one location.</w:t>
+      </w:r>
+    </w:p>
+    <w:p>
+      <w:pPr>
+        <w:pStyle w:val="BodyText"/>
+      </w:pPr>
+      <w:r>
+        <w:rPr>
+          <w:b/>
+          <w:bCs/>
+        </w:rPr>
+        <w:t xml:space="preserve">No pregnancy risk pathway.</w:t>
+      </w:r>
+      <w:r>
+        <w:t xml:space="preserve"> </w:t>
+      </w:r>
+      <w:r>
+        <w:t xml:space="preserve">Pregnancy is an exclusion criterion for fluid-status reasons rather than safety, and no obstetric or fetal scanning is performed.</w:t>
+      </w:r>
+    </w:p>
+    <w:p>
+      <w:pPr>
+        <w:pStyle w:val="BodyText"/>
+      </w:pPr>
+      <w:r>
+        <w:rPr>
+          <w:b/>
+          <w:bCs/>
+        </w:rPr>
+        <w:t xml:space="preserve">Physical discomfort — minimal and transient.</w:t>
+      </w:r>
+      <w:r>
+        <w:t xml:space="preserve"> </w:t>
+      </w:r>
+      <w:r>
+        <w:t xml:space="preserve">Contact gel is applied to the skin; it is at room temperature and may feel cool. The protocol specifies</w:t>
+      </w:r>
+      <w:r>
+        <w:t xml:space="preserve"> </w:t>
+      </w:r>
+      <w:r>
+        <w:rPr>
+          <w:b/>
+          <w:bCs/>
+        </w:rPr>
+        <w:t xml:space="preserve">minimal transducer pressure</w:t>
+      </w:r>
+      <w:r>
+        <w:t xml:space="preserve"> </w:t>
+      </w:r>
+      <w:r>
+        <w:t xml:space="preserve">with a standoff or generous gel, both because fat is compressible (a scientific requirement) and because this minimises any pressure sensation. Participants with lipoedema commonly have tender tissue; the sonographer is instructed to use the lightest contact that produces an adequate image, and any participant may ask for a pause or for a site to be skipped at any time without explanation.</w:t>
+      </w:r>
+    </w:p>
+    <w:p>
+      <w:pPr>
+        <w:pStyle w:val="BodyText"/>
+      </w:pPr>
+      <w:r>
+        <w:rPr>
+          <w:b/>
+          <w:bCs/>
+        </w:rPr>
+        <w:t xml:space="preserve">Positional discomfort.</w:t>
+      </w:r>
+      <w:r>
+        <w:t xml:space="preserve"> </w:t>
+      </w:r>
+      <w:r>
+        <w:t xml:space="preserve">Participants lie supine for approximately 30 minutes plus a 15-minute rest. Position changes, cushions and breaks are available on request.</w:t>
+      </w:r>
+    </w:p>
+    <w:p>
+      <w:pPr>
+        <w:pStyle w:val="BodyText"/>
+      </w:pPr>
+      <w:r>
+        <w:rPr>
+          <w:b/>
+          <w:bCs/>
+        </w:rPr>
+        <w:t xml:space="preserve">Skin reaction.</w:t>
+      </w:r>
+      <w:r>
+        <w:t xml:space="preserve"> </w:t>
+      </w:r>
+      <w:r>
+        <w:t xml:space="preserve">Ultrasound gel rarely causes local irritation. Gel is removed at the end of the examination. Participants with known gel or preservative sensitivity are asked at consent, and hypoallergenic gel is used where indicated.</w:t>
+      </w:r>
+    </w:p>
+    <w:p>
+      <w:pPr>
+        <w:pStyle w:val="BodyText"/>
+      </w:pPr>
+      <w:r>
+        <w:rPr>
+          <w:b/>
+          <w:bCs/>
+        </w:rPr>
+        <w:t xml:space="preserve">Privacy and dignity.</w:t>
+      </w:r>
+      <w:r>
+        <w:t xml:space="preserve"> </w:t>
+      </w:r>
+      <w:r>
+        <w:t xml:space="preserve">Scanning requires exposure of the limbs and abdomen. Participants are gowned and draped, examined in a private room, and may request a chaperone. Given that many participants have longstanding distress about their body shape, staff are briefed to conduct examinations without comment on appearance.</w:t>
+      </w:r>
+    </w:p>
+    <w:p>
+      <w:pPr>
+        <w:pStyle w:val="BodyText"/>
+      </w:pPr>
+      <w:r>
+        <w:rPr>
+          <w:b/>
+          <w:bCs/>
+        </w:rPr>
+        <w:t xml:space="preserve">No withholding of care.</w:t>
+      </w:r>
+      <w:r>
+        <w:t xml:space="preserve"> </w:t>
+      </w:r>
+      <w:r>
+        <w:t xml:space="preserve">Participation does not alter, delay or substitute for any clinical care. No treatment is withheld, changed or offered as part of this study.</w:t>
+      </w:r>
+    </w:p>
+    <w:bookmarkEnd w:id="103"/>
+    <w:bookmarkStart w:id="106" w:name="risk-of-the-histological-sub-study"/>
+    <w:p>
+      <w:pPr>
+        <w:pStyle w:val="Heading2"/>
+      </w:pPr>
+      <w:r>
+        <w:t xml:space="preserve">9.3 Risk of the histological sub-study</w:t>
       </w:r>
     </w:p>
     <w:p>
@@ -11799,631 +11670,20 @@
         <w:pStyle w:val="FirstParagraph"/>
       </w:pPr>
       <w:r>
-        <w:t xml:space="preserve">Lipoedema is a condition that causes fat to build up in the legs, hips and sometimes the arms. It can be painful and tender. It is often mistaken for ordinary weight gain, and many people wait years before anyone gives them the right diagnosis. There is currently no blood test or scan that can identify it reliably.</w:t>
-      </w:r>
-    </w:p>
-    <w:p>
-      <w:pPr>
-        <w:pStyle w:val="BodyText"/>
-      </w:pPr>
-      <w:r>
-        <w:t xml:space="preserve">Doctors who see many patients with lipoedema have noticed that the fat often has a particular</w:t>
-      </w:r>
-      <w:r>
-        <w:t xml:space="preserve"> </w:t>
-      </w:r>
-      <w:r>
-        <w:t xml:space="preserve">“sparkling”</w:t>
-      </w:r>
-      <w:r>
-        <w:t xml:space="preserve"> </w:t>
-      </w:r>
-      <w:r>
-        <w:t xml:space="preserve">look on an ultrasound picture. Nobody has ever measured this properly.</w:t>
-      </w:r>
-    </w:p>
-    <w:p>
-      <w:pPr>
-        <w:pStyle w:val="BodyText"/>
-      </w:pPr>
-      <w:r>
-        <w:t xml:space="preserve">We want to find out two things:</w:t>
-      </w:r>
-      <w:r>
-        <w:t xml:space="preserve"> </w:t>
-      </w:r>
-      <w:r>
-        <w:t xml:space="preserve">1. Can this sparkling appearance be measured accurately using ultrasound?</w:t>
-      </w:r>
-      <w:r>
-        <w:t xml:space="preserve"> </w:t>
-      </w:r>
-      <w:r>
-        <w:t xml:space="preserve">2. Can a computer program learn to recognise it?</w:t>
-      </w:r>
-    </w:p>
-    <w:p>
-      <w:pPr>
-        <w:pStyle w:val="BodyText"/>
-      </w:pPr>
-      <w:r>
-        <w:t xml:space="preserve">If it works, it might one day help people get a correct diagnosis sooner.</w:t>
-      </w:r>
-    </w:p>
-    <w:bookmarkEnd w:id="111"/>
-    <w:bookmarkStart w:id="112" w:name="why-have-i-been-invited"/>
-    <w:p>
-      <w:pPr>
-        <w:pStyle w:val="Heading3"/>
-      </w:pPr>
-      <w:r>
-        <w:t xml:space="preserve">Why have I been invited?</w:t>
-      </w:r>
-    </w:p>
-    <w:p>
-      <w:pPr>
-        <w:pStyle w:val="FirstParagraph"/>
-      </w:pPr>
-      <w:r>
-        <w:t xml:space="preserve">You are being invited because you</w:t>
-      </w:r>
-      <w:r>
-        <w:t xml:space="preserve"> </w:t>
-      </w:r>
-      <w:r>
-        <w:rPr>
-          <w:rStyle w:val="VerbatimChar"/>
-        </w:rPr>
-        <w:t xml:space="preserve">[have been diagnosed with lipoedema / have lymphoedema / have cellulite / are a volunteer without these conditions]</w:t>
-      </w:r>
-      <w:r>
-        <w:t xml:space="preserve">. We need to compare ultrasound pictures from people with different conditions to find out what is specific to lipoedema.</w:t>
-      </w:r>
-    </w:p>
-    <w:p>
-      <w:pPr>
-        <w:pStyle w:val="BodyText"/>
-      </w:pPr>
-      <w:r>
-        <w:t xml:space="preserve">We are looking for about</w:t>
-      </w:r>
-      <w:r>
-        <w:t xml:space="preserve"> </w:t>
-      </w:r>
-      <w:r>
-        <w:rPr>
-          <w:b/>
-          <w:bCs/>
-        </w:rPr>
-        <w:t xml:space="preserve">481 people</w:t>
-      </w:r>
-      <w:r>
-        <w:t xml:space="preserve"> </w:t>
-      </w:r>
-      <w:r>
-        <w:t xml:space="preserve">in total.</w:t>
-      </w:r>
-    </w:p>
-    <w:bookmarkEnd w:id="112"/>
-    <w:bookmarkStart w:id="113" w:name="what-will-happen-if-i-take-part"/>
-    <w:p>
-      <w:pPr>
-        <w:pStyle w:val="Heading3"/>
-      </w:pPr>
-      <w:r>
-        <w:t xml:space="preserve">What will happen if I take part?</w:t>
-      </w:r>
-    </w:p>
-    <w:p>
-      <w:pPr>
-        <w:pStyle w:val="FirstParagraph"/>
-      </w:pPr>
-      <w:r>
-        <w:t xml:space="preserve">You would come for</w:t>
-      </w:r>
-      <w:r>
-        <w:t xml:space="preserve"> </w:t>
-      </w:r>
-      <w:r>
-        <w:rPr>
-          <w:b/>
-          <w:bCs/>
-        </w:rPr>
-        <w:t xml:space="preserve">one visit lasting about one hour</w:t>
+        <w:t xml:space="preserve">This is the only element beyond the imaging protocol, and it adds</w:t>
+      </w:r>
+      <w:r>
+        <w:t xml:space="preserve"> </w:t>
+      </w:r>
+      <w:r>
+        <w:rPr>
+          <w:b/>
+          <w:bCs/>
+        </w:rPr>
+        <w:t xml:space="preserve">no procedural risk</w:t>
       </w:r>
       <w:r>
         <w:t xml:space="preserve">.</w:t>
-      </w:r>
-    </w:p>
-    <w:p>
-      <w:pPr>
-        <w:pStyle w:val="BodyText"/>
-      </w:pPr>
-      <w:r>
-        <w:rPr>
-          <w:b/>
-          <w:bCs/>
-        </w:rPr>
-        <w:t xml:space="preserve">Before your visit, we would ask you to:</w:t>
-      </w:r>
-      <w:r>
-        <w:t xml:space="preserve"> </w:t>
-      </w:r>
-      <w:r>
-        <w:t xml:space="preserve">- Not wear compression garments for 12 hours beforehand</w:t>
-      </w:r>
-      <w:r>
-        <w:t xml:space="preserve"> </w:t>
-      </w:r>
-      <w:r>
-        <w:t xml:space="preserve">- Avoid hard exercise for 12 hours and alcohol for 24 hours</w:t>
-      </w:r>
-      <w:r>
-        <w:t xml:space="preserve"> </w:t>
-      </w:r>
-      <w:r>
-        <w:t xml:space="preserve">- Come in the morning, between 8am and 11am</w:t>
-      </w:r>
-    </w:p>
-    <w:p>
-      <w:pPr>
-        <w:pStyle w:val="BodyText"/>
-      </w:pPr>
-      <w:r>
-        <w:rPr>
-          <w:b/>
-          <w:bCs/>
-        </w:rPr>
-        <w:t xml:space="preserve">During your visit:</w:t>
-      </w:r>
-      <w:r>
-        <w:t xml:space="preserve"> </w:t>
-      </w:r>
-      <w:r>
-        <w:t xml:space="preserve">1. We will ask about your medical history and the medicines you take, and measure your height and weight.</w:t>
-      </w:r>
-      <w:r>
-        <w:t xml:space="preserve"> </w:t>
-      </w:r>
-      <w:r>
-        <w:t xml:space="preserve">2. A doctor will examine you. This is a normal physical examination. This happens</w:t>
-      </w:r>
-      <w:r>
-        <w:t xml:space="preserve"> </w:t>
-      </w:r>
-      <w:r>
-        <w:rPr>
-          <w:b/>
-          <w:bCs/>
-        </w:rPr>
-        <w:t xml:space="preserve">before</w:t>
-      </w:r>
-      <w:r>
-        <w:t xml:space="preserve"> </w:t>
-      </w:r>
-      <w:r>
-        <w:t xml:space="preserve">your scan.</w:t>
-      </w:r>
-      <w:r>
-        <w:t xml:space="preserve"> </w:t>
-      </w:r>
-      <w:r>
-        <w:t xml:space="preserve">3. You will rest lying down for 15 minutes.</w:t>
-      </w:r>
-      <w:r>
-        <w:t xml:space="preserve"> </w:t>
-      </w:r>
-      <w:r>
-        <w:t xml:space="preserve">4. We will do an</w:t>
-      </w:r>
-      <w:r>
-        <w:t xml:space="preserve"> </w:t>
-      </w:r>
-      <w:r>
-        <w:rPr>
-          <w:b/>
-          <w:bCs/>
-        </w:rPr>
-        <w:t xml:space="preserve">ultrasound scan</w:t>
-      </w:r>
-      <w:r>
-        <w:t xml:space="preserve"> </w:t>
-      </w:r>
-      <w:r>
-        <w:t xml:space="preserve">of your lower legs, thighs, tummy and the back of your arms. This takes about 25–30 minutes.</w:t>
-      </w:r>
-    </w:p>
-    <w:p>
-      <w:pPr>
-        <w:pStyle w:val="BodyText"/>
-      </w:pPr>
-      <w:r>
-        <w:rPr>
-          <w:b/>
-          <w:bCs/>
-        </w:rPr>
-        <w:t xml:space="preserve">About the ultrasound scan:</w:t>
-      </w:r>
-      <w:r>
-        <w:t xml:space="preserve"> </w:t>
-      </w:r>
-      <w:r>
-        <w:t xml:space="preserve">This is the same kind of scan used to look at babies in pregnancy and at blood vessels. A small amount of cool gel is put on your skin and a smooth handheld probe is moved gently over it.</w:t>
-      </w:r>
-      <w:r>
-        <w:t xml:space="preserve"> </w:t>
-      </w:r>
-      <w:r>
-        <w:rPr>
-          <w:b/>
-          <w:bCs/>
-        </w:rPr>
-        <w:t xml:space="preserve">There are no X-rays and no injections.</w:t>
-      </w:r>
-      <w:r>
-        <w:t xml:space="preserve"> </w:t>
-      </w:r>
-      <w:r>
-        <w:t xml:space="preserve">It does not hurt. We press only very lightly — this matters both for your comfort and for the quality of our measurements. If any area is tender, tell us and we will be gentle, pause, or skip it altogether.</w:t>
-      </w:r>
-    </w:p>
-    <w:p>
-      <w:pPr>
-        <w:pStyle w:val="BodyText"/>
-      </w:pPr>
-      <w:r>
-        <w:t xml:space="preserve">You will need to uncover your legs, tummy and arms. You will be given a gown and covered with sheets, in a private room. You may ask for a chaperone.</w:t>
-      </w:r>
-    </w:p>
-    <w:p>
-      <w:pPr>
-        <w:pStyle w:val="BodyText"/>
-      </w:pPr>
-      <w:r>
-        <w:rPr>
-          <w:b/>
-          <w:bCs/>
-        </w:rPr>
-        <w:t xml:space="preserve">Some people will be asked to come back once more</w:t>
-      </w:r>
-      <w:r>
-        <w:t xml:space="preserve">, 2 to 6 weeks later, for the same scan. This helps us check that our measurements are consistent. This is optional.</w:t>
-      </w:r>
-    </w:p>
-    <w:bookmarkEnd w:id="113"/>
-    <w:bookmarkStart w:id="114" w:name="X910229fd781f8c644f5fac7529c63d68bdee40b"/>
-    <w:p>
-      <w:pPr>
-        <w:pStyle w:val="Heading3"/>
-      </w:pPr>
-      <w:r>
-        <w:t xml:space="preserve">The tissue part of the study (only for some people)</w:t>
-      </w:r>
-    </w:p>
-    <w:p>
-      <w:pPr>
-        <w:pStyle w:val="FirstParagraph"/>
-      </w:pPr>
-      <w:r>
-        <w:rPr>
-          <w:b/>
-          <w:bCs/>
-        </w:rPr>
-        <w:t xml:space="preserve">This part only applies if you are already having liposuction surgery for your lipoedema, planned by your surgeon for your own medical reasons.</w:t>
-      </w:r>
-    </w:p>
-    <w:p>
-      <w:pPr>
-        <w:pStyle w:val="BodyText"/>
-      </w:pPr>
-      <w:r>
-        <w:t xml:space="preserve">If so, we would ask permission to keep a small piece of the fat that is removed during that operation, and to look at it under a microscope. This helps us understand what causes the sparkling appearance.</w:t>
-      </w:r>
-    </w:p>
-    <w:p>
-      <w:pPr>
-        <w:pStyle w:val="BodyText"/>
-      </w:pPr>
-      <w:r>
-        <w:t xml:space="preserve">Please note:</w:t>
-      </w:r>
-      <w:r>
-        <w:t xml:space="preserve"> </w:t>
-      </w:r>
-      <w:r>
-        <w:t xml:space="preserve">-</w:t>
-      </w:r>
-      <w:r>
-        <w:t xml:space="preserve"> </w:t>
-      </w:r>
-      <w:r>
-        <w:rPr>
-          <w:b/>
-          <w:bCs/>
-        </w:rPr>
-        <w:t xml:space="preserve">This does not change your operation in any way.</w:t>
-      </w:r>
-      <w:r>
-        <w:t xml:space="preserve"> </w:t>
-      </w:r>
-      <w:r>
-        <w:t xml:space="preserve">No extra cut, no extra anaesthetic, no extra time.</w:t>
-      </w:r>
-      <w:r>
-        <w:t xml:space="preserve"> </w:t>
-      </w:r>
-      <w:r>
-        <w:t xml:space="preserve">- The tissue we would keep is tissue that would otherwise be</w:t>
-      </w:r>
-      <w:r>
-        <w:t xml:space="preserve"> </w:t>
-      </w:r>
-      <w:r>
-        <w:rPr>
-          <w:b/>
-          <w:bCs/>
-        </w:rPr>
-        <w:t xml:space="preserve">thrown away</w:t>
-      </w:r>
-      <w:r>
-        <w:t xml:space="preserve">.</w:t>
-      </w:r>
-      <w:r>
-        <w:t xml:space="preserve"> </w:t>
-      </w:r>
-      <w:r>
-        <w:t xml:space="preserve">-</w:t>
-      </w:r>
-      <w:r>
-        <w:t xml:space="preserve"> </w:t>
-      </w:r>
-      <w:r>
-        <w:rPr>
-          <w:b/>
-          <w:bCs/>
-        </w:rPr>
-        <w:t xml:space="preserve">Your operation does not depend on this study.</w:t>
-      </w:r>
-      <w:r>
-        <w:t xml:space="preserve"> </w:t>
-      </w:r>
-      <w:r>
-        <w:t xml:space="preserve">Saying no makes no difference to your surgery or your care.</w:t>
-      </w:r>
-    </w:p>
-    <w:p>
-      <w:pPr>
-        <w:pStyle w:val="BodyText"/>
-      </w:pPr>
-      <w:r>
-        <w:t xml:space="preserve">You can take part in the main study and say no to this part.</w:t>
-      </w:r>
-    </w:p>
-    <w:bookmarkEnd w:id="114"/>
-    <w:bookmarkStart w:id="115" w:name="X115195c595e502eda930d268f98d90ad02105e6"/>
-    <w:p>
-      <w:pPr>
-        <w:pStyle w:val="Heading3"/>
-      </w:pPr>
-      <w:r>
-        <w:t xml:space="preserve">What are the possible risks or disadvantages?</w:t>
-      </w:r>
-    </w:p>
-    <w:p>
-      <w:pPr>
-        <w:pStyle w:val="FirstParagraph"/>
-      </w:pPr>
-      <w:r>
-        <w:t xml:space="preserve">The scan itself is very safe. Ultrasound has been used in medicine for decades and is not known to cause harm at the settings we use.</w:t>
-      </w:r>
-    </w:p>
-    <w:p>
-      <w:pPr>
-        <w:pStyle w:val="BodyText"/>
-      </w:pPr>
-      <w:r>
-        <w:t xml:space="preserve">The main things to be aware of:</w:t>
-      </w:r>
-      <w:r>
-        <w:t xml:space="preserve"> </w:t>
-      </w:r>
-      <w:r>
-        <w:t xml:space="preserve">-</w:t>
-      </w:r>
-      <w:r>
-        <w:t xml:space="preserve"> </w:t>
-      </w:r>
-      <w:r>
-        <w:rPr>
-          <w:b/>
-          <w:bCs/>
-        </w:rPr>
-        <w:t xml:space="preserve">The gel may feel cold.</w:t>
-      </w:r>
-      <w:r>
-        <w:t xml:space="preserve"> </w:t>
-      </w:r>
-      <w:r>
-        <w:t xml:space="preserve">-</w:t>
-      </w:r>
-      <w:r>
-        <w:t xml:space="preserve"> </w:t>
-      </w:r>
-      <w:r>
-        <w:rPr>
-          <w:b/>
-          <w:bCs/>
-        </w:rPr>
-        <w:t xml:space="preserve">Lying still for about half an hour</w:t>
-      </w:r>
-      <w:r>
-        <w:t xml:space="preserve"> </w:t>
-      </w:r>
-      <w:r>
-        <w:t xml:space="preserve">may be uncomfortable. You can move, take a break, or ask for a cushion at any time.</w:t>
-      </w:r>
-      <w:r>
-        <w:t xml:space="preserve"> </w:t>
-      </w:r>
-      <w:r>
-        <w:t xml:space="preserve">-</w:t>
-      </w:r>
-      <w:r>
-        <w:t xml:space="preserve"> </w:t>
-      </w:r>
-      <w:r>
-        <w:rPr>
-          <w:b/>
-          <w:bCs/>
-        </w:rPr>
-        <w:t xml:space="preserve">Your skin will be uncovered</w:t>
-      </w:r>
-      <w:r>
-        <w:t xml:space="preserve"> </w:t>
-      </w:r>
-      <w:r>
-        <w:t xml:space="preserve">during the scan. We know this can feel uncomfortable, especially if you have had difficult experiences with doctors about your body. We will keep you covered as much as possible and treat you with respect.</w:t>
-      </w:r>
-      <w:r>
-        <w:t xml:space="preserve"> </w:t>
-      </w:r>
-      <w:r>
-        <w:t xml:space="preserve">- Rarely, ultrasound gel can irritate the skin. Tell us if you have had a reaction to gel before.</w:t>
-      </w:r>
-      <w:r>
-        <w:t xml:space="preserve"> </w:t>
-      </w:r>
-      <w:r>
-        <w:t xml:space="preserve">- Some people find talking about their diagnosis upsetting. You do not have to answer any question.</w:t>
-      </w:r>
-    </w:p>
-    <w:bookmarkEnd w:id="115"/>
-    <w:bookmarkStart w:id="116" w:name="X6aaf0b8b1afdd8c63a314d609eab5eda22e6f0d"/>
-    <w:p>
-      <w:pPr>
-        <w:pStyle w:val="Heading3"/>
-      </w:pPr>
-      <w:r>
-        <w:t xml:space="preserve">Will the scan tell me if something is wrong?</w:t>
-      </w:r>
-    </w:p>
-    <w:p>
-      <w:pPr>
-        <w:pStyle w:val="FirstParagraph"/>
-      </w:pPr>
-      <w:r>
-        <w:rPr>
-          <w:b/>
-          <w:bCs/>
-        </w:rPr>
-        <w:t xml:space="preserve">This is a research scan, not a medical check-up.</w:t>
-      </w:r>
-      <w:r>
-        <w:t xml:space="preserve"> </w:t>
-      </w:r>
-      <w:r>
-        <w:t xml:space="preserve">It is not designed to find other health problems, and it should not be relied on as a health check.</w:t>
-      </w:r>
-    </w:p>
-    <w:p>
-      <w:pPr>
-        <w:pStyle w:val="BodyText"/>
-      </w:pPr>
-      <w:r>
-        <w:t xml:space="preserve">However, if we happen to see something that looks like it might matter for your health, we will tell you and your doctor, and help you arrange proper follow-up.</w:t>
-      </w:r>
-    </w:p>
-    <w:bookmarkEnd w:id="116"/>
-    <w:bookmarkStart w:id="117" w:name="will-i-benefit-from-taking-part"/>
-    <w:p>
-      <w:pPr>
-        <w:pStyle w:val="Heading3"/>
-      </w:pPr>
-      <w:r>
-        <w:t xml:space="preserve">Will I benefit from taking part?</w:t>
-      </w:r>
-    </w:p>
-    <w:p>
-      <w:pPr>
-        <w:pStyle w:val="FirstParagraph"/>
-      </w:pPr>
-      <w:r>
-        <w:rPr>
-          <w:b/>
-          <w:bCs/>
-        </w:rPr>
-        <w:t xml:space="preserve">No — we do not expect this study to help you personally.</w:t>
-      </w:r>
-      <w:r>
-        <w:t xml:space="preserve"> </w:t>
-      </w:r>
-      <w:r>
-        <w:t xml:space="preserve">We are being honest about that. What we learn may help other people with lipoedema get diagnosed sooner in the future.</w:t>
-      </w:r>
-    </w:p>
-    <w:p>
-      <w:pPr>
-        <w:pStyle w:val="BodyText"/>
-      </w:pPr>
-      <w:r>
-        <w:rPr>
-          <w:rStyle w:val="VerbatimChar"/>
-        </w:rPr>
-        <w:t xml:space="preserve">[Reimbursement details, if any, to be inserted here.]</w:t>
-      </w:r>
-    </w:p>
-    <w:bookmarkEnd w:id="117"/>
-    <w:bookmarkStart w:id="118" w:name="do-i-have-to-take-part"/>
-    <w:p>
-      <w:pPr>
-        <w:pStyle w:val="Heading3"/>
-      </w:pPr>
-      <w:r>
-        <w:t xml:space="preserve">Do I have to take part?</w:t>
-      </w:r>
-    </w:p>
-    <w:p>
-      <w:pPr>
-        <w:pStyle w:val="FirstParagraph"/>
-      </w:pPr>
-      <w:r>
-        <w:t xml:space="preserve">No. Taking part is completely voluntary.</w:t>
-      </w:r>
-    </w:p>
-    <w:p>
-      <w:pPr>
-        <w:pStyle w:val="BodyText"/>
-      </w:pPr>
-      <w:r>
-        <w:rPr>
-          <w:b/>
-          <w:bCs/>
-        </w:rPr>
-        <w:t xml:space="preserve">You may stop at any time, for any reason, without giving one.</w:t>
-      </w:r>
-      <w:r>
-        <w:t xml:space="preserve"> </w:t>
-      </w:r>
-      <w:r>
-        <w:t xml:space="preserve">Your medical care, and your relationship with your doctors, will not be affected in any way.</w:t>
-      </w:r>
-    </w:p>
-    <w:p>
-      <w:pPr>
-        <w:pStyle w:val="BodyText"/>
-      </w:pPr>
-      <w:r>
-        <w:t xml:space="preserve">If you withdraw, you can ask us to delete the information collected about you. We will do so unless it has already been combined into analysis results that cannot be separated out — we will explain clearly if that is the case.</w:t>
-      </w:r>
-    </w:p>
-    <w:bookmarkEnd w:id="118"/>
-    <w:bookmarkStart w:id="119" w:name="how-will-my-information-be-kept-private"/>
-    <w:p>
-      <w:pPr>
-        <w:pStyle w:val="Heading3"/>
-      </w:pPr>
-      <w:r>
-        <w:t xml:space="preserve">How will my information be kept private?</w:t>
       </w:r>
     </w:p>
     <w:p>
@@ -12435,23 +11695,20 @@
         </w:numPr>
       </w:pPr>
       <w:r>
-        <w:t xml:space="preserve">Your name and other identifying details are</w:t>
-      </w:r>
-      <w:r>
-        <w:t xml:space="preserve"> </w:t>
-      </w:r>
-      <w:r>
-        <w:rPr>
-          <w:b/>
-          <w:bCs/>
-        </w:rPr>
-        <w:t xml:space="preserve">removed</w:t>
-      </w:r>
-      <w:r>
-        <w:t xml:space="preserve"> </w:t>
-      </w:r>
-      <w:r>
-        <w:t xml:space="preserve">from all scan pictures and data.</w:t>
+        <w:t xml:space="preserve">Tissue is collected</w:t>
+      </w:r>
+      <w:r>
+        <w:t xml:space="preserve"> </w:t>
+      </w:r>
+      <w:r>
+        <w:rPr>
+          <w:b/>
+          <w:bCs/>
+        </w:rPr>
+        <w:t xml:space="preserve">during liposuction that is already scheduled on clinical grounds</w:t>
+      </w:r>
+      <w:r>
+        <w:t xml:space="preserve">, for reasons independent of this research.</w:t>
       </w:r>
     </w:p>
     <w:p>
@@ -12463,131 +11720,46 @@
         </w:numPr>
       </w:pPr>
       <w:r>
-        <w:t xml:space="preserve">You are given a</w:t>
-      </w:r>
-      <w:r>
-        <w:t xml:space="preserve"> </w:t>
-      </w:r>
-      <w:r>
-        <w:rPr>
-          <w:b/>
-          <w:bCs/>
-        </w:rPr>
-        <w:t xml:space="preserve">study number</w:t>
-      </w:r>
-      <w:r>
-        <w:t xml:space="preserve"> </w:t>
-      </w:r>
-      <w:r>
-        <w:t xml:space="preserve">instead. The list linking your number to your name is kept separately, encrypted, and only the study leader and coordinator can see it.</w:t>
-      </w:r>
-    </w:p>
-    <w:p>
-      <w:pPr>
-        <w:pStyle w:val="Compact"/>
-        <w:numPr>
-          <w:ilvl w:val="0"/>
-          <w:numId w:val="1030"/>
-        </w:numPr>
-      </w:pPr>
-      <w:r>
-        <w:t xml:space="preserve">Data is stored on secure</w:t>
-      </w:r>
-      <w:r>
-        <w:t xml:space="preserve"> </w:t>
-      </w:r>
-      <w:r>
-        <w:rPr>
-          <w:rStyle w:val="VerbatimChar"/>
-        </w:rPr>
-        <w:t xml:space="preserve">[institution]</w:t>
-      </w:r>
-      <w:r>
-        <w:t xml:space="preserve"> </w:t>
-      </w:r>
-      <w:r>
-        <w:t xml:space="preserve">computers, not on personal devices or laptops.</w:t>
-      </w:r>
-    </w:p>
-    <w:p>
-      <w:pPr>
-        <w:pStyle w:val="Compact"/>
-        <w:numPr>
-          <w:ilvl w:val="0"/>
-          <w:numId w:val="1030"/>
-        </w:numPr>
-      </w:pPr>
-      <w:r>
-        <w:rPr>
-          <w:b/>
-          <w:bCs/>
-        </w:rPr>
-        <w:t xml:space="preserve">The computer analysis is done entirely on a machine inside the hospital, with no internet connection.</w:t>
-      </w:r>
-      <w:r>
-        <w:t xml:space="preserve"> </w:t>
-      </w:r>
-      <w:r>
-        <w:t xml:space="preserve">Your scan pictures are never sent to any outside company, cloud service or website.</w:t>
-      </w:r>
-    </w:p>
-    <w:p>
-      <w:pPr>
-        <w:pStyle w:val="Compact"/>
-        <w:numPr>
-          <w:ilvl w:val="0"/>
-          <w:numId w:val="1030"/>
-        </w:numPr>
-      </w:pPr>
-      <w:r>
-        <w:t xml:space="preserve">When we publish results,</w:t>
-      </w:r>
-      <w:r>
-        <w:t xml:space="preserve"> </w:t>
-      </w:r>
-      <w:r>
-        <w:rPr>
-          <w:b/>
-          <w:bCs/>
-        </w:rPr>
-        <w:t xml:space="preserve">no individual can be identified.</w:t>
-      </w:r>
-    </w:p>
-    <w:p>
-      <w:pPr>
-        <w:pStyle w:val="Compact"/>
-        <w:numPr>
-          <w:ilvl w:val="0"/>
-          <w:numId w:val="1030"/>
-        </w:numPr>
-      </w:pPr>
-      <w:r>
-        <w:t xml:space="preserve">Data will be kept for</w:t>
-      </w:r>
-      <w:r>
-        <w:t xml:space="preserve"> </w:t>
-      </w:r>
-      <w:r>
-        <w:rPr>
-          <w:rStyle w:val="VerbatimChar"/>
-        </w:rPr>
-        <w:t xml:space="preserve">[X]</w:t>
-      </w:r>
-      <w:r>
-        <w:t xml:space="preserve"> </w:t>
-      </w:r>
-      <w:r>
-        <w:t xml:space="preserve">years and then destroyed.</w:t>
-      </w:r>
-    </w:p>
-    <w:bookmarkEnd w:id="119"/>
-    <w:bookmarkStart w:id="120" w:name="Xb25abb1ab1bd7c2b1d0e17b2f9ec116e0d3f8ab"/>
+        <w:rPr>
+          <w:b/>
+          <w:bCs/>
+        </w:rPr>
+        <w:t xml:space="preserve">No additional incision.</w:t>
+      </w:r>
+      <w:r>
+        <w:t xml:space="preserve"> </w:t>
+      </w:r>
+      <w:r>
+        <w:rPr>
+          <w:b/>
+          <w:bCs/>
+        </w:rPr>
+        <w:t xml:space="preserve">No additional anaesthesia.</w:t>
+      </w:r>
+      <w:r>
+        <w:t xml:space="preserve"> </w:t>
+      </w:r>
+      <w:r>
+        <w:rPr>
+          <w:b/>
+          <w:bCs/>
+        </w:rPr>
+        <w:t xml:space="preserve">No additional operative time</w:t>
+      </w:r>
+      <w:r>
+        <w:t xml:space="preserve"> </w:t>
+      </w:r>
+      <w:r>
+        <w:t xml:space="preserve">beyond the time required to retain a specimen from the marked site.</w:t>
+      </w:r>
+    </w:p>
+    <w:bookmarkStart w:id="104" w:name="X8a4687c390e667c3da599905883574393abbc8e"/>
     <w:p>
       <w:pPr>
         <w:pStyle w:val="Heading3"/>
       </w:pPr>
       <w:r>
-        <w:t xml:space="preserve">Will my scan pictures be shared with other researchers?</w:t>
+        <w:t xml:space="preserve">6.4A Specimen type and timing — a requirement, not a detail</w:t>
       </w:r>
     </w:p>
     <w:p>
@@ -12595,63 +11767,19 @@
         <w:pStyle w:val="FirstParagraph"/>
       </w:pPr>
       <w:r>
-        <w:t xml:space="preserve">Sharing anonymous scan pictures helps other scientists check and build on our work.</w:t>
-      </w:r>
-      <w:r>
-        <w:t xml:space="preserve"> </w:t>
-      </w:r>
-      <w:r>
-        <w:rPr>
-          <w:b/>
-          <w:bCs/>
-        </w:rPr>
-        <w:t xml:space="preserve">You can take part in this study without agreeing to this.</w:t>
-      </w:r>
-      <w:r>
-        <w:t xml:space="preserve"> </w:t>
-      </w:r>
-      <w:r>
-        <w:t xml:space="preserve">Please indicate your preference below.</w:t>
-      </w:r>
-    </w:p>
-    <w:bookmarkEnd w:id="120"/>
-    <w:bookmarkStart w:id="121" w:name="who-has-reviewed-this-study"/>
-    <w:p>
-      <w:pPr>
-        <w:pStyle w:val="Heading3"/>
-      </w:pPr>
-      <w:r>
-        <w:t xml:space="preserve">Who has reviewed this study?</w:t>
-      </w:r>
-    </w:p>
-    <w:p>
-      <w:pPr>
-        <w:pStyle w:val="FirstParagraph"/>
-      </w:pPr>
-      <w:r>
-        <w:t xml:space="preserve">This study has been reviewed and approved by</w:t>
-      </w:r>
-      <w:r>
-        <w:t xml:space="preserve"> </w:t>
-      </w:r>
-      <w:r>
-        <w:rPr>
-          <w:rStyle w:val="VerbatimChar"/>
-        </w:rPr>
-        <w:t xml:space="preserve">[IRB / Research Ethics Committee name and reference number]</w:t>
-      </w:r>
-      <w:r>
-        <w:t xml:space="preserve">.</w:t>
-      </w:r>
-    </w:p>
-    <w:bookmarkEnd w:id="121"/>
-    <w:bookmarkStart w:id="122" w:name="who-do-i-contact"/>
-    <w:p>
-      <w:pPr>
-        <w:pStyle w:val="Heading3"/>
-      </w:pPr>
-      <w:r>
-        <w:t xml:space="preserve">Who do I contact?</w:t>
+        <w:rPr>
+          <w:b/>
+          <w:bCs/>
+        </w:rPr>
+        <w:t xml:space="preserve">Routine liposuction aspirate cannot support the histological hypothesis, and must not be used for the architectural endpoints.</w:t>
+      </w:r>
+    </w:p>
+    <w:p>
+      <w:pPr>
+        <w:pStyle w:val="BodyText"/>
+      </w:pPr>
+      <w:r>
+        <w:t xml:space="preserve">Three independent reasons:</w:t>
       </w:r>
     </w:p>
     <w:p>
@@ -12667,16 +11795,29 @@
           <w:b/>
           <w:bCs/>
         </w:rPr>
-        <w:t xml:space="preserve">Questions about the study:</w:t>
-      </w:r>
-      <w:r>
-        <w:t xml:space="preserve"> </w:t>
-      </w:r>
-      <w:r>
-        <w:rPr>
-          <w:rStyle w:val="VerbatimChar"/>
-        </w:rPr>
-        <w:t xml:space="preserve">[PI name, telephone, email]</w:t>
+        <w:t xml:space="preserve">Tumescent infiltration destroys one of the endpoints outright.</w:t>
+      </w:r>
+      <w:r>
+        <w:t xml:space="preserve"> </w:t>
+      </w:r>
+      <w:r>
+        <w:t xml:space="preserve">Tumescent solution floods the subcutaneous tissue with fluid.</w:t>
+      </w:r>
+      <w:r>
+        <w:t xml:space="preserve"> </w:t>
+      </w:r>
+      <w:r>
+        <w:rPr>
+          <w:b/>
+          <w:bCs/>
+        </w:rPr>
+        <w:t xml:space="preserve">Interstitial fluid is one of the four histological variables H3 correlates against.</w:t>
+      </w:r>
+      <w:r>
+        <w:t xml:space="preserve"> </w:t>
+      </w:r>
+      <w:r>
+        <w:t xml:space="preserve">Measuring interstitial fluid in tissue that has just been infiltrated measures the infiltration, not the disease.</w:t>
       </w:r>
     </w:p>
     <w:p>
@@ -12692,16 +11833,13 @@
           <w:b/>
           <w:bCs/>
         </w:rPr>
-        <w:t xml:space="preserve">Questions about your rights as a research participant, or a concern or complaint:</w:t>
-      </w:r>
-      <w:r>
-        <w:t xml:space="preserve"> </w:t>
-      </w:r>
-      <w:r>
-        <w:rPr>
-          <w:rStyle w:val="VerbatimChar"/>
-        </w:rPr>
-        <w:t xml:space="preserve">[IRB office contact — independent of the research team]</w:t>
+        <w:t xml:space="preserve">Aspirate is emulsified and pooled.</w:t>
+      </w:r>
+      <w:r>
+        <w:t xml:space="preserve"> </w:t>
+      </w:r>
+      <w:r>
+        <w:t xml:space="preserve">Septal thickness, lobule size and architectural organisation — precisely the features hypothesised to generate sparkle — are mechanically destroyed by cannula work, and pooled aspirate cannot be traced back to a specific imaged region of interest.</w:t>
       </w:r>
     </w:p>
     <w:p>
@@ -12717,7 +11855,206 @@
           <w:b/>
           <w:bCs/>
         </w:rPr>
-        <w:t xml:space="preserve">In case of research-related injury:</w:t>
+        <w:t xml:space="preserve">Co-registration is lost.</w:t>
+      </w:r>
+      <w:r>
+        <w:t xml:space="preserve"> </w:t>
+      </w:r>
+      <w:r>
+        <w:t xml:space="preserve">H3 requires correlating a sparkle measurement at a marked ROI with histology</w:t>
+      </w:r>
+      <w:r>
+        <w:t xml:space="preserve"> </w:t>
+      </w:r>
+      <w:r>
+        <w:rPr>
+          <w:i/>
+          <w:iCs/>
+        </w:rPr>
+        <w:t xml:space="preserve">from that ROI</w:t>
+      </w:r>
+      <w:r>
+        <w:t xml:space="preserve">. Aspirate provides no spatial correspondence.</w:t>
+      </w:r>
+    </w:p>
+    <w:p>
+      <w:pPr>
+        <w:pStyle w:val="FirstParagraph"/>
+      </w:pPr>
+      <w:r>
+        <w:rPr>
+          <w:b/>
+          <w:bCs/>
+        </w:rPr>
+        <w:t xml:space="preserve">Requirement.</w:t>
+      </w:r>
+      <w:r>
+        <w:t xml:space="preserve"> </w:t>
+      </w:r>
+      <w:r>
+        <w:t xml:space="preserve">The specimen for architectural histology must be an</w:t>
+      </w:r>
+      <w:r>
+        <w:t xml:space="preserve"> </w:t>
+      </w:r>
+      <w:r>
+        <w:rPr>
+          <w:b/>
+          <w:bCs/>
+        </w:rPr>
+        <w:t xml:space="preserve">intact, oriented skin-and-subcutaneous-fat core or excision taken from the ultrasound-marked ROI, at the start of the case, BEFORE tumescent infiltration and before any cannula pass</w:t>
+      </w:r>
+      <w:r>
+        <w:t xml:space="preserve">, orientation-sutured and fixed intact. The marking, the pre-infiltration timing and the orientation must be documented per specimen.</w:t>
+      </w:r>
+    </w:p>
+    <w:p>
+      <w:pPr>
+        <w:pStyle w:val="BodyText"/>
+      </w:pPr>
+      <w:r>
+        <w:rPr>
+          <w:b/>
+          <w:bCs/>
+        </w:rPr>
+        <w:t xml:space="preserve">If an intact pre-infiltration specimen cannot be obtained</w:t>
+      </w:r>
+      <w:r>
+        <w:t xml:space="preserve"> </w:t>
+      </w:r>
+      <w:r>
+        <w:t xml:space="preserve">— for surgical, consent or logistical reasons — then all architectural claims are deleted from H3, and the sub-study is restricted to whatever aspirate can legitimately support (for example adipocyte diameter on dissociated cells), reported as such and with the loss of the architectural endpoint stated in the limitations.</w:t>
+      </w:r>
+    </w:p>
+    <w:bookmarkEnd w:id="104"/>
+    <w:bookmarkStart w:id="105" w:name="Xdf320f8cae43f39bc4fc21132bfe5c4df4f1875"/>
+    <w:p>
+      <w:pPr>
+        <w:pStyle w:val="Heading3"/>
+      </w:pPr>
+      <w:r>
+        <w:t xml:space="preserve">6.4B There is no control histology — a structural limitation</w:t>
+      </w:r>
+    </w:p>
+    <w:p>
+      <w:pPr>
+        <w:pStyle w:val="FirstParagraph"/>
+      </w:pPr>
+      <w:r>
+        <w:t xml:space="preserve">Only Arm A participants undergo surgery.</w:t>
+      </w:r>
+      <w:r>
+        <w:t xml:space="preserve"> </w:t>
+      </w:r>
+      <w:r>
+        <w:rPr>
+          <w:b/>
+          <w:bCs/>
+        </w:rPr>
+        <w:t xml:space="preserve">No tissue is available from BMI-matched controls.</w:t>
+      </w:r>
+      <w:r>
+        <w:t xml:space="preserve"> </w:t>
+      </w:r>
+      <w:r>
+        <w:t xml:space="preserve">The sub-study can therefore show that sparkle metrics correlate with tissue features</w:t>
+      </w:r>
+      <w:r>
+        <w:t xml:space="preserve"> </w:t>
+      </w:r>
+      <w:r>
+        <w:rPr>
+          <w:i/>
+          <w:iCs/>
+        </w:rPr>
+        <w:t xml:space="preserve">within lipoedema</w:t>
+      </w:r>
+      <w:r>
+        <w:t xml:space="preserve">; it</w:t>
+      </w:r>
+      <w:r>
+        <w:t xml:space="preserve"> </w:t>
+      </w:r>
+      <w:r>
+        <w:rPr>
+          <w:b/>
+          <w:bCs/>
+        </w:rPr>
+        <w:t xml:space="preserve">cannot</w:t>
+      </w:r>
+      <w:r>
+        <w:t xml:space="preserve"> </w:t>
+      </w:r>
+      <w:r>
+        <w:t xml:space="preserve">establish that those features are specific to lipoedema, because there is no comparison tissue.</w:t>
+      </w:r>
+    </w:p>
+    <w:p>
+      <w:pPr>
+        <w:pStyle w:val="BodyText"/>
+      </w:pPr>
+      <w:r>
+        <w:t xml:space="preserve">This is stated in §14 as a declared limitation and must be stated in any publication. Obtaining ethically justifiable control tissue is not proposed here: a research-only biopsy in a healthy volunteer to serve a correlation sub-study would not meet a favourable risk–benefit assessment, and the study does not seek one.</w:t>
+      </w:r>
+      <w:r>
+        <w:t xml:space="preserve"> </w:t>
+      </w:r>
+      <w:r>
+        <w:t xml:space="preserve">- The tissue collected would otherwise be</w:t>
+      </w:r>
+      <w:r>
+        <w:t xml:space="preserve"> </w:t>
+      </w:r>
+      <w:r>
+        <w:rPr>
+          <w:b/>
+          <w:bCs/>
+        </w:rPr>
+        <w:t xml:space="preserve">discarded as surgical waste</w:t>
+      </w:r>
+      <w:r>
+        <w:t xml:space="preserve">.</w:t>
+      </w:r>
+      <w:r>
+        <w:t xml:space="preserve"> </w:t>
+      </w:r>
+      <w:r>
+        <w:t xml:space="preserve">- The decision to undergo liposuction is made by the participant and treating surgeon on clinical grounds.</w:t>
+      </w:r>
+      <w:r>
+        <w:t xml:space="preserve"> </w:t>
+      </w:r>
+      <w:r>
+        <w:rPr>
+          <w:b/>
+          <w:bCs/>
+        </w:rPr>
+        <w:t xml:space="preserve">Declining the sub-study has no effect on surgical care, and enrolment in the sub-study does not influence whether surgery is offered or performed.</w:t>
+      </w:r>
+      <w:r>
+        <w:t xml:space="preserve"> </w:t>
+      </w:r>
+      <w:r>
+        <w:t xml:space="preserve">This separation is stated explicitly in the consent form.</w:t>
+      </w:r>
+    </w:p>
+    <w:bookmarkEnd w:id="105"/>
+    <w:bookmarkEnd w:id="106"/>
+    <w:bookmarkStart w:id="107" w:name="psychological-and-social-risk"/>
+    <w:p>
+      <w:pPr>
+        <w:pStyle w:val="Heading2"/>
+      </w:pPr>
+      <w:r>
+        <w:t xml:space="preserve">9.4 Psychological and social risk</w:t>
+      </w:r>
+    </w:p>
+    <w:p>
+      <w:pPr>
+        <w:pStyle w:val="FirstParagraph"/>
+      </w:pPr>
+      <w:r>
+        <w:t xml:space="preserve">Some participants may find discussion of their diagnosis distressing, particularly given the frequency of prior dismissal by clinicians. Participants may decline any question, pause, or withdraw at any time.</w:t>
       </w:r>
       <w:r>
         <w:t xml:space="preserve"> </w:t>
@@ -12726,7 +12063,174 @@
         <w:rPr>
           <w:rStyle w:val="VerbatimChar"/>
         </w:rPr>
-        <w:t xml:space="preserve">[institutional provision]</w:t>
+        <w:t xml:space="preserve">[Local counselling/support pathway and patient support organisation details to be inserted.]</w:t>
+      </w:r>
+    </w:p>
+    <w:bookmarkEnd w:id="107"/>
+    <w:bookmarkStart w:id="108" w:name="X50938f3148793bc0afa6d1524668e98627cb02b"/>
+    <w:p>
+      <w:pPr>
+        <w:pStyle w:val="Heading2"/>
+      </w:pPr>
+      <w:r>
+        <w:t xml:space="preserve">9.5 Risk of loss of confidentiality — and mitigation</w:t>
+      </w:r>
+    </w:p>
+    <w:p>
+      <w:pPr>
+        <w:pStyle w:val="FirstParagraph"/>
+      </w:pPr>
+      <w:r>
+        <w:t xml:space="preserve">The principal residual risk in the study is confidentiality, not physical harm. Mitigations are described in §7: DICOM de-identification including burned-in text, separately held encrypted linking key, access-controlled institutional storage, and a separate consent option for image sharing.</w:t>
+      </w:r>
+      <w:r>
+        <w:t xml:space="preserve"> </w:t>
+      </w:r>
+      <w:r>
+        <w:rPr>
+          <w:b/>
+          <w:bCs/>
+        </w:rPr>
+        <w:t xml:space="preserve">Critically, all processing is performed on an isolated local workstation with no internet egress and no third-party or cloud service involvement (§7.1B)</w:t>
+      </w:r>
+      <w:r>
+        <w:t xml:space="preserve">, removing the largest category of data-protection risk in imaging research. The analysis machine does not hold the linking key, so its compromise would not permit re-identification.</w:t>
+      </w:r>
+    </w:p>
+    <w:bookmarkEnd w:id="108"/>
+    <w:bookmarkStart w:id="109" w:name="incidental-findings"/>
+    <w:p>
+      <w:pPr>
+        <w:pStyle w:val="Heading2"/>
+      </w:pPr>
+      <w:r>
+        <w:t xml:space="preserve">9.6 Incidental findings</w:t>
+      </w:r>
+    </w:p>
+    <w:p>
+      <w:pPr>
+        <w:pStyle w:val="FirstParagraph"/>
+      </w:pPr>
+      <w:r>
+        <w:t xml:space="preserve">Scanning may reveal unexpected findings — for example a suspicious mass, deep venous thrombosis, hernia or significant lymphadenopathy.</w:t>
+      </w:r>
+    </w:p>
+    <w:p>
+      <w:pPr>
+        <w:pStyle w:val="BodyText"/>
+      </w:pPr>
+      <w:r>
+        <w:rPr>
+          <w:b/>
+          <w:bCs/>
+        </w:rPr>
+        <w:t xml:space="preserve">Policy.</w:t>
+      </w:r>
+      <w:r>
+        <w:t xml:space="preserve"> </w:t>
+      </w:r>
+      <w:r>
+        <w:t xml:space="preserve">Research scans are</w:t>
+      </w:r>
+      <w:r>
+        <w:t xml:space="preserve"> </w:t>
+      </w:r>
+      <w:r>
+        <w:rPr>
+          <w:b/>
+          <w:bCs/>
+        </w:rPr>
+        <w:t xml:space="preserve">not diagnostic examinations</w:t>
+      </w:r>
+      <w:r>
+        <w:t xml:space="preserve"> </w:t>
+      </w:r>
+      <w:r>
+        <w:t xml:space="preserve">and are not systematically reported. However, any finding the sonographer considers potentially clinically significant is escalated</w:t>
+      </w:r>
+      <w:r>
+        <w:t xml:space="preserve"> </w:t>
+      </w:r>
+      <w:r>
+        <w:rPr>
+          <w:b/>
+          <w:bCs/>
+        </w:rPr>
+        <w:t xml:space="preserve">the same day</w:t>
+      </w:r>
+      <w:r>
+        <w:t xml:space="preserve"> </w:t>
+      </w:r>
+      <w:r>
+        <w:t xml:space="preserve">to the study physician, who reviews it and, if warranted, informs the participant and their treating clinician and arranges appropriate clinical follow-up. This policy, including the limits of what the research scan can detect, is stated explicitly in the consent form so that participants do not mistake research participation for a health screen.</w:t>
+      </w:r>
+    </w:p>
+    <w:bookmarkEnd w:id="109"/>
+    <w:bookmarkStart w:id="110" w:name="benefits"/>
+    <w:p>
+      <w:pPr>
+        <w:pStyle w:val="Heading2"/>
+      </w:pPr>
+      <w:r>
+        <w:t xml:space="preserve">9.7 Benefits</w:t>
+      </w:r>
+    </w:p>
+    <w:p>
+      <w:pPr>
+        <w:pStyle w:val="FirstParagraph"/>
+      </w:pPr>
+      <w:r>
+        <w:rPr>
+          <w:b/>
+          <w:bCs/>
+        </w:rPr>
+        <w:t xml:space="preserve">There is no direct medical benefit to individual participants.</w:t>
+      </w:r>
+      <w:r>
+        <w:t xml:space="preserve"> </w:t>
+      </w:r>
+      <w:r>
+        <w:t xml:space="preserve">Participants are told this plainly. Potential benefits are societal: if successful, this research may contribute to earlier and more objective identification of lipoedema for future patients.</w:t>
+      </w:r>
+      <w:r>
+        <w:t xml:space="preserve"> </w:t>
+      </w:r>
+      <w:r>
+        <w:rPr>
+          <w:rStyle w:val="VerbatimChar"/>
+        </w:rPr>
+        <w:t xml:space="preserve">[Reimbursement for travel and time, if offered: amount and basis.]</w:t>
+      </w:r>
+    </w:p>
+    <w:bookmarkEnd w:id="110"/>
+    <w:bookmarkStart w:id="111" w:name="riskbenefit-assessment"/>
+    <w:p>
+      <w:pPr>
+        <w:pStyle w:val="Heading2"/>
+      </w:pPr>
+      <w:r>
+        <w:t xml:space="preserve">9.8 Risk–benefit assessment</w:t>
+      </w:r>
+    </w:p>
+    <w:p>
+      <w:pPr>
+        <w:pStyle w:val="FirstParagraph"/>
+      </w:pPr>
+      <w:r>
+        <w:t xml:space="preserve">The imaging protocol presents no more than minimal risk, comparable to routine clinical ultrasound. The sub-study adds no procedural risk, using tissue that would otherwise be discarded. The principal risk is confidentiality, addressed by established de-identification and access-control measures. Set against the documented harm of diagnostic delay in a condition with no biomarker,</w:t>
+      </w:r>
+      <w:r>
+        <w:t xml:space="preserve"> </w:t>
+      </w:r>
+      <w:r>
+        <w:rPr>
+          <w:b/>
+          <w:bCs/>
+        </w:rPr>
+        <w:t xml:space="preserve">the risk–benefit balance strongly favours conducting the study</w:t>
+      </w:r>
+      <w:r>
+        <w:t xml:space="preserve">.</w:t>
       </w:r>
     </w:p>
     <w:p>
@@ -12736,8 +12240,1142 @@
         </w:pict>
       </w:r>
     </w:p>
+    <w:bookmarkEnd w:id="111"/>
+    <w:bookmarkEnd w:id="112"/>
+    <w:bookmarkStart w:id="128" w:name="informed-consent-document"/>
+    <w:p>
+      <w:pPr>
+        <w:pStyle w:val="Heading1"/>
+      </w:pPr>
+      <w:r>
+        <w:t xml:space="preserve">10. Informed Consent Document</w:t>
+      </w:r>
+    </w:p>
+    <w:p>
+      <w:pPr>
+        <w:pStyle w:val="BlockText"/>
+      </w:pPr>
+      <w:r>
+        <w:rPr>
+          <w:b/>
+          <w:bCs/>
+        </w:rPr>
+        <w:t xml:space="preserve">Note to the IRB:</w:t>
+      </w:r>
+      <w:r>
+        <w:t xml:space="preserve"> </w:t>
+      </w:r>
+      <w:r>
+        <w:t xml:space="preserve">the following is the proposed participant-facing consent form. Institution-specific language, contact details, compensation, and injury-compensation provisions are marked</w:t>
+      </w:r>
+      <w:r>
+        <w:t xml:space="preserve"> </w:t>
+      </w:r>
+      <w:r>
+        <w:rPr>
+          <w:rStyle w:val="VerbatimChar"/>
+        </w:rPr>
+        <w:t xml:space="preserve">[...]</w:t>
+      </w:r>
+      <w:r>
+        <w:t xml:space="preserve"> </w:t>
+      </w:r>
+      <w:r>
+        <w:t xml:space="preserve">for completion. Target reading level is grade 8.</w:t>
+      </w:r>
+    </w:p>
+    <w:p>
+      <w:r>
+        <w:pict>
+          <v:rect style="width:0;height:1.5pt" o:hralign="center" o:hrstd="t" o:hr="t"/>
+        </w:pict>
+      </w:r>
+    </w:p>
+    <w:bookmarkStart w:id="127" w:name="consent-to-take-part-in-a-research-study"/>
+    <w:p>
+      <w:pPr>
+        <w:pStyle w:val="Heading2"/>
+      </w:pPr>
+      <w:r>
+        <w:t xml:space="preserve">CONSENT TO TAKE PART IN A RESEARCH STUDY</w:t>
+      </w:r>
+    </w:p>
+    <w:p>
+      <w:pPr>
+        <w:pStyle w:val="FirstParagraph"/>
+      </w:pPr>
+      <w:r>
+        <w:rPr>
+          <w:b/>
+          <w:bCs/>
+        </w:rPr>
+        <w:t xml:space="preserve">Study title:</w:t>
+      </w:r>
+      <w:r>
+        <w:t xml:space="preserve"> </w:t>
+      </w:r>
+      <w:r>
+        <w:t xml:space="preserve">Using ultrasound and computer analysis to identify lipoedema</w:t>
+      </w:r>
+      <w:r>
+        <w:t xml:space="preserve"> </w:t>
+      </w:r>
+      <w:r>
+        <w:rPr>
+          <w:b/>
+          <w:bCs/>
+        </w:rPr>
+        <w:t xml:space="preserve">Principal Investigator:</w:t>
+      </w:r>
+      <w:r>
+        <w:t xml:space="preserve"> </w:t>
+      </w:r>
+      <w:r>
+        <w:rPr>
+          <w:rStyle w:val="VerbatimChar"/>
+        </w:rPr>
+        <w:t xml:space="preserve">[Name]</w:t>
+      </w:r>
+      <w:r>
+        <w:t xml:space="preserve"> </w:t>
+      </w:r>
+      <w:r>
+        <w:t xml:space="preserve">·</w:t>
+      </w:r>
+      <w:r>
+        <w:t xml:space="preserve"> </w:t>
+      </w:r>
+      <w:r>
+        <w:rPr>
+          <w:b/>
+          <w:bCs/>
+        </w:rPr>
+        <w:t xml:space="preserve">Telephone:</w:t>
+      </w:r>
+      <w:r>
+        <w:t xml:space="preserve"> </w:t>
+      </w:r>
+      <w:r>
+        <w:rPr>
+          <w:rStyle w:val="VerbatimChar"/>
+        </w:rPr>
+        <w:t xml:space="preserve">[number]</w:t>
+      </w:r>
+      <w:r>
+        <w:t xml:space="preserve"> </w:t>
+      </w:r>
+      <w:r>
+        <w:t xml:space="preserve">·</w:t>
+      </w:r>
+      <w:r>
+        <w:t xml:space="preserve"> </w:t>
+      </w:r>
+      <w:r>
+        <w:rPr>
+          <w:b/>
+          <w:bCs/>
+        </w:rPr>
+        <w:t xml:space="preserve">Institution:</w:t>
+      </w:r>
+      <w:r>
+        <w:t xml:space="preserve"> </w:t>
+      </w:r>
+      <w:r>
+        <w:rPr>
+          <w:rStyle w:val="VerbatimChar"/>
+        </w:rPr>
+        <w:t xml:space="preserve">[name]</w:t>
+      </w:r>
+    </w:p>
+    <w:bookmarkStart w:id="113" w:name="an-invitation"/>
+    <w:p>
+      <w:pPr>
+        <w:pStyle w:val="Heading3"/>
+      </w:pPr>
+      <w:r>
+        <w:t xml:space="preserve">An invitation</w:t>
+      </w:r>
+    </w:p>
+    <w:p>
+      <w:pPr>
+        <w:pStyle w:val="FirstParagraph"/>
+      </w:pPr>
+      <w:r>
+        <w:t xml:space="preserve">You are being invited to take part in a research study. Before you decide, it is important that you understand why the research is being done and what it would involve for you. Please take your time. Ask us anything you like. You may discuss it with family, friends or your own doctor.</w:t>
+      </w:r>
+    </w:p>
+    <w:p>
+      <w:pPr>
+        <w:pStyle w:val="BodyText"/>
+      </w:pPr>
+      <w:r>
+        <w:rPr>
+          <w:b/>
+          <w:bCs/>
+        </w:rPr>
+        <w:t xml:space="preserve">Taking part is entirely voluntary.</w:t>
+      </w:r>
+      <w:r>
+        <w:t xml:space="preserve"> </w:t>
+      </w:r>
+      <w:r>
+        <w:t xml:space="preserve">If you decide not to take part, or if you start and then change your mind, your medical care will not be affected in any way.</w:t>
+      </w:r>
+    </w:p>
+    <w:bookmarkEnd w:id="113"/>
+    <w:bookmarkStart w:id="114" w:name="why-is-this-study-being-done"/>
+    <w:p>
+      <w:pPr>
+        <w:pStyle w:val="Heading3"/>
+      </w:pPr>
+      <w:r>
+        <w:t xml:space="preserve">Why is this study being done?</w:t>
+      </w:r>
+    </w:p>
+    <w:p>
+      <w:pPr>
+        <w:pStyle w:val="FirstParagraph"/>
+      </w:pPr>
+      <w:r>
+        <w:t xml:space="preserve">Lipoedema is a condition that causes fat to build up in the legs, hips and sometimes the arms. It can be painful and tender. It is often mistaken for ordinary weight gain, and many people wait years before anyone gives them the right diagnosis. There is currently no blood test or scan that can identify it reliably.</w:t>
+      </w:r>
+    </w:p>
+    <w:p>
+      <w:pPr>
+        <w:pStyle w:val="BodyText"/>
+      </w:pPr>
+      <w:r>
+        <w:t xml:space="preserve">Doctors who see many patients with lipoedema have noticed that the fat often has a particular</w:t>
+      </w:r>
+      <w:r>
+        <w:t xml:space="preserve"> </w:t>
+      </w:r>
+      <w:r>
+        <w:t xml:space="preserve">“sparkling”</w:t>
+      </w:r>
+      <w:r>
+        <w:t xml:space="preserve"> </w:t>
+      </w:r>
+      <w:r>
+        <w:t xml:space="preserve">look on an ultrasound picture. Nobody has ever measured this properly.</w:t>
+      </w:r>
+    </w:p>
+    <w:p>
+      <w:pPr>
+        <w:pStyle w:val="BodyText"/>
+      </w:pPr>
+      <w:r>
+        <w:t xml:space="preserve">We want to find out two things:</w:t>
+      </w:r>
+      <w:r>
+        <w:t xml:space="preserve"> </w:t>
+      </w:r>
+      <w:r>
+        <w:t xml:space="preserve">1. Can this sparkling appearance be measured accurately using ultrasound?</w:t>
+      </w:r>
+      <w:r>
+        <w:t xml:space="preserve"> </w:t>
+      </w:r>
+      <w:r>
+        <w:t xml:space="preserve">2. Can a computer program learn to recognise it?</w:t>
+      </w:r>
+    </w:p>
+    <w:p>
+      <w:pPr>
+        <w:pStyle w:val="BodyText"/>
+      </w:pPr>
+      <w:r>
+        <w:t xml:space="preserve">If it works, it might one day help people get a correct diagnosis sooner.</w:t>
+      </w:r>
+    </w:p>
+    <w:bookmarkEnd w:id="114"/>
+    <w:bookmarkStart w:id="115" w:name="why-have-i-been-invited"/>
+    <w:p>
+      <w:pPr>
+        <w:pStyle w:val="Heading3"/>
+      </w:pPr>
+      <w:r>
+        <w:t xml:space="preserve">Why have I been invited?</w:t>
+      </w:r>
+    </w:p>
+    <w:p>
+      <w:pPr>
+        <w:pStyle w:val="FirstParagraph"/>
+      </w:pPr>
+      <w:r>
+        <w:t xml:space="preserve">You are being invited because you</w:t>
+      </w:r>
+      <w:r>
+        <w:t xml:space="preserve"> </w:t>
+      </w:r>
+      <w:r>
+        <w:rPr>
+          <w:rStyle w:val="VerbatimChar"/>
+        </w:rPr>
+        <w:t xml:space="preserve">[have been diagnosed with lipoedema / have lymphoedema / have cellulite / are a volunteer without these conditions]</w:t>
+      </w:r>
+      <w:r>
+        <w:t xml:space="preserve">. We need to compare ultrasound pictures from people with different conditions to find out what is specific to lipoedema.</w:t>
+      </w:r>
+    </w:p>
+    <w:p>
+      <w:pPr>
+        <w:pStyle w:val="BodyText"/>
+      </w:pPr>
+      <w:r>
+        <w:t xml:space="preserve">We are looking for about</w:t>
+      </w:r>
+      <w:r>
+        <w:t xml:space="preserve"> </w:t>
+      </w:r>
+      <w:r>
+        <w:rPr>
+          <w:b/>
+          <w:bCs/>
+        </w:rPr>
+        <w:t xml:space="preserve">481 people</w:t>
+      </w:r>
+      <w:r>
+        <w:t xml:space="preserve"> </w:t>
+      </w:r>
+      <w:r>
+        <w:t xml:space="preserve">in total.</w:t>
+      </w:r>
+    </w:p>
+    <w:bookmarkEnd w:id="115"/>
+    <w:bookmarkStart w:id="116" w:name="what-will-happen-if-i-take-part"/>
+    <w:p>
+      <w:pPr>
+        <w:pStyle w:val="Heading3"/>
+      </w:pPr>
+      <w:r>
+        <w:t xml:space="preserve">What will happen if I take part?</w:t>
+      </w:r>
+    </w:p>
+    <w:p>
+      <w:pPr>
+        <w:pStyle w:val="FirstParagraph"/>
+      </w:pPr>
+      <w:r>
+        <w:t xml:space="preserve">You would come for</w:t>
+      </w:r>
+      <w:r>
+        <w:t xml:space="preserve"> </w:t>
+      </w:r>
+      <w:r>
+        <w:rPr>
+          <w:b/>
+          <w:bCs/>
+        </w:rPr>
+        <w:t xml:space="preserve">one visit lasting about one hour</w:t>
+      </w:r>
+      <w:r>
+        <w:t xml:space="preserve">.</w:t>
+      </w:r>
+    </w:p>
+    <w:p>
+      <w:pPr>
+        <w:pStyle w:val="BodyText"/>
+      </w:pPr>
+      <w:r>
+        <w:rPr>
+          <w:b/>
+          <w:bCs/>
+        </w:rPr>
+        <w:t xml:space="preserve">Before your visit, we would ask you to:</w:t>
+      </w:r>
+      <w:r>
+        <w:t xml:space="preserve"> </w:t>
+      </w:r>
+      <w:r>
+        <w:t xml:space="preserve">- Not wear compression garments for 12 hours beforehand</w:t>
+      </w:r>
+      <w:r>
+        <w:t xml:space="preserve"> </w:t>
+      </w:r>
+      <w:r>
+        <w:t xml:space="preserve">- Avoid hard exercise for 12 hours and alcohol for 24 hours</w:t>
+      </w:r>
+      <w:r>
+        <w:t xml:space="preserve"> </w:t>
+      </w:r>
+      <w:r>
+        <w:t xml:space="preserve">- Come in the morning, between 8am and 11am</w:t>
+      </w:r>
+    </w:p>
+    <w:p>
+      <w:pPr>
+        <w:pStyle w:val="BodyText"/>
+      </w:pPr>
+      <w:r>
+        <w:rPr>
+          <w:b/>
+          <w:bCs/>
+        </w:rPr>
+        <w:t xml:space="preserve">During your visit:</w:t>
+      </w:r>
+      <w:r>
+        <w:t xml:space="preserve"> </w:t>
+      </w:r>
+      <w:r>
+        <w:t xml:space="preserve">1. We will ask about your medical history and the medicines you take, and measure your height and weight.</w:t>
+      </w:r>
+      <w:r>
+        <w:t xml:space="preserve"> </w:t>
+      </w:r>
+      <w:r>
+        <w:t xml:space="preserve">2. A doctor will examine you. This is a normal physical examination. This happens</w:t>
+      </w:r>
+      <w:r>
+        <w:t xml:space="preserve"> </w:t>
+      </w:r>
+      <w:r>
+        <w:rPr>
+          <w:b/>
+          <w:bCs/>
+        </w:rPr>
+        <w:t xml:space="preserve">before</w:t>
+      </w:r>
+      <w:r>
+        <w:t xml:space="preserve"> </w:t>
+      </w:r>
+      <w:r>
+        <w:t xml:space="preserve">your scan.</w:t>
+      </w:r>
+      <w:r>
+        <w:t xml:space="preserve"> </w:t>
+      </w:r>
+      <w:r>
+        <w:t xml:space="preserve">3. You will rest lying down for 15 minutes.</w:t>
+      </w:r>
+      <w:r>
+        <w:t xml:space="preserve"> </w:t>
+      </w:r>
+      <w:r>
+        <w:t xml:space="preserve">4. We will do an</w:t>
+      </w:r>
+      <w:r>
+        <w:t xml:space="preserve"> </w:t>
+      </w:r>
+      <w:r>
+        <w:rPr>
+          <w:b/>
+          <w:bCs/>
+        </w:rPr>
+        <w:t xml:space="preserve">ultrasound scan</w:t>
+      </w:r>
+      <w:r>
+        <w:t xml:space="preserve"> </w:t>
+      </w:r>
+      <w:r>
+        <w:t xml:space="preserve">of your lower legs, thighs, tummy and the back of your arms. This takes about 25–30 minutes.</w:t>
+      </w:r>
+    </w:p>
+    <w:p>
+      <w:pPr>
+        <w:pStyle w:val="BodyText"/>
+      </w:pPr>
+      <w:r>
+        <w:rPr>
+          <w:b/>
+          <w:bCs/>
+        </w:rPr>
+        <w:t xml:space="preserve">About the ultrasound scan:</w:t>
+      </w:r>
+      <w:r>
+        <w:t xml:space="preserve"> </w:t>
+      </w:r>
+      <w:r>
+        <w:t xml:space="preserve">This is the same kind of scan used to look at babies in pregnancy and at blood vessels. A small amount of cool gel is put on your skin and a smooth handheld probe is moved gently over it.</w:t>
+      </w:r>
+      <w:r>
+        <w:t xml:space="preserve"> </w:t>
+      </w:r>
+      <w:r>
+        <w:rPr>
+          <w:b/>
+          <w:bCs/>
+        </w:rPr>
+        <w:t xml:space="preserve">There are no X-rays and no injections.</w:t>
+      </w:r>
+      <w:r>
+        <w:t xml:space="preserve"> </w:t>
+      </w:r>
+      <w:r>
+        <w:t xml:space="preserve">It does not hurt. We press only very lightly — this matters both for your comfort and for the quality of our measurements. If any area is tender, tell us and we will be gentle, pause, or skip it altogether.</w:t>
+      </w:r>
+    </w:p>
+    <w:p>
+      <w:pPr>
+        <w:pStyle w:val="BodyText"/>
+      </w:pPr>
+      <w:r>
+        <w:t xml:space="preserve">You will need to uncover your legs, tummy and arms. You will be given a gown and covered with sheets, in a private room. You may ask for a chaperone.</w:t>
+      </w:r>
+    </w:p>
+    <w:p>
+      <w:pPr>
+        <w:pStyle w:val="BodyText"/>
+      </w:pPr>
+      <w:r>
+        <w:rPr>
+          <w:b/>
+          <w:bCs/>
+        </w:rPr>
+        <w:t xml:space="preserve">Some people will be asked to come back once more</w:t>
+      </w:r>
+      <w:r>
+        <w:t xml:space="preserve">, 2 to 6 weeks later, for the same scan. This helps us check that our measurements are consistent. This is optional.</w:t>
+      </w:r>
+    </w:p>
+    <w:bookmarkEnd w:id="116"/>
+    <w:bookmarkStart w:id="117" w:name="X910229fd781f8c644f5fac7529c63d68bdee40b"/>
+    <w:p>
+      <w:pPr>
+        <w:pStyle w:val="Heading3"/>
+      </w:pPr>
+      <w:r>
+        <w:t xml:space="preserve">The tissue part of the study (only for some people)</w:t>
+      </w:r>
+    </w:p>
+    <w:p>
+      <w:pPr>
+        <w:pStyle w:val="FirstParagraph"/>
+      </w:pPr>
+      <w:r>
+        <w:rPr>
+          <w:b/>
+          <w:bCs/>
+        </w:rPr>
+        <w:t xml:space="preserve">This part only applies if you are already having liposuction surgery for your lipoedema, planned by your surgeon for your own medical reasons.</w:t>
+      </w:r>
+    </w:p>
+    <w:p>
+      <w:pPr>
+        <w:pStyle w:val="BodyText"/>
+      </w:pPr>
+      <w:r>
+        <w:t xml:space="preserve">If so, we would ask permission to keep a small piece of the fat that is removed during that operation, and to look at it under a microscope. This helps us understand what causes the sparkling appearance.</w:t>
+      </w:r>
+    </w:p>
+    <w:p>
+      <w:pPr>
+        <w:pStyle w:val="BodyText"/>
+      </w:pPr>
+      <w:r>
+        <w:t xml:space="preserve">Please note:</w:t>
+      </w:r>
+      <w:r>
+        <w:t xml:space="preserve"> </w:t>
+      </w:r>
+      <w:r>
+        <w:t xml:space="preserve">-</w:t>
+      </w:r>
+      <w:r>
+        <w:t xml:space="preserve"> </w:t>
+      </w:r>
+      <w:r>
+        <w:rPr>
+          <w:b/>
+          <w:bCs/>
+        </w:rPr>
+        <w:t xml:space="preserve">This does not change your operation in any way.</w:t>
+      </w:r>
+      <w:r>
+        <w:t xml:space="preserve"> </w:t>
+      </w:r>
+      <w:r>
+        <w:t xml:space="preserve">No extra cut, no extra anaesthetic, no extra time.</w:t>
+      </w:r>
+      <w:r>
+        <w:t xml:space="preserve"> </w:t>
+      </w:r>
+      <w:r>
+        <w:t xml:space="preserve">- The tissue we would keep is tissue that would otherwise be</w:t>
+      </w:r>
+      <w:r>
+        <w:t xml:space="preserve"> </w:t>
+      </w:r>
+      <w:r>
+        <w:rPr>
+          <w:b/>
+          <w:bCs/>
+        </w:rPr>
+        <w:t xml:space="preserve">thrown away</w:t>
+      </w:r>
+      <w:r>
+        <w:t xml:space="preserve">.</w:t>
+      </w:r>
+      <w:r>
+        <w:t xml:space="preserve"> </w:t>
+      </w:r>
+      <w:r>
+        <w:t xml:space="preserve">-</w:t>
+      </w:r>
+      <w:r>
+        <w:t xml:space="preserve"> </w:t>
+      </w:r>
+      <w:r>
+        <w:rPr>
+          <w:b/>
+          <w:bCs/>
+        </w:rPr>
+        <w:t xml:space="preserve">Your operation does not depend on this study.</w:t>
+      </w:r>
+      <w:r>
+        <w:t xml:space="preserve"> </w:t>
+      </w:r>
+      <w:r>
+        <w:t xml:space="preserve">Saying no makes no difference to your surgery or your care.</w:t>
+      </w:r>
+    </w:p>
+    <w:p>
+      <w:pPr>
+        <w:pStyle w:val="BodyText"/>
+      </w:pPr>
+      <w:r>
+        <w:t xml:space="preserve">You can take part in the main study and say no to this part.</w:t>
+      </w:r>
+    </w:p>
+    <w:bookmarkEnd w:id="117"/>
+    <w:bookmarkStart w:id="118" w:name="X115195c595e502eda930d268f98d90ad02105e6"/>
+    <w:p>
+      <w:pPr>
+        <w:pStyle w:val="Heading3"/>
+      </w:pPr>
+      <w:r>
+        <w:t xml:space="preserve">What are the possible risks or disadvantages?</w:t>
+      </w:r>
+    </w:p>
+    <w:p>
+      <w:pPr>
+        <w:pStyle w:val="FirstParagraph"/>
+      </w:pPr>
+      <w:r>
+        <w:t xml:space="preserve">The scan itself is very safe. Ultrasound has been used in medicine for decades and is not known to cause harm at the settings we use.</w:t>
+      </w:r>
+    </w:p>
+    <w:p>
+      <w:pPr>
+        <w:pStyle w:val="BodyText"/>
+      </w:pPr>
+      <w:r>
+        <w:t xml:space="preserve">The main things to be aware of:</w:t>
+      </w:r>
+      <w:r>
+        <w:t xml:space="preserve"> </w:t>
+      </w:r>
+      <w:r>
+        <w:t xml:space="preserve">-</w:t>
+      </w:r>
+      <w:r>
+        <w:t xml:space="preserve"> </w:t>
+      </w:r>
+      <w:r>
+        <w:rPr>
+          <w:b/>
+          <w:bCs/>
+        </w:rPr>
+        <w:t xml:space="preserve">The gel may feel cold.</w:t>
+      </w:r>
+      <w:r>
+        <w:t xml:space="preserve"> </w:t>
+      </w:r>
+      <w:r>
+        <w:t xml:space="preserve">-</w:t>
+      </w:r>
+      <w:r>
+        <w:t xml:space="preserve"> </w:t>
+      </w:r>
+      <w:r>
+        <w:rPr>
+          <w:b/>
+          <w:bCs/>
+        </w:rPr>
+        <w:t xml:space="preserve">Lying still for about half an hour</w:t>
+      </w:r>
+      <w:r>
+        <w:t xml:space="preserve"> </w:t>
+      </w:r>
+      <w:r>
+        <w:t xml:space="preserve">may be uncomfortable. You can move, take a break, or ask for a cushion at any time.</w:t>
+      </w:r>
+      <w:r>
+        <w:t xml:space="preserve"> </w:t>
+      </w:r>
+      <w:r>
+        <w:t xml:space="preserve">-</w:t>
+      </w:r>
+      <w:r>
+        <w:t xml:space="preserve"> </w:t>
+      </w:r>
+      <w:r>
+        <w:rPr>
+          <w:b/>
+          <w:bCs/>
+        </w:rPr>
+        <w:t xml:space="preserve">Your skin will be uncovered</w:t>
+      </w:r>
+      <w:r>
+        <w:t xml:space="preserve"> </w:t>
+      </w:r>
+      <w:r>
+        <w:t xml:space="preserve">during the scan. We know this can feel uncomfortable, especially if you have had difficult experiences with doctors about your body. We will keep you covered as much as possible and treat you with respect.</w:t>
+      </w:r>
+      <w:r>
+        <w:t xml:space="preserve"> </w:t>
+      </w:r>
+      <w:r>
+        <w:t xml:space="preserve">- Rarely, ultrasound gel can irritate the skin. Tell us if you have had a reaction to gel before.</w:t>
+      </w:r>
+      <w:r>
+        <w:t xml:space="preserve"> </w:t>
+      </w:r>
+      <w:r>
+        <w:t xml:space="preserve">- Some people find talking about their diagnosis upsetting. You do not have to answer any question.</w:t>
+      </w:r>
+    </w:p>
+    <w:bookmarkEnd w:id="118"/>
+    <w:bookmarkStart w:id="119" w:name="X6aaf0b8b1afdd8c63a314d609eab5eda22e6f0d"/>
+    <w:p>
+      <w:pPr>
+        <w:pStyle w:val="Heading3"/>
+      </w:pPr>
+      <w:r>
+        <w:t xml:space="preserve">Will the scan tell me if something is wrong?</w:t>
+      </w:r>
+    </w:p>
+    <w:p>
+      <w:pPr>
+        <w:pStyle w:val="FirstParagraph"/>
+      </w:pPr>
+      <w:r>
+        <w:rPr>
+          <w:b/>
+          <w:bCs/>
+        </w:rPr>
+        <w:t xml:space="preserve">This is a research scan, not a medical check-up.</w:t>
+      </w:r>
+      <w:r>
+        <w:t xml:space="preserve"> </w:t>
+      </w:r>
+      <w:r>
+        <w:t xml:space="preserve">It is not designed to find other health problems, and it should not be relied on as a health check.</w:t>
+      </w:r>
+    </w:p>
+    <w:p>
+      <w:pPr>
+        <w:pStyle w:val="BodyText"/>
+      </w:pPr>
+      <w:r>
+        <w:t xml:space="preserve">However, if we happen to see something that looks like it might matter for your health, we will tell you and your doctor, and help you arrange proper follow-up.</w:t>
+      </w:r>
+    </w:p>
+    <w:bookmarkEnd w:id="119"/>
+    <w:bookmarkStart w:id="120" w:name="will-i-benefit-from-taking-part"/>
+    <w:p>
+      <w:pPr>
+        <w:pStyle w:val="Heading3"/>
+      </w:pPr>
+      <w:r>
+        <w:t xml:space="preserve">Will I benefit from taking part?</w:t>
+      </w:r>
+    </w:p>
+    <w:p>
+      <w:pPr>
+        <w:pStyle w:val="FirstParagraph"/>
+      </w:pPr>
+      <w:r>
+        <w:rPr>
+          <w:b/>
+          <w:bCs/>
+        </w:rPr>
+        <w:t xml:space="preserve">No — we do not expect this study to help you personally.</w:t>
+      </w:r>
+      <w:r>
+        <w:t xml:space="preserve"> </w:t>
+      </w:r>
+      <w:r>
+        <w:t xml:space="preserve">We are being honest about that. What we learn may help other people with lipoedema get diagnosed sooner in the future.</w:t>
+      </w:r>
+    </w:p>
+    <w:p>
+      <w:pPr>
+        <w:pStyle w:val="BodyText"/>
+      </w:pPr>
+      <w:r>
+        <w:rPr>
+          <w:rStyle w:val="VerbatimChar"/>
+        </w:rPr>
+        <w:t xml:space="preserve">[Reimbursement details, if any, to be inserted here.]</w:t>
+      </w:r>
+    </w:p>
+    <w:bookmarkEnd w:id="120"/>
+    <w:bookmarkStart w:id="121" w:name="do-i-have-to-take-part"/>
+    <w:p>
+      <w:pPr>
+        <w:pStyle w:val="Heading3"/>
+      </w:pPr>
+      <w:r>
+        <w:t xml:space="preserve">Do I have to take part?</w:t>
+      </w:r>
+    </w:p>
+    <w:p>
+      <w:pPr>
+        <w:pStyle w:val="FirstParagraph"/>
+      </w:pPr>
+      <w:r>
+        <w:t xml:space="preserve">No. Taking part is completely voluntary.</w:t>
+      </w:r>
+    </w:p>
+    <w:p>
+      <w:pPr>
+        <w:pStyle w:val="BodyText"/>
+      </w:pPr>
+      <w:r>
+        <w:rPr>
+          <w:b/>
+          <w:bCs/>
+        </w:rPr>
+        <w:t xml:space="preserve">You may stop at any time, for any reason, without giving one.</w:t>
+      </w:r>
+      <w:r>
+        <w:t xml:space="preserve"> </w:t>
+      </w:r>
+      <w:r>
+        <w:t xml:space="preserve">Your medical care, and your relationship with your doctors, will not be affected in any way.</w:t>
+      </w:r>
+    </w:p>
+    <w:p>
+      <w:pPr>
+        <w:pStyle w:val="BodyText"/>
+      </w:pPr>
+      <w:r>
+        <w:t xml:space="preserve">If you withdraw, you can ask us to delete the information collected about you. We will do so unless it has already been combined into analysis results that cannot be separated out — we will explain clearly if that is the case.</w:t>
+      </w:r>
+    </w:p>
+    <w:bookmarkEnd w:id="121"/>
+    <w:bookmarkStart w:id="122" w:name="how-will-my-information-be-kept-private"/>
+    <w:p>
+      <w:pPr>
+        <w:pStyle w:val="Heading3"/>
+      </w:pPr>
+      <w:r>
+        <w:t xml:space="preserve">How will my information be kept private?</w:t>
+      </w:r>
+    </w:p>
+    <w:p>
+      <w:pPr>
+        <w:pStyle w:val="Compact"/>
+        <w:numPr>
+          <w:ilvl w:val="0"/>
+          <w:numId w:val="1032"/>
+        </w:numPr>
+      </w:pPr>
+      <w:r>
+        <w:t xml:space="preserve">Your name and other identifying details are</w:t>
+      </w:r>
+      <w:r>
+        <w:t xml:space="preserve"> </w:t>
+      </w:r>
+      <w:r>
+        <w:rPr>
+          <w:b/>
+          <w:bCs/>
+        </w:rPr>
+        <w:t xml:space="preserve">removed</w:t>
+      </w:r>
+      <w:r>
+        <w:t xml:space="preserve"> </w:t>
+      </w:r>
+      <w:r>
+        <w:t xml:space="preserve">from all scan pictures and data.</w:t>
+      </w:r>
+    </w:p>
+    <w:p>
+      <w:pPr>
+        <w:pStyle w:val="Compact"/>
+        <w:numPr>
+          <w:ilvl w:val="0"/>
+          <w:numId w:val="1032"/>
+        </w:numPr>
+      </w:pPr>
+      <w:r>
+        <w:t xml:space="preserve">You are given a</w:t>
+      </w:r>
+      <w:r>
+        <w:t xml:space="preserve"> </w:t>
+      </w:r>
+      <w:r>
+        <w:rPr>
+          <w:b/>
+          <w:bCs/>
+        </w:rPr>
+        <w:t xml:space="preserve">study number</w:t>
+      </w:r>
+      <w:r>
+        <w:t xml:space="preserve"> </w:t>
+      </w:r>
+      <w:r>
+        <w:t xml:space="preserve">instead. The list linking your number to your name is kept separately, encrypted, and only the study leader and coordinator can see it.</w:t>
+      </w:r>
+    </w:p>
+    <w:p>
+      <w:pPr>
+        <w:pStyle w:val="Compact"/>
+        <w:numPr>
+          <w:ilvl w:val="0"/>
+          <w:numId w:val="1032"/>
+        </w:numPr>
+      </w:pPr>
+      <w:r>
+        <w:t xml:space="preserve">Data is stored on secure</w:t>
+      </w:r>
+      <w:r>
+        <w:t xml:space="preserve"> </w:t>
+      </w:r>
+      <w:r>
+        <w:rPr>
+          <w:rStyle w:val="VerbatimChar"/>
+        </w:rPr>
+        <w:t xml:space="preserve">[institution]</w:t>
+      </w:r>
+      <w:r>
+        <w:t xml:space="preserve"> </w:t>
+      </w:r>
+      <w:r>
+        <w:t xml:space="preserve">computers, not on personal devices or laptops.</w:t>
+      </w:r>
+    </w:p>
+    <w:p>
+      <w:pPr>
+        <w:pStyle w:val="Compact"/>
+        <w:numPr>
+          <w:ilvl w:val="0"/>
+          <w:numId w:val="1032"/>
+        </w:numPr>
+      </w:pPr>
+      <w:r>
+        <w:rPr>
+          <w:b/>
+          <w:bCs/>
+        </w:rPr>
+        <w:t xml:space="preserve">The computer analysis is done entirely on a machine inside the hospital, with no internet connection.</w:t>
+      </w:r>
+      <w:r>
+        <w:t xml:space="preserve"> </w:t>
+      </w:r>
+      <w:r>
+        <w:t xml:space="preserve">Your scan pictures are never sent to any outside company, cloud service or website.</w:t>
+      </w:r>
+    </w:p>
+    <w:p>
+      <w:pPr>
+        <w:pStyle w:val="Compact"/>
+        <w:numPr>
+          <w:ilvl w:val="0"/>
+          <w:numId w:val="1032"/>
+        </w:numPr>
+      </w:pPr>
+      <w:r>
+        <w:t xml:space="preserve">When we publish results,</w:t>
+      </w:r>
+      <w:r>
+        <w:t xml:space="preserve"> </w:t>
+      </w:r>
+      <w:r>
+        <w:rPr>
+          <w:b/>
+          <w:bCs/>
+        </w:rPr>
+        <w:t xml:space="preserve">no individual can be identified.</w:t>
+      </w:r>
+    </w:p>
+    <w:p>
+      <w:pPr>
+        <w:pStyle w:val="Compact"/>
+        <w:numPr>
+          <w:ilvl w:val="0"/>
+          <w:numId w:val="1032"/>
+        </w:numPr>
+      </w:pPr>
+      <w:r>
+        <w:t xml:space="preserve">Data will be kept for</w:t>
+      </w:r>
+      <w:r>
+        <w:t xml:space="preserve"> </w:t>
+      </w:r>
+      <w:r>
+        <w:rPr>
+          <w:rStyle w:val="VerbatimChar"/>
+        </w:rPr>
+        <w:t xml:space="preserve">[X]</w:t>
+      </w:r>
+      <w:r>
+        <w:t xml:space="preserve"> </w:t>
+      </w:r>
+      <w:r>
+        <w:t xml:space="preserve">years and then destroyed.</w:t>
+      </w:r>
+    </w:p>
     <w:bookmarkEnd w:id="122"/>
-    <w:bookmarkStart w:id="123" w:name="consent"/>
+    <w:bookmarkStart w:id="123" w:name="Xb25abb1ab1bd7c2b1d0e17b2f9ec116e0d3f8ab"/>
+    <w:p>
+      <w:pPr>
+        <w:pStyle w:val="Heading3"/>
+      </w:pPr>
+      <w:r>
+        <w:t xml:space="preserve">Will my scan pictures be shared with other researchers?</w:t>
+      </w:r>
+    </w:p>
+    <w:p>
+      <w:pPr>
+        <w:pStyle w:val="FirstParagraph"/>
+      </w:pPr>
+      <w:r>
+        <w:t xml:space="preserve">Sharing anonymous scan pictures helps other scientists check and build on our work.</w:t>
+      </w:r>
+      <w:r>
+        <w:t xml:space="preserve"> </w:t>
+      </w:r>
+      <w:r>
+        <w:rPr>
+          <w:b/>
+          <w:bCs/>
+        </w:rPr>
+        <w:t xml:space="preserve">You can take part in this study without agreeing to this.</w:t>
+      </w:r>
+      <w:r>
+        <w:t xml:space="preserve"> </w:t>
+      </w:r>
+      <w:r>
+        <w:t xml:space="preserve">Please indicate your preference below.</w:t>
+      </w:r>
+    </w:p>
+    <w:bookmarkEnd w:id="123"/>
+    <w:bookmarkStart w:id="124" w:name="who-has-reviewed-this-study"/>
+    <w:p>
+      <w:pPr>
+        <w:pStyle w:val="Heading3"/>
+      </w:pPr>
+      <w:r>
+        <w:t xml:space="preserve">Who has reviewed this study?</w:t>
+      </w:r>
+    </w:p>
+    <w:p>
+      <w:pPr>
+        <w:pStyle w:val="FirstParagraph"/>
+      </w:pPr>
+      <w:r>
+        <w:t xml:space="preserve">This study has been reviewed and approved by</w:t>
+      </w:r>
+      <w:r>
+        <w:t xml:space="preserve"> </w:t>
+      </w:r>
+      <w:r>
+        <w:rPr>
+          <w:rStyle w:val="VerbatimChar"/>
+        </w:rPr>
+        <w:t xml:space="preserve">[IRB / Research Ethics Committee name and reference number]</w:t>
+      </w:r>
+      <w:r>
+        <w:t xml:space="preserve">.</w:t>
+      </w:r>
+    </w:p>
+    <w:bookmarkEnd w:id="124"/>
+    <w:bookmarkStart w:id="125" w:name="who-do-i-contact"/>
+    <w:p>
+      <w:pPr>
+        <w:pStyle w:val="Heading3"/>
+      </w:pPr>
+      <w:r>
+        <w:t xml:space="preserve">Who do I contact?</w:t>
+      </w:r>
+    </w:p>
+    <w:p>
+      <w:pPr>
+        <w:pStyle w:val="Compact"/>
+        <w:numPr>
+          <w:ilvl w:val="0"/>
+          <w:numId w:val="1033"/>
+        </w:numPr>
+      </w:pPr>
+      <w:r>
+        <w:rPr>
+          <w:b/>
+          <w:bCs/>
+        </w:rPr>
+        <w:t xml:space="preserve">Questions about the study:</w:t>
+      </w:r>
+      <w:r>
+        <w:t xml:space="preserve"> </w:t>
+      </w:r>
+      <w:r>
+        <w:rPr>
+          <w:rStyle w:val="VerbatimChar"/>
+        </w:rPr>
+        <w:t xml:space="preserve">[PI name, telephone, email]</w:t>
+      </w:r>
+    </w:p>
+    <w:p>
+      <w:pPr>
+        <w:pStyle w:val="Compact"/>
+        <w:numPr>
+          <w:ilvl w:val="0"/>
+          <w:numId w:val="1033"/>
+        </w:numPr>
+      </w:pPr>
+      <w:r>
+        <w:rPr>
+          <w:b/>
+          <w:bCs/>
+        </w:rPr>
+        <w:t xml:space="preserve">Questions about your rights as a research participant, or a concern or complaint:</w:t>
+      </w:r>
+      <w:r>
+        <w:t xml:space="preserve"> </w:t>
+      </w:r>
+      <w:r>
+        <w:rPr>
+          <w:rStyle w:val="VerbatimChar"/>
+        </w:rPr>
+        <w:t xml:space="preserve">[IRB office contact — independent of the research team]</w:t>
+      </w:r>
+    </w:p>
+    <w:p>
+      <w:pPr>
+        <w:pStyle w:val="Compact"/>
+        <w:numPr>
+          <w:ilvl w:val="0"/>
+          <w:numId w:val="1033"/>
+        </w:numPr>
+      </w:pPr>
+      <w:r>
+        <w:rPr>
+          <w:b/>
+          <w:bCs/>
+        </w:rPr>
+        <w:t xml:space="preserve">In case of research-related injury:</w:t>
+      </w:r>
+      <w:r>
+        <w:t xml:space="preserve"> </w:t>
+      </w:r>
+      <w:r>
+        <w:rPr>
+          <w:rStyle w:val="VerbatimChar"/>
+        </w:rPr>
+        <w:t xml:space="preserve">[institutional provision]</w:t>
+      </w:r>
+    </w:p>
+    <w:p>
+      <w:r>
+        <w:pict>
+          <v:rect style="width:0;height:1.5pt" o:hralign="center" o:hrstd="t" o:hr="t"/>
+        </w:pict>
+      </w:r>
+    </w:p>
+    <w:bookmarkEnd w:id="125"/>
+    <w:bookmarkStart w:id="126" w:name="consent"/>
     <w:p>
       <w:pPr>
         <w:pStyle w:val="Heading3"/>
@@ -13325,10 +13963,10 @@
         </w:pict>
       </w:r>
     </w:p>
-    <w:bookmarkEnd w:id="123"/>
-    <w:bookmarkEnd w:id="124"/>
-    <w:bookmarkEnd w:id="125"/>
-    <w:bookmarkStart w:id="134" w:name="ethical-considerations"/>
+    <w:bookmarkEnd w:id="126"/>
+    <w:bookmarkEnd w:id="127"/>
+    <w:bookmarkEnd w:id="128"/>
+    <w:bookmarkStart w:id="137" w:name="ethical-considerations"/>
     <w:p>
       <w:pPr>
         <w:pStyle w:val="Heading1"/>
@@ -13337,7 +13975,7 @@
         <w:t xml:space="preserve">11. Ethical Considerations</w:t>
       </w:r>
     </w:p>
-    <w:bookmarkStart w:id="126" w:name="governing-principles"/>
+    <w:bookmarkStart w:id="129" w:name="governing-principles"/>
     <w:p>
       <w:pPr>
         <w:pStyle w:val="Heading2"/>
@@ -13379,8 +14017,8 @@
         <w:t xml:space="preserve">. No participant is enrolled before written informed consent and IRB approval.</w:t>
       </w:r>
     </w:p>
-    <w:bookmarkEnd w:id="126"/>
-    <w:bookmarkStart w:id="127" w:name="justice-and-participant-selection"/>
+    <w:bookmarkEnd w:id="129"/>
+    <w:bookmarkStart w:id="130" w:name="justice-and-participant-selection"/>
     <w:p>
       <w:pPr>
         <w:pStyle w:val="Heading2"/>
@@ -13406,8 +14044,8 @@
         <w:t xml:space="preserve">[Recruitment materials should be reviewed to ensure access across socioeconomic and ethnic groups within the catchment population, and interpretation provided where needed.]</w:t>
       </w:r>
     </w:p>
-    <w:bookmarkEnd w:id="127"/>
-    <w:bookmarkStart w:id="128" w:name="avoiding-coercion"/>
+    <w:bookmarkEnd w:id="130"/>
+    <w:bookmarkStart w:id="131" w:name="avoiding-coercion"/>
     <w:p>
       <w:pPr>
         <w:pStyle w:val="Heading2"/>
@@ -13422,465 +14060,6 @@
       </w:pPr>
       <w:r>
         <w:t xml:space="preserve">Participants may be patients of the investigators, creating potential for perceived pressure. Safeguards:</w:t>
-      </w:r>
-    </w:p>
-    <w:p>
-      <w:pPr>
-        <w:pStyle w:val="Compact"/>
-        <w:numPr>
-          <w:ilvl w:val="0"/>
-          <w:numId w:val="1032"/>
-        </w:numPr>
-      </w:pPr>
-      <w:r>
-        <w:t xml:space="preserve">Consent is sought by a team member</w:t>
-      </w:r>
-      <w:r>
-        <w:t xml:space="preserve"> </w:t>
-      </w:r>
-      <w:r>
-        <w:rPr>
-          <w:b/>
-          <w:bCs/>
-        </w:rPr>
-        <w:t xml:space="preserve">not directly responsible for the participant’s clinical care</w:t>
-      </w:r>
-      <w:r>
-        <w:t xml:space="preserve"> </w:t>
-      </w:r>
-      <w:r>
-        <w:t xml:space="preserve">wherever practical</w:t>
-      </w:r>
-    </w:p>
-    <w:p>
-      <w:pPr>
-        <w:pStyle w:val="Compact"/>
-        <w:numPr>
-          <w:ilvl w:val="0"/>
-          <w:numId w:val="1032"/>
-        </w:numPr>
-      </w:pPr>
-      <w:r>
-        <w:t xml:space="preserve">The consent discussion states explicitly and in writing that</w:t>
-      </w:r>
-      <w:r>
-        <w:t xml:space="preserve"> </w:t>
-      </w:r>
-      <w:r>
-        <w:rPr>
-          <w:b/>
-          <w:bCs/>
-        </w:rPr>
-        <w:t xml:space="preserve">declining will not affect care</w:t>
-      </w:r>
-    </w:p>
-    <w:p>
-      <w:pPr>
-        <w:pStyle w:val="Compact"/>
-        <w:numPr>
-          <w:ilvl w:val="0"/>
-          <w:numId w:val="1032"/>
-        </w:numPr>
-      </w:pPr>
-      <w:r>
-        <w:t xml:space="preserve">Adequate time is given; consent is not sought immediately before a clinical procedure</w:t>
-      </w:r>
-    </w:p>
-    <w:p>
-      <w:pPr>
-        <w:pStyle w:val="Compact"/>
-        <w:numPr>
-          <w:ilvl w:val="0"/>
-          <w:numId w:val="1032"/>
-        </w:numPr>
-      </w:pPr>
-      <w:r>
-        <w:rPr>
-          <w:b/>
-          <w:bCs/>
-        </w:rPr>
-        <w:t xml:space="preserve">For the sub-study specifically</w:t>
-      </w:r>
-      <w:r>
-        <w:t xml:space="preserve">, the independence of the surgical decision from the research decision is stated in both the protocol and the consent form, and consent for tissue is sought separately from consent for surgery</w:t>
-      </w:r>
-    </w:p>
-    <w:bookmarkEnd w:id="128"/>
-    <w:bookmarkStart w:id="129" w:name="consent-capacity-and-withdrawal"/>
-    <w:p>
-      <w:pPr>
-        <w:pStyle w:val="Heading2"/>
-      </w:pPr>
-      <w:r>
-        <w:t xml:space="preserve">11.4 Consent capacity and withdrawal</w:t>
-      </w:r>
-    </w:p>
-    <w:p>
-      <w:pPr>
-        <w:pStyle w:val="FirstParagraph"/>
-      </w:pPr>
-      <w:r>
-        <w:t xml:space="preserve">Only adults able to give informed consent are enrolled. Participants may withdraw at any time; data collected up to withdrawal is deleted on request unless already irreversibly incorporated into aggregate analysis, which is explained at consent.</w:t>
-      </w:r>
-    </w:p>
-    <w:bookmarkEnd w:id="129"/>
-    <w:bookmarkStart w:id="130" w:name="use-of-human-tissue"/>
-    <w:p>
-      <w:pPr>
-        <w:pStyle w:val="Heading2"/>
-      </w:pPr>
-      <w:r>
-        <w:t xml:space="preserve">11.5 Use of human tissue</w:t>
-      </w:r>
-    </w:p>
-    <w:p>
-      <w:pPr>
-        <w:pStyle w:val="FirstParagraph"/>
-      </w:pPr>
-      <w:r>
-        <w:t xml:space="preserve">Tissue is collected only from clinically indicated procedures, is surgical waste, and is used only for the purposes described. Storage, retention and disposal follow</w:t>
-      </w:r>
-      <w:r>
-        <w:t xml:space="preserve"> </w:t>
-      </w:r>
-      <w:r>
-        <w:rPr>
-          <w:rStyle w:val="VerbatimChar"/>
-        </w:rPr>
-        <w:t xml:space="preserve">[institutional human tissue policy / applicable Human Tissue Act provisions]</w:t>
-      </w:r>
-      <w:r>
-        <w:t xml:space="preserve">. Tissue is not used for genetic analysis, not commercialised, and not transferred to third parties without further specific approval.</w:t>
-      </w:r>
-    </w:p>
-    <w:bookmarkEnd w:id="130"/>
-    <w:bookmarkStart w:id="131" w:name="data-protection"/>
-    <w:p>
-      <w:pPr>
-        <w:pStyle w:val="Heading2"/>
-      </w:pPr>
-      <w:r>
-        <w:t xml:space="preserve">11.6 Data protection</w:t>
-      </w:r>
-    </w:p>
-    <w:p>
-      <w:pPr>
-        <w:pStyle w:val="FirstParagraph"/>
-      </w:pPr>
-      <w:r>
-        <w:t xml:space="preserve">Processing complies with</w:t>
-      </w:r>
-      <w:r>
-        <w:t xml:space="preserve"> </w:t>
-      </w:r>
-      <w:r>
-        <w:rPr>
-          <w:rStyle w:val="VerbatimChar"/>
-        </w:rPr>
-        <w:t xml:space="preserve">[GDPR / HIPAA / local data protection law]</w:t>
-      </w:r>
-      <w:r>
-        <w:t xml:space="preserve">. The lawful basis is</w:t>
-      </w:r>
-      <w:r>
-        <w:t xml:space="preserve"> </w:t>
-      </w:r>
-      <w:r>
-        <w:rPr>
-          <w:rStyle w:val="VerbatimChar"/>
-        </w:rPr>
-        <w:t xml:space="preserve">[consent / public task — to be specified]</w:t>
-      </w:r>
-      <w:r>
-        <w:t xml:space="preserve">. A data protection impact assessment</w:t>
-      </w:r>
-      <w:r>
-        <w:t xml:space="preserve"> </w:t>
-      </w:r>
-      <w:r>
-        <w:rPr>
-          <w:rStyle w:val="VerbatimChar"/>
-        </w:rPr>
-        <w:t xml:space="preserve">[has been / will be]</w:t>
-      </w:r>
-      <w:r>
-        <w:t xml:space="preserve"> </w:t>
-      </w:r>
-      <w:r>
-        <w:t xml:space="preserve">completed. Participants have the rights of access, rectification and erasure as described at consent.</w:t>
-      </w:r>
-    </w:p>
-    <w:bookmarkEnd w:id="131"/>
-    <w:bookmarkStart w:id="132" w:name="conflicts-of-interest"/>
-    <w:p>
-      <w:pPr>
-        <w:pStyle w:val="Heading2"/>
-      </w:pPr>
-      <w:r>
-        <w:t xml:space="preserve">11.7 Conflicts of interest</w:t>
-      </w:r>
-    </w:p>
-    <w:p>
-      <w:pPr>
-        <w:pStyle w:val="FirstParagraph"/>
-      </w:pPr>
-      <w:r>
-        <w:rPr>
-          <w:rStyle w:val="VerbatimChar"/>
-        </w:rPr>
-        <w:t xml:space="preserve">[Declare all: equipment manufacturer relationships, clinic ownership, any commercial interest in a diagnostic test for lipoedema, patent intentions.]</w:t>
-      </w:r>
-      <w:r>
-        <w:t xml:space="preserve"> </w:t>
-      </w:r>
-      <w:r>
-        <w:t xml:space="preserve">Any intention to seek intellectual property protection over the resulting algorithm</w:t>
-      </w:r>
-      <w:r>
-        <w:t xml:space="preserve"> </w:t>
-      </w:r>
-      <w:r>
-        <w:rPr>
-          <w:b/>
-          <w:bCs/>
-        </w:rPr>
-        <w:t xml:space="preserve">must be declared here and disclosed to participants at consent</w:t>
-      </w:r>
-      <w:r>
-        <w:t xml:space="preserve">, as this materially affects the terms on which people contribute their data.</w:t>
-      </w:r>
-    </w:p>
-    <w:bookmarkEnd w:id="132"/>
-    <w:bookmarkStart w:id="133" w:name="publication-and-reporting-integrity"/>
-    <w:p>
-      <w:pPr>
-        <w:pStyle w:val="Heading2"/>
-      </w:pPr>
-      <w:r>
-        <w:t xml:space="preserve">11.8 Publication and reporting integrity</w:t>
-      </w:r>
-    </w:p>
-    <w:p>
-      <w:pPr>
-        <w:pStyle w:val="Compact"/>
-        <w:numPr>
-          <w:ilvl w:val="0"/>
-          <w:numId w:val="1033"/>
-        </w:numPr>
-      </w:pPr>
-      <w:r>
-        <w:t xml:space="preserve">The study will be</w:t>
-      </w:r>
-      <w:r>
-        <w:t xml:space="preserve"> </w:t>
-      </w:r>
-      <w:r>
-        <w:rPr>
-          <w:b/>
-          <w:bCs/>
-        </w:rPr>
-        <w:t xml:space="preserve">registered on a public trials registry before recruitment begins</w:t>
-      </w:r>
-      <w:r>
-        <w:t xml:space="preserve">.</w:t>
-      </w:r>
-    </w:p>
-    <w:p>
-      <w:pPr>
-        <w:pStyle w:val="Compact"/>
-        <w:numPr>
-          <w:ilvl w:val="0"/>
-          <w:numId w:val="1033"/>
-        </w:numPr>
-      </w:pPr>
-      <w:r>
-        <w:t xml:space="preserve">The protocol, including the statistical analysis plan and the frozen-model hash, is deposited before the test cohort is analysed.</w:t>
-      </w:r>
-    </w:p>
-    <w:p>
-      <w:pPr>
-        <w:pStyle w:val="Compact"/>
-        <w:numPr>
-          <w:ilvl w:val="0"/>
-          <w:numId w:val="1033"/>
-        </w:numPr>
-      </w:pPr>
-      <w:r>
-        <w:t xml:space="preserve">Results will be published</w:t>
-      </w:r>
-      <w:r>
-        <w:t xml:space="preserve"> </w:t>
-      </w:r>
-      <w:r>
-        <w:rPr>
-          <w:b/>
-          <w:bCs/>
-        </w:rPr>
-        <w:t xml:space="preserve">irrespective of outcome</w:t>
-      </w:r>
-      <w:r>
-        <w:t xml:space="preserve">, including a null result.</w:t>
-      </w:r>
-    </w:p>
-    <w:p>
-      <w:pPr>
-        <w:pStyle w:val="Compact"/>
-        <w:numPr>
-          <w:ilvl w:val="0"/>
-          <w:numId w:val="1033"/>
-        </w:numPr>
-      </w:pPr>
-      <w:r>
-        <w:t xml:space="preserve">Reporting follows</w:t>
-      </w:r>
-      <w:r>
-        <w:t xml:space="preserve"> </w:t>
-      </w:r>
-      <w:r>
-        <w:rPr>
-          <w:b/>
-          <w:bCs/>
-        </w:rPr>
-        <w:t xml:space="preserve">STARD</w:t>
-      </w:r>
-      <w:r>
-        <w:t xml:space="preserve"> </w:t>
-      </w:r>
-      <w:r>
-        <w:t xml:space="preserve">for diagnostic accuracy,</w:t>
-      </w:r>
-      <w:r>
-        <w:t xml:space="preserve"> </w:t>
-      </w:r>
-      <w:r>
-        <w:rPr>
-          <w:b/>
-          <w:bCs/>
-        </w:rPr>
-        <w:t xml:space="preserve">TRIPOD+AI</w:t>
-      </w:r>
-      <w:r>
-        <w:t xml:space="preserve"> </w:t>
-      </w:r>
-      <w:r>
-        <w:t xml:space="preserve">for the model, and the</w:t>
-      </w:r>
-      <w:r>
-        <w:t xml:space="preserve"> </w:t>
-      </w:r>
-      <w:r>
-        <w:rPr>
-          <w:b/>
-          <w:bCs/>
-        </w:rPr>
-        <w:t xml:space="preserve">CLAIM</w:t>
-      </w:r>
-      <w:r>
-        <w:t xml:space="preserve"> </w:t>
-      </w:r>
-      <w:r>
-        <w:t xml:space="preserve">checklist for artificial intelligence in medical imaging.</w:t>
-      </w:r>
-    </w:p>
-    <w:p>
-      <w:pPr>
-        <w:pStyle w:val="Compact"/>
-        <w:numPr>
-          <w:ilvl w:val="0"/>
-          <w:numId w:val="1033"/>
-        </w:numPr>
-      </w:pPr>
-      <w:r>
-        <w:t xml:space="preserve">Any dissemination will state operating characteristics alongside any headline metric. Lipoedema patients are an actively marketed-to population, and overstated diagnostic claims are readily repurposed as clinic advertising. The investigators accept a specific responsibility not to create that material.</w:t>
-      </w:r>
-    </w:p>
-    <w:p>
-      <w:r>
-        <w:pict>
-          <v:rect style="width:0;height:1.5pt" o:hralign="center" o:hrstd="t" o:hr="t"/>
-        </w:pict>
-      </w:r>
-    </w:p>
-    <w:bookmarkEnd w:id="133"/>
-    <w:bookmarkEnd w:id="134"/>
-    <w:bookmarkStart w:id="139" w:name="expected-outcomes"/>
-    <w:p>
-      <w:pPr>
-        <w:pStyle w:val="Heading1"/>
-      </w:pPr>
-      <w:r>
-        <w:t xml:space="preserve">12. Expected Outcomes</w:t>
-      </w:r>
-    </w:p>
-    <w:bookmarkStart w:id="135" w:name="primary-anticipated-result"/>
-    <w:p>
-      <w:pPr>
-        <w:pStyle w:val="Heading2"/>
-      </w:pPr>
-      <w:r>
-        <w:t xml:space="preserve">12.1 Primary anticipated result</w:t>
-      </w:r>
-    </w:p>
-    <w:p>
-      <w:pPr>
-        <w:pStyle w:val="FirstParagraph"/>
-      </w:pPr>
-      <w:r>
-        <w:t xml:space="preserve">The sparkling appearance is expected to be quantifiable, with sparkle metrics — most likely bright-spot density and Nakagami</w:t>
-      </w:r>
-      <w:r>
-        <w:t xml:space="preserve"> </w:t>
-      </w:r>
-      <w:r>
-        <w:rPr>
-          <w:i/>
-          <w:iCs/>
-        </w:rPr>
-        <w:t xml:space="preserve">m</w:t>
-      </w:r>
-      <w:r>
-        <w:t xml:space="preserve"> </w:t>
-      </w:r>
-      <w:r>
-        <w:t xml:space="preserve">— significantly elevated in lipoedema-affected sites relative to the participant’s own upper abdominal fat, and this within-subject contrast substantially larger in Arm A than in control arms.</w:t>
-      </w:r>
-    </w:p>
-    <w:bookmarkEnd w:id="135"/>
-    <w:bookmarkStart w:id="136" w:name="realistic-performance-expectations"/>
-    <w:p>
-      <w:pPr>
-        <w:pStyle w:val="Heading2"/>
-      </w:pPr>
-      <w:r>
-        <w:t xml:space="preserve">12.2 Realistic performance expectations</w:t>
-      </w:r>
-    </w:p>
-    <w:p>
-      <w:pPr>
-        <w:pStyle w:val="FirstParagraph"/>
-      </w:pPr>
-      <w:r>
-        <w:rPr>
-          <w:b/>
-          <w:bCs/>
-        </w:rPr>
-        <w:t xml:space="preserve">A modest, well-calibrated, reproducible result is the success case.</w:t>
-      </w:r>
-      <w:r>
-        <w:t xml:space="preserve"> </w:t>
-      </w:r>
-      <w:r>
-        <w:t xml:space="preserve">The existing single-site morphometric benchmark is AUC 0.74. A plausible successful outcome is an AUC in the high 0.70s to mid 0.80s on the independent test cohort. An AUC above 0.90 would trigger a leakage audit before any positive interpretation.</w:t>
-      </w:r>
-    </w:p>
-    <w:bookmarkEnd w:id="136"/>
-    <w:bookmarkStart w:id="137" w:name="deliverables-regardless-of-outcome"/>
-    <w:p>
-      <w:pPr>
-        <w:pStyle w:val="Heading2"/>
-      </w:pPr>
-      <w:r>
-        <w:t xml:space="preserve">12.3 Deliverables regardless of outcome</w:t>
       </w:r>
     </w:p>
     <w:p>
@@ -13892,17 +14071,23 @@
         </w:numPr>
       </w:pPr>
       <w:r>
-        <w:rPr>
-          <w:b/>
-          <w:bCs/>
-        </w:rPr>
-        <w:t xml:space="preserve">A published reproducibility table</w:t>
-      </w:r>
-      <w:r>
-        <w:t xml:space="preserve"> </w:t>
-      </w:r>
-      <w:r>
-        <w:t xml:space="preserve">for quantitative ultrasound parameters of subcutaneous adipose tissue — which does not currently exist for this tissue, and is reusable by any group working on subcutaneous ultrasound.</w:t>
+        <w:t xml:space="preserve">Consent is sought by a team member</w:t>
+      </w:r>
+      <w:r>
+        <w:t xml:space="preserve"> </w:t>
+      </w:r>
+      <w:r>
+        <w:rPr>
+          <w:b/>
+          <w:bCs/>
+        </w:rPr>
+        <w:t xml:space="preserve">not directly responsible for the participant’s clinical care</w:t>
+      </w:r>
+      <w:r>
+        <w:t xml:space="preserve"> </w:t>
+      </w:r>
+      <w:r>
+        <w:t xml:space="preserve">wherever practical</w:t>
       </w:r>
     </w:p>
     <w:p>
@@ -13914,17 +14099,17 @@
         </w:numPr>
       </w:pPr>
       <w:r>
-        <w:rPr>
-          <w:b/>
-          <w:bCs/>
-        </w:rPr>
-        <w:t xml:space="preserve">A standardised, fully specified acquisition protocol</w:t>
-      </w:r>
-      <w:r>
-        <w:t xml:space="preserve"> </w:t>
-      </w:r>
-      <w:r>
-        <w:t xml:space="preserve">for research ultrasound of skin and subcutaneous fat, transferable to other conditions.</w:t>
+        <w:t xml:space="preserve">The consent discussion states explicitly and in writing that</w:t>
+      </w:r>
+      <w:r>
+        <w:t xml:space="preserve"> </w:t>
+      </w:r>
+      <w:r>
+        <w:rPr>
+          <w:b/>
+          <w:bCs/>
+        </w:rPr>
+        <w:t xml:space="preserve">declining will not affect care</w:t>
       </w:r>
     </w:p>
     <w:p>
@@ -13936,27 +14121,181 @@
         </w:numPr>
       </w:pPr>
       <w:r>
-        <w:rPr>
-          <w:b/>
-          <w:bCs/>
-        </w:rPr>
-        <w:t xml:space="preserve">Histological correlation data</w:t>
-      </w:r>
-      <w:r>
-        <w:t xml:space="preserve"> </w:t>
-      </w:r>
-      <w:r>
-        <w:t xml:space="preserve">for ultrasound appearance in lipoedema, currently absent.</w:t>
-      </w:r>
-    </w:p>
-    <w:bookmarkEnd w:id="137"/>
-    <w:bookmarkStart w:id="138" w:name="X451cec0de72c85f749855124db35cf95f86c9d8"/>
+        <w:t xml:space="preserve">Adequate time is given; consent is not sought immediately before a clinical procedure</w:t>
+      </w:r>
+    </w:p>
+    <w:p>
+      <w:pPr>
+        <w:pStyle w:val="Compact"/>
+        <w:numPr>
+          <w:ilvl w:val="0"/>
+          <w:numId w:val="1034"/>
+        </w:numPr>
+      </w:pPr>
+      <w:r>
+        <w:rPr>
+          <w:b/>
+          <w:bCs/>
+        </w:rPr>
+        <w:t xml:space="preserve">For the sub-study specifically</w:t>
+      </w:r>
+      <w:r>
+        <w:t xml:space="preserve">, the independence of the surgical decision from the research decision is stated in both the protocol and the consent form, and consent for tissue is sought separately from consent for surgery</w:t>
+      </w:r>
+    </w:p>
+    <w:bookmarkEnd w:id="131"/>
+    <w:bookmarkStart w:id="132" w:name="consent-capacity-and-withdrawal"/>
     <w:p>
       <w:pPr>
         <w:pStyle w:val="Heading2"/>
       </w:pPr>
       <w:r>
-        <w:t xml:space="preserve">12.4 Possible negative outcomes, and their value</w:t>
+        <w:t xml:space="preserve">11.4 Consent capacity and withdrawal</w:t>
+      </w:r>
+    </w:p>
+    <w:p>
+      <w:pPr>
+        <w:pStyle w:val="FirstParagraph"/>
+      </w:pPr>
+      <w:r>
+        <w:t xml:space="preserve">Only adults able to give informed consent are enrolled. Participants may withdraw at any time; data collected up to withdrawal is deleted on request unless already irreversibly incorporated into aggregate analysis, which is explained at consent.</w:t>
+      </w:r>
+    </w:p>
+    <w:bookmarkEnd w:id="132"/>
+    <w:bookmarkStart w:id="133" w:name="use-of-human-tissue"/>
+    <w:p>
+      <w:pPr>
+        <w:pStyle w:val="Heading2"/>
+      </w:pPr>
+      <w:r>
+        <w:t xml:space="preserve">11.5 Use of human tissue</w:t>
+      </w:r>
+    </w:p>
+    <w:p>
+      <w:pPr>
+        <w:pStyle w:val="FirstParagraph"/>
+      </w:pPr>
+      <w:r>
+        <w:t xml:space="preserve">Tissue is collected only from clinically indicated procedures, is surgical waste, and is used only for the purposes described. Storage, retention and disposal follow</w:t>
+      </w:r>
+      <w:r>
+        <w:t xml:space="preserve"> </w:t>
+      </w:r>
+      <w:r>
+        <w:rPr>
+          <w:rStyle w:val="VerbatimChar"/>
+        </w:rPr>
+        <w:t xml:space="preserve">[institutional human tissue policy / applicable Human Tissue Act provisions]</w:t>
+      </w:r>
+      <w:r>
+        <w:t xml:space="preserve">. Tissue is not used for genetic analysis, not commercialised, and not transferred to third parties without further specific approval.</w:t>
+      </w:r>
+    </w:p>
+    <w:bookmarkEnd w:id="133"/>
+    <w:bookmarkStart w:id="134" w:name="data-protection"/>
+    <w:p>
+      <w:pPr>
+        <w:pStyle w:val="Heading2"/>
+      </w:pPr>
+      <w:r>
+        <w:t xml:space="preserve">11.6 Data protection</w:t>
+      </w:r>
+    </w:p>
+    <w:p>
+      <w:pPr>
+        <w:pStyle w:val="FirstParagraph"/>
+      </w:pPr>
+      <w:r>
+        <w:t xml:space="preserve">Processing complies with</w:t>
+      </w:r>
+      <w:r>
+        <w:t xml:space="preserve"> </w:t>
+      </w:r>
+      <w:r>
+        <w:rPr>
+          <w:rStyle w:val="VerbatimChar"/>
+        </w:rPr>
+        <w:t xml:space="preserve">[GDPR / HIPAA / local data protection law]</w:t>
+      </w:r>
+      <w:r>
+        <w:t xml:space="preserve">. The lawful basis is</w:t>
+      </w:r>
+      <w:r>
+        <w:t xml:space="preserve"> </w:t>
+      </w:r>
+      <w:r>
+        <w:rPr>
+          <w:rStyle w:val="VerbatimChar"/>
+        </w:rPr>
+        <w:t xml:space="preserve">[consent / public task — to be specified]</w:t>
+      </w:r>
+      <w:r>
+        <w:t xml:space="preserve">. A data protection impact assessment</w:t>
+      </w:r>
+      <w:r>
+        <w:t xml:space="preserve"> </w:t>
+      </w:r>
+      <w:r>
+        <w:rPr>
+          <w:rStyle w:val="VerbatimChar"/>
+        </w:rPr>
+        <w:t xml:space="preserve">[has been / will be]</w:t>
+      </w:r>
+      <w:r>
+        <w:t xml:space="preserve"> </w:t>
+      </w:r>
+      <w:r>
+        <w:t xml:space="preserve">completed. Participants have the rights of access, rectification and erasure as described at consent.</w:t>
+      </w:r>
+    </w:p>
+    <w:bookmarkEnd w:id="134"/>
+    <w:bookmarkStart w:id="135" w:name="conflicts-of-interest"/>
+    <w:p>
+      <w:pPr>
+        <w:pStyle w:val="Heading2"/>
+      </w:pPr>
+      <w:r>
+        <w:t xml:space="preserve">11.7 Conflicts of interest</w:t>
+      </w:r>
+    </w:p>
+    <w:p>
+      <w:pPr>
+        <w:pStyle w:val="FirstParagraph"/>
+      </w:pPr>
+      <w:r>
+        <w:rPr>
+          <w:rStyle w:val="VerbatimChar"/>
+        </w:rPr>
+        <w:t xml:space="preserve">[Declare all: equipment manufacturer relationships, clinic ownership, any commercial interest in a diagnostic test for lipoedema, patent intentions.]</w:t>
+      </w:r>
+      <w:r>
+        <w:t xml:space="preserve"> </w:t>
+      </w:r>
+      <w:r>
+        <w:t xml:space="preserve">Any intention to seek intellectual property protection over the resulting algorithm</w:t>
+      </w:r>
+      <w:r>
+        <w:t xml:space="preserve"> </w:t>
+      </w:r>
+      <w:r>
+        <w:rPr>
+          <w:b/>
+          <w:bCs/>
+        </w:rPr>
+        <w:t xml:space="preserve">must be declared here and disclosed to participants at consent</w:t>
+      </w:r>
+      <w:r>
+        <w:t xml:space="preserve">, as this materially affects the terms on which people contribute their data.</w:t>
+      </w:r>
+    </w:p>
+    <w:bookmarkEnd w:id="135"/>
+    <w:bookmarkStart w:id="136" w:name="publication-and-reporting-integrity"/>
+    <w:p>
+      <w:pPr>
+        <w:pStyle w:val="Heading2"/>
+      </w:pPr>
+      <w:r>
+        <w:t xml:space="preserve">11.8 Publication and reporting integrity</w:t>
       </w:r>
     </w:p>
     <w:p>
@@ -13968,17 +14307,20 @@
         </w:numPr>
       </w:pPr>
       <w:r>
-        <w:rPr>
-          <w:b/>
-          <w:bCs/>
-        </w:rPr>
-        <w:t xml:space="preserve">Parameters prove insufficiently reproducible.</w:t>
-      </w:r>
-      <w:r>
-        <w:t xml:space="preserve"> </w:t>
-      </w:r>
-      <w:r>
-        <w:t xml:space="preserve">This would indicate that B-mode texture of subcutaneous fat is not a viable biomarker without radiofrequency-based quantitative ultrasound. Publishable and useful.</w:t>
+        <w:t xml:space="preserve">The study will be</w:t>
+      </w:r>
+      <w:r>
+        <w:t xml:space="preserve"> </w:t>
+      </w:r>
+      <w:r>
+        <w:rPr>
+          <w:b/>
+          <w:bCs/>
+        </w:rPr>
+        <w:t xml:space="preserve">registered on a public trials registry before recruitment begins</w:t>
+      </w:r>
+      <w:r>
+        <w:t xml:space="preserve">.</w:t>
       </w:r>
     </w:p>
     <w:p>
@@ -13990,17 +14332,7 @@
         </w:numPr>
       </w:pPr>
       <w:r>
-        <w:rPr>
-          <w:b/>
-          <w:bCs/>
-        </w:rPr>
-        <w:t xml:space="preserve">Sparkle proves non-specific</w:t>
-      </w:r>
-      <w:r>
-        <w:t xml:space="preserve"> </w:t>
-      </w:r>
-      <w:r>
-        <w:t xml:space="preserve">— present also in cellulite or lymphoedema. This defines the limits of the sign and prevents others pursuing it naively. Precisely why Arms D and E are included.</w:t>
+        <w:t xml:space="preserve">The protocol, including the statistical analysis plan and the frozen-model hash, is deposited before the test cohort is analysed.</w:t>
       </w:r>
     </w:p>
     <w:p>
@@ -14012,25 +14344,92 @@
         </w:numPr>
       </w:pPr>
       <w:r>
-        <w:rPr>
-          <w:b/>
-          <w:bCs/>
-        </w:rPr>
-        <w:t xml:space="preserve">Upper abdominal fat proves abnormal</w:t>
-      </w:r>
-      <w:r>
-        <w:t xml:space="preserve"> </w:t>
-      </w:r>
-      <w:r>
-        <w:t xml:space="preserve">in lipoedema, invalidating the internal control. This would itself be a novel finding about disease distribution.</w:t>
-      </w:r>
-    </w:p>
-    <w:p>
-      <w:pPr>
-        <w:pStyle w:val="FirstParagraph"/>
-      </w:pPr>
-      <w:r>
-        <w:t xml:space="preserve">All negative results will be published.</w:t>
+        <w:t xml:space="preserve">Results will be published</w:t>
+      </w:r>
+      <w:r>
+        <w:t xml:space="preserve"> </w:t>
+      </w:r>
+      <w:r>
+        <w:rPr>
+          <w:b/>
+          <w:bCs/>
+        </w:rPr>
+        <w:t xml:space="preserve">irrespective of outcome</w:t>
+      </w:r>
+      <w:r>
+        <w:t xml:space="preserve">, including a null result.</w:t>
+      </w:r>
+    </w:p>
+    <w:p>
+      <w:pPr>
+        <w:pStyle w:val="Compact"/>
+        <w:numPr>
+          <w:ilvl w:val="0"/>
+          <w:numId w:val="1035"/>
+        </w:numPr>
+      </w:pPr>
+      <w:r>
+        <w:t xml:space="preserve">Reporting follows</w:t>
+      </w:r>
+      <w:r>
+        <w:t xml:space="preserve"> </w:t>
+      </w:r>
+      <w:r>
+        <w:rPr>
+          <w:b/>
+          <w:bCs/>
+        </w:rPr>
+        <w:t xml:space="preserve">STARD</w:t>
+      </w:r>
+      <w:r>
+        <w:t xml:space="preserve"> </w:t>
+      </w:r>
+      <w:r>
+        <w:t xml:space="preserve">for diagnostic accuracy,</w:t>
+      </w:r>
+      <w:r>
+        <w:t xml:space="preserve"> </w:t>
+      </w:r>
+      <w:r>
+        <w:rPr>
+          <w:b/>
+          <w:bCs/>
+        </w:rPr>
+        <w:t xml:space="preserve">TRIPOD+AI</w:t>
+      </w:r>
+      <w:r>
+        <w:t xml:space="preserve"> </w:t>
+      </w:r>
+      <w:r>
+        <w:t xml:space="preserve">for the model, and the</w:t>
+      </w:r>
+      <w:r>
+        <w:t xml:space="preserve"> </w:t>
+      </w:r>
+      <w:r>
+        <w:rPr>
+          <w:b/>
+          <w:bCs/>
+        </w:rPr>
+        <w:t xml:space="preserve">CLAIM</w:t>
+      </w:r>
+      <w:r>
+        <w:t xml:space="preserve"> </w:t>
+      </w:r>
+      <w:r>
+        <w:t xml:space="preserve">checklist for artificial intelligence in medical imaging.</w:t>
+      </w:r>
+    </w:p>
+    <w:p>
+      <w:pPr>
+        <w:pStyle w:val="Compact"/>
+        <w:numPr>
+          <w:ilvl w:val="0"/>
+          <w:numId w:val="1035"/>
+        </w:numPr>
+      </w:pPr>
+      <w:r>
+        <w:t xml:space="preserve">Any dissemination will state operating characteristics alongside any headline metric. Lipoedema patients are an actively marketed-to population, and overstated diagnostic claims are readily repurposed as clinic advertising. The investigators accept a specific responsibility not to create that material.</w:t>
       </w:r>
     </w:p>
     <w:p>
@@ -14040,203 +14439,86 @@
         </w:pict>
       </w:r>
     </w:p>
+    <w:bookmarkEnd w:id="136"/>
+    <w:bookmarkEnd w:id="137"/>
+    <w:bookmarkStart w:id="142" w:name="expected-outcomes"/>
+    <w:p>
+      <w:pPr>
+        <w:pStyle w:val="Heading1"/>
+      </w:pPr>
+      <w:r>
+        <w:t xml:space="preserve">12. Expected Outcomes</w:t>
+      </w:r>
+    </w:p>
+    <w:bookmarkStart w:id="138" w:name="primary-anticipated-result"/>
+    <w:p>
+      <w:pPr>
+        <w:pStyle w:val="Heading2"/>
+      </w:pPr>
+      <w:r>
+        <w:t xml:space="preserve">12.1 Primary anticipated result</w:t>
+      </w:r>
+    </w:p>
+    <w:p>
+      <w:pPr>
+        <w:pStyle w:val="FirstParagraph"/>
+      </w:pPr>
+      <w:r>
+        <w:t xml:space="preserve">The sparkling appearance is expected to be quantifiable, with sparkle metrics — most likely bright-spot density and Nakagami</w:t>
+      </w:r>
+      <w:r>
+        <w:t xml:space="preserve"> </w:t>
+      </w:r>
+      <w:r>
+        <w:rPr>
+          <w:i/>
+          <w:iCs/>
+        </w:rPr>
+        <w:t xml:space="preserve">m</w:t>
+      </w:r>
+      <w:r>
+        <w:t xml:space="preserve"> </w:t>
+      </w:r>
+      <w:r>
+        <w:t xml:space="preserve">— significantly elevated in lipoedema-affected sites relative to the participant’s own upper abdominal fat, and this within-subject contrast substantially larger in Arm A than in control arms.</w:t>
+      </w:r>
+    </w:p>
     <w:bookmarkEnd w:id="138"/>
+    <w:bookmarkStart w:id="139" w:name="realistic-performance-expectations"/>
+    <w:p>
+      <w:pPr>
+        <w:pStyle w:val="Heading2"/>
+      </w:pPr>
+      <w:r>
+        <w:t xml:space="preserve">12.2 Realistic performance expectations</w:t>
+      </w:r>
+    </w:p>
+    <w:p>
+      <w:pPr>
+        <w:pStyle w:val="FirstParagraph"/>
+      </w:pPr>
+      <w:r>
+        <w:rPr>
+          <w:b/>
+          <w:bCs/>
+        </w:rPr>
+        <w:t xml:space="preserve">A modest, well-calibrated, reproducible result is the success case.</w:t>
+      </w:r>
+      <w:r>
+        <w:t xml:space="preserve"> </w:t>
+      </w:r>
+      <w:r>
+        <w:t xml:space="preserve">The existing single-site morphometric benchmark is AUC 0.74. A plausible successful outcome is an AUC in the high 0.70s to mid 0.80s on the independent test cohort. An AUC above 0.90 would trigger a leakage audit before any positive interpretation.</w:t>
+      </w:r>
+    </w:p>
     <w:bookmarkEnd w:id="139"/>
-    <w:bookmarkStart w:id="143" w:name="significance-of-the-research"/>
-    <w:p>
-      <w:pPr>
-        <w:pStyle w:val="Heading1"/>
-      </w:pPr>
-      <w:r>
-        <w:t xml:space="preserve">13. Significance of the Research</w:t>
-      </w:r>
-    </w:p>
-    <w:bookmarkStart w:id="140" w:name="if-the-study-succeeds"/>
+    <w:bookmarkStart w:id="140" w:name="deliverables-regardless-of-outcome"/>
     <w:p>
       <w:pPr>
         <w:pStyle w:val="Heading2"/>
       </w:pPr>
       <w:r>
-        <w:t xml:space="preserve">13.1 If the study succeeds</w:t>
-      </w:r>
-    </w:p>
-    <w:p>
-      <w:pPr>
-        <w:pStyle w:val="FirstParagraph"/>
-      </w:pPr>
-      <w:r>
-        <w:rPr>
-          <w:b/>
-          <w:bCs/>
-        </w:rPr>
-        <w:t xml:space="preserve">For patients.</w:t>
-      </w:r>
-      <w:r>
-        <w:t xml:space="preserve"> </w:t>
-      </w:r>
-      <w:r>
-        <w:t xml:space="preserve">The central harm in lipoedema is not the fat; it is the years of being told the problem is self-inflicted. An objective, quantitative tissue marker that does not depend on the rare availability of an expert examiner would shorten diagnostic delay and change the terms of the clinical conversation. A patient with a measurable tissue abnormality is in a different position from one with a contested clinical impression.</w:t>
-      </w:r>
-    </w:p>
-    <w:p>
-      <w:pPr>
-        <w:pStyle w:val="BodyText"/>
-      </w:pPr>
-      <w:r>
-        <w:rPr>
-          <w:b/>
-          <w:bCs/>
-        </w:rPr>
-        <w:t xml:space="preserve">For clinical practice.</w:t>
-      </w:r>
-      <w:r>
-        <w:t xml:space="preserve"> </w:t>
-      </w:r>
-      <w:r>
-        <w:t xml:space="preserve">Diagnosis currently rests on expert pattern recognition concentrated in a small number of specialist centres. A standardised protocol running on</w:t>
-      </w:r>
-      <w:r>
-        <w:t xml:space="preserve"> </w:t>
-      </w:r>
-      <w:r>
-        <w:rPr>
-          <w:b/>
-          <w:bCs/>
-        </w:rPr>
-        <w:t xml:space="preserve">general vascular ultrasound equipment already present in most departments</w:t>
-      </w:r>
-      <w:r>
-        <w:t xml:space="preserve"> </w:t>
-      </w:r>
-      <w:r>
-        <w:t xml:space="preserve">could extend objective assessment far beyond those centres — a deliberate design choice of this study.</w:t>
-      </w:r>
-    </w:p>
-    <w:p>
-      <w:pPr>
-        <w:pStyle w:val="BodyText"/>
-      </w:pPr>
-      <w:r>
-        <w:rPr>
-          <w:b/>
-          <w:bCs/>
-        </w:rPr>
-        <w:t xml:space="preserve">For the science of the disease.</w:t>
-      </w:r>
-      <w:r>
-        <w:t xml:space="preserve"> </w:t>
-      </w:r>
-      <w:r>
-        <w:t xml:space="preserve">Linking a specific acoustic signature to specific histological features would provide a non-invasive window onto adipose tissue remodelling in lipoedema, with potential application to staging, to monitoring conservative and surgical treatment, and as an endpoint in future therapeutic trials.</w:t>
-      </w:r>
-    </w:p>
-    <w:p>
-      <w:pPr>
-        <w:pStyle w:val="BodyText"/>
-      </w:pPr>
-      <w:r>
-        <w:rPr>
-          <w:b/>
-          <w:bCs/>
-        </w:rPr>
-        <w:t xml:space="preserve">For methodology.</w:t>
-      </w:r>
-      <w:r>
-        <w:t xml:space="preserve"> </w:t>
-      </w:r>
-      <w:r>
-        <w:t xml:space="preserve">The acquisition standard and reproducibility data are transferable to any research requiring quantitative ultrasound of subcutaneous tissue — cellulite, lymphoedema, scleroderma, diabetic skin disease, wound healing. This broadens the contribution well beyond one condition.</w:t>
-      </w:r>
-    </w:p>
-    <w:bookmarkEnd w:id="140"/>
-    <w:bookmarkStart w:id="141" w:name="the-narrative-this-study-would-establish"/>
-    <w:p>
-      <w:pPr>
-        <w:pStyle w:val="Heading2"/>
-      </w:pPr>
-      <w:r>
-        <w:t xml:space="preserve">13.2 The narrative this study would establish</w:t>
-      </w:r>
-    </w:p>
-    <w:p>
-      <w:pPr>
-        <w:pStyle w:val="FirstParagraph"/>
-      </w:pPr>
-      <w:r>
-        <w:t xml:space="preserve">Clinicians recognise a characteristic sparkling appearance of lipoedematous fat. This study defines that appearance physically, quantifies it under a fully standardised and reproducible acquisition protocol, demonstrates a histological substrate for it, shows it discriminates independently of tissue thickness, and validates a machine-learning model prospectively on subjects never used in development.</w:t>
-      </w:r>
-    </w:p>
-    <w:bookmarkEnd w:id="141"/>
-    <w:bookmarkStart w:id="142" w:name="what-the-study-will-not-claim"/>
-    <w:p>
-      <w:pPr>
-        <w:pStyle w:val="Heading2"/>
-      </w:pPr>
-      <w:r>
-        <w:t xml:space="preserve">13.3 What the study will not claim</w:t>
-      </w:r>
-    </w:p>
-    <w:p>
-      <w:pPr>
-        <w:pStyle w:val="FirstParagraph"/>
-      </w:pPr>
-      <w:r>
-        <w:t xml:space="preserve">Even if entirely successful, this study is a</w:t>
-      </w:r>
-      <w:r>
-        <w:t xml:space="preserve"> </w:t>
-      </w:r>
-      <w:r>
-        <w:rPr>
-          <w:b/>
-          <w:bCs/>
-        </w:rPr>
-        <w:t xml:space="preserve">discovery / proof-of-concept study</w:t>
-      </w:r>
-      <w:r>
-        <w:t xml:space="preserve">. It will support the claim that a quantifiable ultrasound tissue signature exists and is associated with a single expert’s clinical classification, in the population and on the equipment studied, with an imprecise effect estimate. It will</w:t>
-      </w:r>
-      <w:r>
-        <w:t xml:space="preserve"> </w:t>
-      </w:r>
-      <w:r>
-        <w:rPr>
-          <w:b/>
-          <w:bCs/>
-        </w:rPr>
-        <w:t xml:space="preserve">not</w:t>
-      </w:r>
-      <w:r>
-        <w:t xml:space="preserve"> </w:t>
-      </w:r>
-      <w:r>
-        <w:t xml:space="preserve">support a diagnostic-accuracy claim, and independent prospective validation is required before one is made. It will not support the claim that ultrasound artificial intelligence diagnoses lipoedema. A single-centre study with internal validation permits only cautious language; multicentre prospective evaluation would be required before stronger claims are appropriate. This limitation is stated in the protocol so that it appears in the publication rather than being extracted by a reviewer.</w:t>
-      </w:r>
-    </w:p>
-    <w:p>
-      <w:r>
-        <w:pict>
-          <v:rect style="width:0;height:1.5pt" o:hralign="center" o:hrstd="t" o:hr="t"/>
-        </w:pict>
-      </w:r>
-    </w:p>
-    <w:bookmarkEnd w:id="142"/>
-    <w:bookmarkEnd w:id="143"/>
-    <w:bookmarkStart w:id="144" w:name="declared-limitations"/>
-    <w:p>
-      <w:pPr>
-        <w:pStyle w:val="Heading1"/>
-      </w:pPr>
-      <w:r>
-        <w:t xml:space="preserve">14. Declared Limitations</w:t>
-      </w:r>
-    </w:p>
-    <w:p>
-      <w:pPr>
-        <w:pStyle w:val="FirstParagraph"/>
-      </w:pPr>
-      <w:r>
-        <w:t xml:space="preserve">Stated here so they appear in the protocol and the publication rather than being extracted by a reviewer.</w:t>
+        <w:t xml:space="preserve">12.3 Deliverables regardless of outcome</w:t>
       </w:r>
     </w:p>
     <w:p>
@@ -14252,13 +14534,13 @@
           <w:b/>
           <w:bCs/>
         </w:rPr>
-        <w:t xml:space="preserve">Single-expert reference standard.</w:t>
-      </w:r>
-      <w:r>
-        <w:t xml:space="preserve"> </w:t>
-      </w:r>
-      <w:r>
-        <w:t xml:space="preserve">All labels derive from one clinician. The study measures concordance with one expert’s clinical classification, not with a consensus or an independent gold standard. Mitigated by pre-imaging database locking, intra-rater kappa, and an independent external audit of a 20% subsample (§5.1).</w:t>
+        <w:t xml:space="preserve">A published reproducibility table</w:t>
+      </w:r>
+      <w:r>
+        <w:t xml:space="preserve"> </w:t>
+      </w:r>
+      <w:r>
+        <w:t xml:space="preserve">for quantitative ultrasound parameters of subcutaneous adipose tissue — which does not currently exist for this tissue, and is reusable by any group working on subcutaneous ultrasound.</w:t>
       </w:r>
     </w:p>
     <w:p>
@@ -14274,13 +14556,13 @@
           <w:b/>
           <w:bCs/>
         </w:rPr>
-        <w:t xml:space="preserve">No histological gold standard for the disease itself.</w:t>
-      </w:r>
-      <w:r>
-        <w:t xml:space="preserve"> </w:t>
-      </w:r>
-      <w:r>
-        <w:t xml:space="preserve">Lipoedema has no diagnostic biopsy. The histology sub-study correlates ultrasound with tissue features; it does not establish a gold-standard diagnosis.</w:t>
+        <w:t xml:space="preserve">A standardised, fully specified acquisition protocol</w:t>
+      </w:r>
+      <w:r>
+        <w:t xml:space="preserve"> </w:t>
+      </w:r>
+      <w:r>
+        <w:t xml:space="preserve">for research ultrasound of skin and subcutaneous fat, transferable to other conditions.</w:t>
       </w:r>
     </w:p>
     <w:p>
@@ -14296,13 +14578,23 @@
           <w:b/>
           <w:bCs/>
         </w:rPr>
-        <w:t xml:space="preserve">Discovery-scale sample (n = 100, expandable to a pre-specified maximum of 200).</w:t>
-      </w:r>
-      <w:r>
-        <w:t xml:space="preserve"> </w:t>
-      </w:r>
-      <w:r>
-        <w:t xml:space="preserve">Well powered to detect whether a signature exists; imprecise about its magnitude (AUC interval approximately ± 0.09). No held-out test set is taken from this cohort, because a 15-per-class test would be uninformative; cross-validated development performance is reported and independent validation deferred to a subsequent phase.</w:t>
+        <w:t xml:space="preserve">Histological correlation data</w:t>
+      </w:r>
+      <w:r>
+        <w:t xml:space="preserve"> </w:t>
+      </w:r>
+      <w:r>
+        <w:t xml:space="preserve">for ultrasound appearance in lipoedema, currently absent.</w:t>
+      </w:r>
+    </w:p>
+    <w:bookmarkEnd w:id="140"/>
+    <w:bookmarkStart w:id="141" w:name="X451cec0de72c85f749855124db35cf95f86c9d8"/>
+    <w:p>
+      <w:pPr>
+        <w:pStyle w:val="Heading2"/>
+      </w:pPr>
+      <w:r>
+        <w:t xml:space="preserve">12.4 Possible negative outcomes, and their value</w:t>
       </w:r>
     </w:p>
     <w:p>
@@ -14310,7 +14602,7 @@
         <w:pStyle w:val="Compact"/>
         <w:numPr>
           <w:ilvl w:val="0"/>
-          <w:numId w:val="1036"/>
+          <w:numId w:val="1037"/>
         </w:numPr>
       </w:pPr>
       <w:r>
@@ -14318,13 +14610,13 @@
           <w:b/>
           <w:bCs/>
         </w:rPr>
-        <w:t xml:space="preserve">No lymphoedema or obesity-without-lipoedema arm.</w:t>
-      </w:r>
-      <w:r>
-        <w:t xml:space="preserve"> </w:t>
-      </w:r>
-      <w:r>
-        <w:t xml:space="preserve">Specificity against those conditions is not established here. Cellulite is controlled as a covariate rather than an arm.</w:t>
+        <w:t xml:space="preserve">Parameters prove insufficiently reproducible.</w:t>
+      </w:r>
+      <w:r>
+        <w:t xml:space="preserve"> </w:t>
+      </w:r>
+      <w:r>
+        <w:t xml:space="preserve">This would indicate that B-mode texture of subcutaneous fat is not a viable biomarker without radiofrequency-based quantitative ultrasound. Publishable and useful.</w:t>
       </w:r>
     </w:p>
     <w:p>
@@ -14332,7 +14624,7 @@
         <w:pStyle w:val="Compact"/>
         <w:numPr>
           <w:ilvl w:val="0"/>
-          <w:numId w:val="1036"/>
+          <w:numId w:val="1037"/>
         </w:numPr>
       </w:pPr>
       <w:r>
@@ -14340,13 +14632,13 @@
           <w:b/>
           <w:bCs/>
         </w:rPr>
-        <w:t xml:space="preserve">Single centre, two consoles, three operators.</w:t>
-      </w:r>
-      <w:r>
-        <w:t xml:space="preserve"> </w:t>
-      </w:r>
-      <w:r>
-        <w:t xml:space="preserve">Generalisation to other equipment, settings and operators is unestablished. Mitigated by leave-one-console-out and leave-one-operator-out analyses, but not eliminated.</w:t>
+        <w:t xml:space="preserve">Sparkle proves non-specific</w:t>
+      </w:r>
+      <w:r>
+        <w:t xml:space="preserve"> </w:t>
+      </w:r>
+      <w:r>
+        <w:t xml:space="preserve">— present also in cellulite or lymphoedema. This defines the limits of the sign and prevents others pursuing it naively. Precisely why Arms D and E are included.</w:t>
       </w:r>
     </w:p>
     <w:p>
@@ -14354,7 +14646,7 @@
         <w:pStyle w:val="Compact"/>
         <w:numPr>
           <w:ilvl w:val="0"/>
-          <w:numId w:val="1036"/>
+          <w:numId w:val="1037"/>
         </w:numPr>
       </w:pPr>
       <w:r>
@@ -14362,13 +14654,227 @@
           <w:b/>
           <w:bCs/>
         </w:rPr>
-        <w:t xml:space="preserve">Dermal characterisation is out of reach.</w:t>
-      </w:r>
-      <w:r>
-        <w:t xml:space="preserve"> </w:t>
-      </w:r>
-      <w:r>
-        <w:t xml:space="preserve">The available probe ceiling (13 MHz) does not resolve dermal texture. The study is scoped to subcutaneous fat.</w:t>
+        <w:t xml:space="preserve">Upper abdominal fat proves abnormal</w:t>
+      </w:r>
+      <w:r>
+        <w:t xml:space="preserve"> </w:t>
+      </w:r>
+      <w:r>
+        <w:t xml:space="preserve">in lipoedema, invalidating the internal control. This would itself be a novel finding about disease distribution.</w:t>
+      </w:r>
+    </w:p>
+    <w:p>
+      <w:pPr>
+        <w:pStyle w:val="FirstParagraph"/>
+      </w:pPr>
+      <w:r>
+        <w:t xml:space="preserve">All negative results will be published.</w:t>
+      </w:r>
+    </w:p>
+    <w:p>
+      <w:r>
+        <w:pict>
+          <v:rect style="width:0;height:1.5pt" o:hralign="center" o:hrstd="t" o:hr="t"/>
+        </w:pict>
+      </w:r>
+    </w:p>
+    <w:bookmarkEnd w:id="141"/>
+    <w:bookmarkEnd w:id="142"/>
+    <w:bookmarkStart w:id="146" w:name="significance-of-the-research"/>
+    <w:p>
+      <w:pPr>
+        <w:pStyle w:val="Heading1"/>
+      </w:pPr>
+      <w:r>
+        <w:t xml:space="preserve">13. Significance of the Research</w:t>
+      </w:r>
+    </w:p>
+    <w:bookmarkStart w:id="143" w:name="if-the-study-succeeds"/>
+    <w:p>
+      <w:pPr>
+        <w:pStyle w:val="Heading2"/>
+      </w:pPr>
+      <w:r>
+        <w:t xml:space="preserve">13.1 If the study succeeds</w:t>
+      </w:r>
+    </w:p>
+    <w:p>
+      <w:pPr>
+        <w:pStyle w:val="FirstParagraph"/>
+      </w:pPr>
+      <w:r>
+        <w:rPr>
+          <w:b/>
+          <w:bCs/>
+        </w:rPr>
+        <w:t xml:space="preserve">For patients.</w:t>
+      </w:r>
+      <w:r>
+        <w:t xml:space="preserve"> </w:t>
+      </w:r>
+      <w:r>
+        <w:t xml:space="preserve">The central harm in lipoedema is not the fat; it is the years of being told the problem is self-inflicted. An objective, quantitative tissue marker that does not depend on the rare availability of an expert examiner would shorten diagnostic delay and change the terms of the clinical conversation. A patient with a measurable tissue abnormality is in a different position from one with a contested clinical impression.</w:t>
+      </w:r>
+    </w:p>
+    <w:p>
+      <w:pPr>
+        <w:pStyle w:val="BodyText"/>
+      </w:pPr>
+      <w:r>
+        <w:rPr>
+          <w:b/>
+          <w:bCs/>
+        </w:rPr>
+        <w:t xml:space="preserve">For clinical practice.</w:t>
+      </w:r>
+      <w:r>
+        <w:t xml:space="preserve"> </w:t>
+      </w:r>
+      <w:r>
+        <w:t xml:space="preserve">Diagnosis currently rests on expert pattern recognition concentrated in a small number of specialist centres. A standardised protocol running on</w:t>
+      </w:r>
+      <w:r>
+        <w:t xml:space="preserve"> </w:t>
+      </w:r>
+      <w:r>
+        <w:rPr>
+          <w:b/>
+          <w:bCs/>
+        </w:rPr>
+        <w:t xml:space="preserve">general vascular ultrasound equipment already present in most departments</w:t>
+      </w:r>
+      <w:r>
+        <w:t xml:space="preserve"> </w:t>
+      </w:r>
+      <w:r>
+        <w:t xml:space="preserve">could extend objective assessment far beyond those centres — a deliberate design choice of this study.</w:t>
+      </w:r>
+    </w:p>
+    <w:p>
+      <w:pPr>
+        <w:pStyle w:val="BodyText"/>
+      </w:pPr>
+      <w:r>
+        <w:rPr>
+          <w:b/>
+          <w:bCs/>
+        </w:rPr>
+        <w:t xml:space="preserve">For the science of the disease.</w:t>
+      </w:r>
+      <w:r>
+        <w:t xml:space="preserve"> </w:t>
+      </w:r>
+      <w:r>
+        <w:t xml:space="preserve">Linking a specific acoustic signature to specific histological features would provide a non-invasive window onto adipose tissue remodelling in lipoedema, with potential application to staging, to monitoring conservative and surgical treatment, and as an endpoint in future therapeutic trials.</w:t>
+      </w:r>
+    </w:p>
+    <w:p>
+      <w:pPr>
+        <w:pStyle w:val="BodyText"/>
+      </w:pPr>
+      <w:r>
+        <w:rPr>
+          <w:b/>
+          <w:bCs/>
+        </w:rPr>
+        <w:t xml:space="preserve">For methodology.</w:t>
+      </w:r>
+      <w:r>
+        <w:t xml:space="preserve"> </w:t>
+      </w:r>
+      <w:r>
+        <w:t xml:space="preserve">The acquisition standard and reproducibility data are transferable to any research requiring quantitative ultrasound of subcutaneous tissue — cellulite, lymphoedema, scleroderma, diabetic skin disease, wound healing. This broadens the contribution well beyond one condition.</w:t>
+      </w:r>
+    </w:p>
+    <w:bookmarkEnd w:id="143"/>
+    <w:bookmarkStart w:id="144" w:name="the-narrative-this-study-would-establish"/>
+    <w:p>
+      <w:pPr>
+        <w:pStyle w:val="Heading2"/>
+      </w:pPr>
+      <w:r>
+        <w:t xml:space="preserve">13.2 The narrative this study would establish</w:t>
+      </w:r>
+    </w:p>
+    <w:p>
+      <w:pPr>
+        <w:pStyle w:val="FirstParagraph"/>
+      </w:pPr>
+      <w:r>
+        <w:t xml:space="preserve">Clinicians recognise a characteristic sparkling appearance of lipoedematous fat. This study defines that appearance physically, quantifies it under a fully standardised and reproducible acquisition protocol, demonstrates a histological substrate for it, shows it discriminates independently of tissue thickness, and validates a machine-learning model prospectively on subjects never used in development.</w:t>
+      </w:r>
+    </w:p>
+    <w:bookmarkEnd w:id="144"/>
+    <w:bookmarkStart w:id="145" w:name="what-the-study-will-not-claim"/>
+    <w:p>
+      <w:pPr>
+        <w:pStyle w:val="Heading2"/>
+      </w:pPr>
+      <w:r>
+        <w:t xml:space="preserve">13.3 What the study will not claim</w:t>
+      </w:r>
+    </w:p>
+    <w:p>
+      <w:pPr>
+        <w:pStyle w:val="FirstParagraph"/>
+      </w:pPr>
+      <w:r>
+        <w:t xml:space="preserve">Even if entirely successful, this study is a</w:t>
+      </w:r>
+      <w:r>
+        <w:t xml:space="preserve"> </w:t>
+      </w:r>
+      <w:r>
+        <w:rPr>
+          <w:b/>
+          <w:bCs/>
+        </w:rPr>
+        <w:t xml:space="preserve">discovery / proof-of-concept study</w:t>
+      </w:r>
+      <w:r>
+        <w:t xml:space="preserve">. It will support the claim that a quantifiable ultrasound tissue signature exists and is associated with a single expert’s clinical classification, in the population and on the equipment studied, with an imprecise effect estimate. It will</w:t>
+      </w:r>
+      <w:r>
+        <w:t xml:space="preserve"> </w:t>
+      </w:r>
+      <w:r>
+        <w:rPr>
+          <w:b/>
+          <w:bCs/>
+        </w:rPr>
+        <w:t xml:space="preserve">not</w:t>
+      </w:r>
+      <w:r>
+        <w:t xml:space="preserve"> </w:t>
+      </w:r>
+      <w:r>
+        <w:t xml:space="preserve">support a diagnostic-accuracy claim, and independent prospective validation is required before one is made. It will not support the claim that ultrasound artificial intelligence diagnoses lipoedema. A single-centre study with internal validation permits only cautious language; multicentre prospective evaluation would be required before stronger claims are appropriate. This limitation is stated in the protocol so that it appears in the publication rather than being extracted by a reviewer.</w:t>
+      </w:r>
+    </w:p>
+    <w:p>
+      <w:r>
+        <w:pict>
+          <v:rect style="width:0;height:1.5pt" o:hralign="center" o:hrstd="t" o:hr="t"/>
+        </w:pict>
+      </w:r>
+    </w:p>
+    <w:bookmarkEnd w:id="145"/>
+    <w:bookmarkEnd w:id="146"/>
+    <w:bookmarkStart w:id="147" w:name="declared-limitations"/>
+    <w:p>
+      <w:pPr>
+        <w:pStyle w:val="Heading1"/>
+      </w:pPr>
+      <w:r>
+        <w:t xml:space="preserve">14. Declared Limitations</w:t>
+      </w:r>
+    </w:p>
+    <w:p>
+      <w:pPr>
+        <w:pStyle w:val="FirstParagraph"/>
+      </w:pPr>
+      <w:r>
+        <w:t xml:space="preserve">Stated here so they appear in the protocol and the publication rather than being extracted by a reviewer.</w:t>
       </w:r>
     </w:p>
     <w:p>
@@ -14376,7 +14882,7 @@
         <w:pStyle w:val="Compact"/>
         <w:numPr>
           <w:ilvl w:val="0"/>
-          <w:numId w:val="1036"/>
+          <w:numId w:val="1038"/>
         </w:numPr>
       </w:pPr>
       <w:r>
@@ -14384,13 +14890,13 @@
           <w:b/>
           <w:bCs/>
         </w:rPr>
-        <w:t xml:space="preserve">Radiofrequency data is likely unavailable</w:t>
-      </w:r>
-      <w:r>
-        <w:t xml:space="preserve"> </w:t>
-      </w:r>
-      <w:r>
-        <w:t xml:space="preserve">on this platform, restricting the study to phantom-calibrated B-mode rather than full spectral quantitative ultrasound.</w:t>
+        <w:t xml:space="preserve">Single-expert reference standard.</w:t>
+      </w:r>
+      <w:r>
+        <w:t xml:space="preserve"> </w:t>
+      </w:r>
+      <w:r>
+        <w:t xml:space="preserve">All labels derive from one clinician. The study measures concordance with one expert’s clinical classification, not with a consensus or an independent gold standard. Mitigated by pre-imaging database locking, intra-rater kappa, and an independent external audit of a 20% subsample (§5.1).</w:t>
       </w:r>
     </w:p>
     <w:p>
@@ -14398,7 +14904,7 @@
         <w:pStyle w:val="Compact"/>
         <w:numPr>
           <w:ilvl w:val="0"/>
-          <w:numId w:val="1036"/>
+          <w:numId w:val="1038"/>
         </w:numPr>
       </w:pPr>
       <w:r>
@@ -14406,10 +14912,13 @@
           <w:b/>
           <w:bCs/>
         </w:rPr>
-        <w:t xml:space="preserve">The internal control assumes upper abdominal sparing</w:t>
-      </w:r>
-      <w:r>
-        <w:t xml:space="preserve">, which is a clinical generalisation. The Phase 1 pilot tests this; if it fails, the primary endpoint requires redesign.</w:t>
+        <w:t xml:space="preserve">No histological gold standard for the disease itself.</w:t>
+      </w:r>
+      <w:r>
+        <w:t xml:space="preserve"> </w:t>
+      </w:r>
+      <w:r>
+        <w:t xml:space="preserve">Lipoedema has no diagnostic biopsy. The histology sub-study correlates ultrasound with tissue features; it does not establish a gold-standard diagnosis.</w:t>
       </w:r>
     </w:p>
     <w:p>
@@ -14417,7 +14926,202 @@
         <w:pStyle w:val="Compact"/>
         <w:numPr>
           <w:ilvl w:val="0"/>
-          <w:numId w:val="1036"/>
+          <w:numId w:val="1038"/>
+        </w:numPr>
+      </w:pPr>
+      <w:r>
+        <w:rPr>
+          <w:b/>
+          <w:bCs/>
+        </w:rPr>
+        <w:t xml:space="preserve">Discovery-scale sample (n = 100, expandable to a pre-specified maximum of 200).</w:t>
+      </w:r>
+      <w:r>
+        <w:t xml:space="preserve"> </w:t>
+      </w:r>
+      <w:r>
+        <w:t xml:space="preserve">Well powered to detect whether a signature exists; imprecise about its magnitude (AUC interval approximately ± 0.09). No held-out test set is taken from this cohort, because a 15-per-class test would be uninformative; cross-validated development performance is reported and independent validation deferred to a subsequent phase.</w:t>
+      </w:r>
+    </w:p>
+    <w:p>
+      <w:pPr>
+        <w:pStyle w:val="Compact"/>
+        <w:numPr>
+          <w:ilvl w:val="0"/>
+          <w:numId w:val="1038"/>
+        </w:numPr>
+      </w:pPr>
+      <w:r>
+        <w:rPr>
+          <w:b/>
+          <w:bCs/>
+        </w:rPr>
+        <w:t xml:space="preserve">No lymphoedema or obesity-without-lipoedema arm.</w:t>
+      </w:r>
+      <w:r>
+        <w:t xml:space="preserve"> </w:t>
+      </w:r>
+      <w:r>
+        <w:t xml:space="preserve">Specificity against those conditions is not established here. Cellulite is controlled as a covariate rather than an arm.</w:t>
+      </w:r>
+    </w:p>
+    <w:p>
+      <w:pPr>
+        <w:pStyle w:val="Compact"/>
+        <w:numPr>
+          <w:ilvl w:val="0"/>
+          <w:numId w:val="1038"/>
+        </w:numPr>
+      </w:pPr>
+      <w:r>
+        <w:rPr>
+          <w:b/>
+          <w:bCs/>
+        </w:rPr>
+        <w:t xml:space="preserve">Single centre, two consoles, three operators.</w:t>
+      </w:r>
+      <w:r>
+        <w:t xml:space="preserve"> </w:t>
+      </w:r>
+      <w:r>
+        <w:t xml:space="preserve">Generalisation to other equipment, settings and operators is unestablished. Mitigated by leave-one-console-out and leave-one-operator-out analyses, but not eliminated.</w:t>
+      </w:r>
+    </w:p>
+    <w:p>
+      <w:pPr>
+        <w:pStyle w:val="Compact"/>
+        <w:numPr>
+          <w:ilvl w:val="0"/>
+          <w:numId w:val="1038"/>
+        </w:numPr>
+      </w:pPr>
+      <w:r>
+        <w:rPr>
+          <w:b/>
+          <w:bCs/>
+        </w:rPr>
+        <w:t xml:space="preserve">Dermal characterisation is out of reach.</w:t>
+      </w:r>
+      <w:r>
+        <w:t xml:space="preserve"> </w:t>
+      </w:r>
+      <w:r>
+        <w:t xml:space="preserve">The available probe ceiling (13 MHz) does not resolve dermal texture. The study is scoped to subcutaneous fat.</w:t>
+      </w:r>
+    </w:p>
+    <w:p>
+      <w:pPr>
+        <w:pStyle w:val="Compact"/>
+        <w:numPr>
+          <w:ilvl w:val="0"/>
+          <w:numId w:val="1038"/>
+        </w:numPr>
+      </w:pPr>
+      <w:r>
+        <w:rPr>
+          <w:b/>
+          <w:bCs/>
+        </w:rPr>
+        <w:t xml:space="preserve">Radiofrequency data is likely unavailable</w:t>
+      </w:r>
+      <w:r>
+        <w:t xml:space="preserve"> </w:t>
+      </w:r>
+      <w:r>
+        <w:t xml:space="preserve">on this platform, restricting the study to phantom-calibrated B-mode rather than full spectral quantitative ultrasound.</w:t>
+      </w:r>
+    </w:p>
+    <w:p>
+      <w:pPr>
+        <w:pStyle w:val="Compact"/>
+        <w:numPr>
+          <w:ilvl w:val="0"/>
+          <w:numId w:val="1038"/>
+        </w:numPr>
+      </w:pPr>
+      <w:r>
+        <w:rPr>
+          <w:b/>
+          <w:bCs/>
+        </w:rPr>
+        <w:t xml:space="preserve">The internal control assumes upper abdominal sparing</w:t>
+      </w:r>
+      <w:r>
+        <w:t xml:space="preserve">, which is a clinical generalisation. The Phase 1 pilot tests this; if it fails, the primary endpoint requires redesign.</w:t>
+      </w:r>
+    </w:p>
+    <w:p>
+      <w:pPr>
+        <w:pStyle w:val="Compact"/>
+        <w:numPr>
+          <w:ilvl w:val="0"/>
+          <w:numId w:val="1038"/>
+        </w:numPr>
+      </w:pPr>
+      <w:r>
+        <w:rPr>
+          <w:b/>
+          <w:bCs/>
+        </w:rPr>
+        <w:t xml:space="preserve">The sonographer cannot be blinded to arm.</w:t>
+      </w:r>
+      <w:r>
+        <w:t xml:space="preserve"> </w:t>
+      </w:r>
+      <w:r>
+        <w:t xml:space="preserve">The phenotype is visible and palpable at the point of scanning. Mitigated by locked console settings, measured contact force, and fully blinded downstream ROI placement and analysis (§6.2A) — reduced, not eliminated.</w:t>
+      </w:r>
+    </w:p>
+    <w:p>
+      <w:pPr>
+        <w:pStyle w:val="Compact"/>
+        <w:numPr>
+          <w:ilvl w:val="0"/>
+          <w:numId w:val="1038"/>
+        </w:numPr>
+      </w:pPr>
+      <w:r>
+        <w:rPr>
+          <w:b/>
+          <w:bCs/>
+        </w:rPr>
+        <w:t xml:space="preserve">No control histology exists.</w:t>
+      </w:r>
+      <w:r>
+        <w:t xml:space="preserve"> </w:t>
+      </w:r>
+      <w:r>
+        <w:t xml:space="preserve">Only lipoedema participants undergo surgery, so the histological sub-study cannot establish that any tissue feature is specific to lipoedema (§6.4B).</w:t>
+      </w:r>
+    </w:p>
+    <w:p>
+      <w:pPr>
+        <w:pStyle w:val="Compact"/>
+        <w:numPr>
+          <w:ilvl w:val="0"/>
+          <w:numId w:val="1038"/>
+        </w:numPr>
+      </w:pPr>
+      <w:r>
+        <w:rPr>
+          <w:b/>
+          <w:bCs/>
+        </w:rPr>
+        <w:t xml:space="preserve">Power is computed for the paired contrast, while the primary test is an arm × site interaction.</w:t>
+      </w:r>
+      <w:r>
+        <w:t xml:space="preserve"> </w:t>
+      </w:r>
+      <w:r>
+        <w:t xml:space="preserve">The figures in §8.4 are an approximation pending the statistician’s correction (§15).</w:t>
+      </w:r>
+    </w:p>
+    <w:p>
+      <w:pPr>
+        <w:pStyle w:val="Compact"/>
+        <w:numPr>
+          <w:ilvl w:val="0"/>
+          <w:numId w:val="1038"/>
         </w:numPr>
       </w:pPr>
       <w:r>
@@ -14441,8 +15145,8 @@
         </w:pict>
       </w:r>
     </w:p>
-    <w:bookmarkEnd w:id="144"/>
-    <w:bookmarkStart w:id="148" w:name="X89295af00317917340c4eda0920560fdec7458b"/>
+    <w:bookmarkEnd w:id="147"/>
+    <w:bookmarkStart w:id="151" w:name="X89295af00317917340c4eda0920560fdec7458b"/>
     <w:p>
       <w:pPr>
         <w:pStyle w:val="Heading1"/>
@@ -14469,7 +15173,7 @@
         <w:t xml:space="preserve">They are not a substitute for statistical sign-off, and the following are open questions where the statistician’s judgement should override this document.</w:t>
       </w:r>
     </w:p>
-    <w:bookmarkStart w:id="145" w:name="X359d943433e5c67653479e4cfe4eda4c17f29bd"/>
+    <w:bookmarkStart w:id="148" w:name="X359d943433e5c67653479e4cfe4eda4c17f29bd"/>
     <w:p>
       <w:pPr>
         <w:pStyle w:val="Heading2"/>
@@ -14863,8 +15567,8 @@
         </w:tc>
       </w:tr>
     </w:tbl>
-    <w:bookmarkEnd w:id="145"/>
-    <w:bookmarkStart w:id="146" w:name="Xeb46f1f25d31d42d4e3112066f364826de17fa7"/>
+    <w:bookmarkEnd w:id="148"/>
+    <w:bookmarkStart w:id="149" w:name="Xeb46f1f25d31d42d4e3112066f364826de17fa7"/>
     <w:p>
       <w:pPr>
         <w:pStyle w:val="Heading2"/>
@@ -14878,7 +15582,7 @@
         <w:pStyle w:val="Compact"/>
         <w:numPr>
           <w:ilvl w:val="0"/>
-          <w:numId w:val="1037"/>
+          <w:numId w:val="1039"/>
         </w:numPr>
       </w:pPr>
       <w:r>
@@ -14900,7 +15604,7 @@
         <w:pStyle w:val="Compact"/>
         <w:numPr>
           <w:ilvl w:val="0"/>
-          <w:numId w:val="1037"/>
+          <w:numId w:val="1039"/>
         </w:numPr>
       </w:pPr>
       <w:r>
@@ -14919,7 +15623,7 @@
         <w:pStyle w:val="Compact"/>
         <w:numPr>
           <w:ilvl w:val="0"/>
-          <w:numId w:val="1037"/>
+          <w:numId w:val="1039"/>
         </w:numPr>
       </w:pPr>
       <w:r>
@@ -14941,7 +15645,7 @@
         <w:pStyle w:val="Compact"/>
         <w:numPr>
           <w:ilvl w:val="0"/>
-          <w:numId w:val="1037"/>
+          <w:numId w:val="1039"/>
         </w:numPr>
       </w:pPr>
       <w:r>
@@ -14963,7 +15667,7 @@
         <w:pStyle w:val="Compact"/>
         <w:numPr>
           <w:ilvl w:val="0"/>
-          <w:numId w:val="1037"/>
+          <w:numId w:val="1039"/>
         </w:numPr>
       </w:pPr>
       <w:r>
@@ -14985,7 +15689,7 @@
         <w:pStyle w:val="Compact"/>
         <w:numPr>
           <w:ilvl w:val="0"/>
-          <w:numId w:val="1037"/>
+          <w:numId w:val="1039"/>
         </w:numPr>
       </w:pPr>
       <w:r>
@@ -15007,7 +15711,7 @@
         <w:pStyle w:val="Compact"/>
         <w:numPr>
           <w:ilvl w:val="0"/>
-          <w:numId w:val="1037"/>
+          <w:numId w:val="1039"/>
         </w:numPr>
       </w:pPr>
       <w:r>
@@ -15029,7 +15733,7 @@
         <w:pStyle w:val="Compact"/>
         <w:numPr>
           <w:ilvl w:val="0"/>
-          <w:numId w:val="1037"/>
+          <w:numId w:val="1039"/>
         </w:numPr>
       </w:pPr>
       <w:r>
@@ -15064,7 +15768,7 @@
         <w:pStyle w:val="Compact"/>
         <w:numPr>
           <w:ilvl w:val="0"/>
-          <w:numId w:val="1037"/>
+          <w:numId w:val="1039"/>
         </w:numPr>
       </w:pPr>
       <w:r>
@@ -15081,8 +15785,8 @@
         <w:t xml:space="preserve">(Appendix E) before recruitment opens.</w:t>
       </w:r>
     </w:p>
-    <w:bookmarkEnd w:id="146"/>
-    <w:bookmarkStart w:id="147" w:name="Xb5479fe7ead68539f4ffe6821a0ae35b958e2d0"/>
+    <w:bookmarkEnd w:id="149"/>
+    <w:bookmarkStart w:id="150" w:name="Xb5479fe7ead68539f4ffe6821a0ae35b958e2d0"/>
     <w:p>
       <w:pPr>
         <w:pStyle w:val="Heading2"/>
@@ -15104,7 +15808,7 @@
         <w:pStyle w:val="Compact"/>
         <w:numPr>
           <w:ilvl w:val="0"/>
-          <w:numId w:val="1038"/>
+          <w:numId w:val="1040"/>
         </w:numPr>
       </w:pPr>
       <w:r>
@@ -15123,7 +15827,7 @@
         <w:pStyle w:val="Compact"/>
         <w:numPr>
           <w:ilvl w:val="0"/>
-          <w:numId w:val="1038"/>
+          <w:numId w:val="1040"/>
         </w:numPr>
       </w:pPr>
       <w:r>
@@ -15142,7 +15846,7 @@
         <w:pStyle w:val="Compact"/>
         <w:numPr>
           <w:ilvl w:val="0"/>
-          <w:numId w:val="1038"/>
+          <w:numId w:val="1040"/>
         </w:numPr>
       </w:pPr>
       <w:r>
@@ -15161,7 +15865,7 @@
         <w:pStyle w:val="Compact"/>
         <w:numPr>
           <w:ilvl w:val="0"/>
-          <w:numId w:val="1038"/>
+          <w:numId w:val="1040"/>
         </w:numPr>
       </w:pPr>
       <w:r>
@@ -15183,7 +15887,7 @@
         <w:pStyle w:val="Compact"/>
         <w:numPr>
           <w:ilvl w:val="0"/>
-          <w:numId w:val="1038"/>
+          <w:numId w:val="1040"/>
         </w:numPr>
       </w:pPr>
       <w:r>
@@ -15194,9 +15898,9 @@
         <w:t xml:space="preserve">Publication irrespective of outcome</w:t>
       </w:r>
     </w:p>
-    <w:bookmarkEnd w:id="147"/>
-    <w:bookmarkEnd w:id="148"/>
-    <w:bookmarkStart w:id="149" w:name="study-timeline"/>
+    <w:bookmarkEnd w:id="150"/>
+    <w:bookmarkEnd w:id="151"/>
+    <w:bookmarkStart w:id="152" w:name="study-timeline"/>
     <w:p>
       <w:pPr>
         <w:pStyle w:val="Heading1"/>
@@ -15515,8 +16219,8 @@
         </w:pict>
       </w:r>
     </w:p>
-    <w:bookmarkEnd w:id="149"/>
-    <w:bookmarkStart w:id="151" w:name="appendices"/>
+    <w:bookmarkEnd w:id="152"/>
+    <w:bookmarkStart w:id="154" w:name="appendices"/>
     <w:p>
       <w:pPr>
         <w:pStyle w:val="Heading1"/>
@@ -15530,7 +16234,7 @@
         <w:pStyle w:val="Compact"/>
         <w:numPr>
           <w:ilvl w:val="0"/>
-          <w:numId w:val="1039"/>
+          <w:numId w:val="1041"/>
         </w:numPr>
       </w:pPr>
       <w:r>
@@ -15561,7 +16265,7 @@
         <w:pStyle w:val="Compact"/>
         <w:numPr>
           <w:ilvl w:val="0"/>
-          <w:numId w:val="1039"/>
+          <w:numId w:val="1041"/>
         </w:numPr>
       </w:pPr>
       <w:r>
@@ -15592,7 +16296,7 @@
         <w:pStyle w:val="Compact"/>
         <w:numPr>
           <w:ilvl w:val="0"/>
-          <w:numId w:val="1039"/>
+          <w:numId w:val="1041"/>
         </w:numPr>
       </w:pPr>
       <w:r>
@@ -15623,7 +16327,7 @@
         <w:pStyle w:val="Compact"/>
         <w:numPr>
           <w:ilvl w:val="0"/>
-          <w:numId w:val="1039"/>
+          <w:numId w:val="1041"/>
         </w:numPr>
       </w:pPr>
       <w:r>
@@ -15645,7 +16349,7 @@
         <w:pStyle w:val="Compact"/>
         <w:numPr>
           <w:ilvl w:val="0"/>
-          <w:numId w:val="1039"/>
+          <w:numId w:val="1041"/>
         </w:numPr>
       </w:pPr>
       <w:r>
@@ -15667,7 +16371,7 @@
         <w:pStyle w:val="Compact"/>
         <w:numPr>
           <w:ilvl w:val="0"/>
-          <w:numId w:val="1039"/>
+          <w:numId w:val="1041"/>
         </w:numPr>
       </w:pPr>
       <w:r>
@@ -15689,7 +16393,7 @@
         <w:pStyle w:val="Compact"/>
         <w:numPr>
           <w:ilvl w:val="0"/>
-          <w:numId w:val="1039"/>
+          <w:numId w:val="1041"/>
         </w:numPr>
       </w:pPr>
       <w:r>
@@ -15724,7 +16428,7 @@
         </w:pict>
       </w:r>
     </w:p>
-    <w:bookmarkStart w:id="150" w:name="references"/>
+    <w:bookmarkStart w:id="153" w:name="references"/>
     <w:p>
       <w:pPr>
         <w:pStyle w:val="Heading2"/>
@@ -15951,8 +16655,8 @@
         </w:r>
       </w:hyperlink>
     </w:p>
-    <w:bookmarkEnd w:id="150"/>
-    <w:bookmarkEnd w:id="151"/>
+    <w:bookmarkEnd w:id="153"/>
+    <w:bookmarkEnd w:id="154"/>
     <w:sectPr>
       <w:footnotePr>
         <w:numRestart w:val="eachSect"/>
@@ -16429,15 +17133,6 @@
     </w:lvlOverride>
   </w:num>
   <w:num w:numId="1014">
-    <w:abstractNumId w:val="991"/>
-  </w:num>
-  <w:num w:numId="1015">
-    <w:abstractNumId w:val="991"/>
-  </w:num>
-  <w:num w:numId="1016">
-    <w:abstractNumId w:val="991"/>
-  </w:num>
-  <w:num w:numId="1017">
     <w:abstractNumId w:val="99411"/>
     <w:lvlOverride w:ilvl="0">
       <w:startOverride w:val="1"/>
@@ -16467,13 +17162,16 @@
       <w:startOverride w:val="1"/>
     </w:lvlOverride>
   </w:num>
-  <w:num w:numId="1018">
+  <w:num w:numId="1015">
     <w:abstractNumId w:val="991"/>
   </w:num>
-  <w:num w:numId="1019">
+  <w:num w:numId="1016">
     <w:abstractNumId w:val="991"/>
   </w:num>
-  <w:num w:numId="1020">
+  <w:num w:numId="1017">
+    <w:abstractNumId w:val="991"/>
+  </w:num>
+  <w:num w:numId="1018">
     <w:abstractNumId w:val="99411"/>
     <w:lvlOverride w:ilvl="0">
       <w:startOverride w:val="1"/>
@@ -16502,6 +17200,12 @@
     <w:lvlOverride w:ilvl="8">
       <w:startOverride w:val="1"/>
     </w:lvlOverride>
+  </w:num>
+  <w:num w:numId="1019">
+    <w:abstractNumId w:val="991"/>
+  </w:num>
+  <w:num w:numId="1020">
+    <w:abstractNumId w:val="991"/>
   </w:num>
   <w:num w:numId="1021">
     <w:abstractNumId w:val="99411"/>
@@ -16564,9 +17268,6 @@
     </w:lvlOverride>
   </w:num>
   <w:num w:numId="1023">
-    <w:abstractNumId w:val="991"/>
-  </w:num>
-  <w:num w:numId="1024">
     <w:abstractNumId w:val="99411"/>
     <w:lvlOverride w:ilvl="0">
       <w:startOverride w:val="1"/>
@@ -16596,34 +17297,10 @@
       <w:startOverride w:val="1"/>
     </w:lvlOverride>
   </w:num>
-  <w:num w:numId="1025">
+  <w:num w:numId="1024">
     <w:abstractNumId w:val="991"/>
   </w:num>
-  <w:num w:numId="1026">
-    <w:abstractNumId w:val="991"/>
-  </w:num>
-  <w:num w:numId="1027">
-    <w:abstractNumId w:val="991"/>
-  </w:num>
-  <w:num w:numId="1028">
-    <w:abstractNumId w:val="991"/>
-  </w:num>
-  <w:num w:numId="1029">
-    <w:abstractNumId w:val="991"/>
-  </w:num>
-  <w:num w:numId="1030">
-    <w:abstractNumId w:val="991"/>
-  </w:num>
-  <w:num w:numId="1031">
-    <w:abstractNumId w:val="991"/>
-  </w:num>
-  <w:num w:numId="1032">
-    <w:abstractNumId w:val="991"/>
-  </w:num>
-  <w:num w:numId="1033">
-    <w:abstractNumId w:val="991"/>
-  </w:num>
-  <w:num w:numId="1034">
+  <w:num w:numId="1025">
     <w:abstractNumId w:val="99411"/>
     <w:lvlOverride w:ilvl="0">
       <w:startOverride w:val="1"/>
@@ -16652,6 +17329,60 @@
     <w:lvlOverride w:ilvl="8">
       <w:startOverride w:val="1"/>
     </w:lvlOverride>
+  </w:num>
+  <w:num w:numId="1026">
+    <w:abstractNumId w:val="991"/>
+  </w:num>
+  <w:num w:numId="1027">
+    <w:abstractNumId w:val="991"/>
+  </w:num>
+  <w:num w:numId="1028">
+    <w:abstractNumId w:val="991"/>
+  </w:num>
+  <w:num w:numId="1029">
+    <w:abstractNumId w:val="991"/>
+  </w:num>
+  <w:num w:numId="1030">
+    <w:abstractNumId w:val="991"/>
+  </w:num>
+  <w:num w:numId="1031">
+    <w:abstractNumId w:val="99411"/>
+    <w:lvlOverride w:ilvl="0">
+      <w:startOverride w:val="1"/>
+    </w:lvlOverride>
+    <w:lvlOverride w:ilvl="1">
+      <w:startOverride w:val="1"/>
+    </w:lvlOverride>
+    <w:lvlOverride w:ilvl="2">
+      <w:startOverride w:val="1"/>
+    </w:lvlOverride>
+    <w:lvlOverride w:ilvl="3">
+      <w:startOverride w:val="1"/>
+    </w:lvlOverride>
+    <w:lvlOverride w:ilvl="4">
+      <w:startOverride w:val="1"/>
+    </w:lvlOverride>
+    <w:lvlOverride w:ilvl="5">
+      <w:startOverride w:val="1"/>
+    </w:lvlOverride>
+    <w:lvlOverride w:ilvl="6">
+      <w:startOverride w:val="1"/>
+    </w:lvlOverride>
+    <w:lvlOverride w:ilvl="7">
+      <w:startOverride w:val="1"/>
+    </w:lvlOverride>
+    <w:lvlOverride w:ilvl="8">
+      <w:startOverride w:val="1"/>
+    </w:lvlOverride>
+  </w:num>
+  <w:num w:numId="1032">
+    <w:abstractNumId w:val="991"/>
+  </w:num>
+  <w:num w:numId="1033">
+    <w:abstractNumId w:val="991"/>
+  </w:num>
+  <w:num w:numId="1034">
+    <w:abstractNumId w:val="991"/>
   </w:num>
   <w:num w:numId="1035">
     <w:abstractNumId w:val="991"/>
@@ -16687,6 +17418,9 @@
     </w:lvlOverride>
   </w:num>
   <w:num w:numId="1037">
+    <w:abstractNumId w:val="991"/>
+  </w:num>
+  <w:num w:numId="1038">
     <w:abstractNumId w:val="99411"/>
     <w:lvlOverride w:ilvl="0">
       <w:startOverride w:val="1"/>
@@ -16716,10 +17450,40 @@
       <w:startOverride w:val="1"/>
     </w:lvlOverride>
   </w:num>
-  <w:num w:numId="1038">
+  <w:num w:numId="1039">
+    <w:abstractNumId w:val="99411"/>
+    <w:lvlOverride w:ilvl="0">
+      <w:startOverride w:val="1"/>
+    </w:lvlOverride>
+    <w:lvlOverride w:ilvl="1">
+      <w:startOverride w:val="1"/>
+    </w:lvlOverride>
+    <w:lvlOverride w:ilvl="2">
+      <w:startOverride w:val="1"/>
+    </w:lvlOverride>
+    <w:lvlOverride w:ilvl="3">
+      <w:startOverride w:val="1"/>
+    </w:lvlOverride>
+    <w:lvlOverride w:ilvl="4">
+      <w:startOverride w:val="1"/>
+    </w:lvlOverride>
+    <w:lvlOverride w:ilvl="5">
+      <w:startOverride w:val="1"/>
+    </w:lvlOverride>
+    <w:lvlOverride w:ilvl="6">
+      <w:startOverride w:val="1"/>
+    </w:lvlOverride>
+    <w:lvlOverride w:ilvl="7">
+      <w:startOverride w:val="1"/>
+    </w:lvlOverride>
+    <w:lvlOverride w:ilvl="8">
+      <w:startOverride w:val="1"/>
+    </w:lvlOverride>
+  </w:num>
+  <w:num w:numId="1040">
     <w:abstractNumId w:val="991"/>
   </w:num>
-  <w:num w:numId="1039">
+  <w:num w:numId="1041">
     <w:abstractNumId w:val="991"/>
   </w:num>
 </w:numbering>

--- a/deliverables/Sparkle-Study-IRB-Protocol.docx
+++ b/deliverables/Sparkle-Study-IRB-Protocol.docx
@@ -1610,7 +1610,23 @@
         <w:t xml:space="preserve"> </w:t>
       </w:r>
       <w:r>
-        <w:t xml:space="preserve">(affected site vs the participant’s own upper abdomen) serving the primary endpoint.</w:t>
+        <w:t xml:space="preserve">(affected site vs the participant’s own upper abdomen), computed in both arms, whose</w:t>
+      </w:r>
+      <w:r>
+        <w:t xml:space="preserve"> </w:t>
+      </w:r>
+      <w:r>
+        <w:rPr>
+          <w:b/>
+          <w:bCs/>
+        </w:rPr>
+        <w:t xml:space="preserve">arm × site interaction</w:t>
+      </w:r>
+      <w:r>
+        <w:t xml:space="preserve"> </w:t>
+      </w:r>
+      <w:r>
+        <w:t xml:space="preserve">is the primary test (§8.2).</w:t>
       </w:r>
     </w:p>
     <w:p>
@@ -6908,13 +6924,37 @@
         <w:t xml:space="preserve">That is the correct trade-off for a discovery study, and it is stated as such rather than disguised.</w:t>
       </w:r>
     </w:p>
-    <w:bookmarkStart w:id="75" w:name="Xe43db804e40e7e143760e7d8ce45fcc500cd2a3"/>
+    <w:bookmarkStart w:id="75" w:name="Xca91063db618e69ee5dfddfb36dac0dddef297f"/>
     <w:p>
       <w:pPr>
         <w:pStyle w:val="Heading3"/>
       </w:pPr>
       <w:r>
-        <w:t xml:space="preserve">H1 — primary endpoint (paired, within-subject, n = 50 lipoedema)</w:t>
+        <w:t xml:space="preserve">H1 — primary endpoint, paired-contrast approximation (within-subject, n = 50 lipoedema)</w:t>
+      </w:r>
+    </w:p>
+    <w:p>
+      <w:pPr>
+        <w:pStyle w:val="BlockText"/>
+      </w:pPr>
+      <w:r>
+        <w:t xml:space="preserve">The primary test is the</w:t>
+      </w:r>
+      <w:r>
+        <w:t xml:space="preserve"> </w:t>
+      </w:r>
+      <w:r>
+        <w:rPr>
+          <w:b/>
+          <w:bCs/>
+        </w:rPr>
+        <w:t xml:space="preserve">arm × site interaction</w:t>
+      </w:r>
+      <w:r>
+        <w:t xml:space="preserve"> </w:t>
+      </w:r>
+      <w:r>
+        <w:t xml:space="preserve">(§8.2). The figures below are computed for the within-Arm-A paired contrast, which is an approximation to it and generally optimistic. Correcting this is task 1 for the study statistician (§15).</w:t>
       </w:r>
     </w:p>
     <w:p>
